--- a/klagomål/Maskaure Siebdniesjávrrie-Lillberget, 122 ha FSC-klagomål.docx
+++ b/klagomål/Maskaure Siebdniesjávrrie-Lillberget, 122 ha FSC-klagomål.docx
@@ -1982,7 +1982,7 @@
     <w:r>
       <w:tab/>
       <w:tab/>
-      <w:t>2026-07-22</w:t>
+      <w:t>2026-07-23</w:t>
       <w:br/>
       <w:br/>
     </w:r>

--- a/klagomål/Maskaure Siebdniesjávrrie-Lillberget, 122 ha FSC-klagomål.docx
+++ b/klagomål/Maskaure Siebdniesjávrrie-Lillberget, 122 ha FSC-klagomål.docx
@@ -1982,7 +1982,7 @@
     <w:r>
       <w:tab/>
       <w:tab/>
-      <w:t>2026-07-23</w:t>
+      <w:t>2026-07-24</w:t>
       <w:br/>
       <w:br/>
     </w:r>

--- a/klagomål/Maskaure Siebdniesjávrrie-Lillberget, 122 ha FSC-klagomål.docx
+++ b/klagomål/Maskaure Siebdniesjávrrie-Lillberget, 122 ha FSC-klagomål.docx
@@ -178,7 +178,7 @@
       <w:r>
         <w:drawing>
           <wp:inline xmlns:a="http://schemas.openxmlformats.org/drawingml/2006/main" xmlns:pic="http://schemas.openxmlformats.org/drawingml/2006/picture">
-            <wp:extent cx="5070575" cy="5724000"/>
+            <wp:extent cx="4976648" cy="5724000"/>
             <wp:docPr id="1" name="Picture 1"/>
             <wp:cNvGraphicFramePr>
               <a:graphicFrameLocks noChangeAspect="1"/>
@@ -199,7 +199,7 @@
                   <pic:spPr>
                     <a:xfrm>
                       <a:off x="0" y="0"/>
-                      <a:ext cx="5070575" cy="5724000"/>
+                      <a:ext cx="4976648" cy="5724000"/>
                     </a:xfrm>
                     <a:prstGeom prst="rect"/>
                   </pic:spPr>
@@ -221,7 +221,7 @@
     </w:p>
     <w:p>
       <w:r>
-        <w:t>I området finns fynd av 37 naturvårdsarter, varav 25 är rödlistade, 8 är fridlysta, 24 är typiska (T) och 7 är signalarter (S): fläckporing (VU, T), garnlav (VU, T), grantickeporing (VU), nordlig parasitporing (VU), ostticka (VU, T), blanksvart spiklav (NT), doftskinn (NT, T), dvärgbägarlav (NT, T), gammelgransskål (NT, T), knottrig blåslav (NT, T), kolflarnlav (NT, T), lavskrika (NT, T, §4), liten svartspik (NT), nordtagging (NT), rosenticka (NT, T), rynkskinn (NT, T), skogshare (NT), stjärntagging (NT, T), talltagel (NT, T), talltita (NT, §4), tretåig hackspett (NT, T, §4), ullticka (NT, T), vedskivlav (NT, T), vitgrynig nållav (NT), äggvaxskivling (NT), blodticka (S, T), bollvitmossa (S, T), bårdlav (S, T), norrlandslav (S, T), spindelblomster (S, T, §8), stuplav (S, T), vågbandad barkbock (S), tjäder (T, §4), ängskovall (T), orre (§4), fläcknycklar (§8) och revlummer (§9). Se Figur 1.</w:t>
+        <w:t>I området finns fynd av 40 naturvårdsarter, varav 28 är rödlistade, 8 är fridlysta, 25 är typiska (T) och 7 är signalarter (S): fläckporing (VU, T), garnlav (VU, T), grantickeporing (VU), nordlig parasitporing (VU), ostticka (VU, T), blanksvart spiklav (NT), doftskinn (NT, T), dvärgbägarlav (NT, T), gammelgransskål (NT, T), harticka (NT, T), knottrig blåslav (NT, T), kolflarnlav (NT, T), kortskaftad ärgspik (NT), lavskrika (NT, T, §4), liten svartspik (NT), nordtagging (NT), rosenticka (NT, T), rynkskinn (NT, T), skogshare (NT), stjärntagging (NT, T), talltagel (NT, T), talltita (NT, §4), tretåig hackspett (NT, T, §4), ullticka (NT, T), vedflamlav (NT), vedskivlav (NT, T), vitgrynig nållav (NT), äggvaxskivling (NT), blodticka (S, T), bollvitmossa (S, T), bårdlav (S, T), norrlandslav (S, T), spindelblomster (S, T, §8), stuplav (S, T), vågbandad barkbock (S), tjäder (T, §4), ängskovall (T), orre (§4), fläcknycklar (§8) och revlummer (§9). Se Figur 1.</w:t>
       </w:r>
     </w:p>
     <w:p>
@@ -432,50 +432,59 @@
         <w:rPr>
           <w:b/>
         </w:rPr>
-        <w:t>Knottrig blåslav (NT)</w:t>
-      </w:r>
-      <w:r>
-        <w:t xml:space="preserve"> har sin huvudutbredning i gamla granskogar i det övre barrskogsbältet mot fjällen. Den signalerar alltid höga naturvärden och växer i skogar med lång kontinuitet, mest i opåverkade naturskogsbestånd. Arten överlever inte en slutavverkning (inklusive hänsyn) och den finns idag enbart i kontinuitetsskog. Lavens fortsatta förekomst bör säkerställas genom att lokaler med äldre barrskog skyddas. Knottrig blåslav är typisk art för </w:t>
+        <w:t>Harticka (NT)</w:t>
+      </w:r>
+      <w:r>
+        <w:t xml:space="preserve"> är normalt en mycket bra signalart för granskogar med höga naturvärden. Även när svampen påträffas i mer påverkade skogar är det nästan alltid fråga om skogsmiljöer i sena successionsstadier med höga naturvärden. Skogsskötselåtgärder på eller i omedelbar närhet av växtplatserna kan innebära ett hot mot arten. Harticka är typisk art för </w:t>
       </w:r>
       <w:r>
         <w:rPr>
           <w:i/>
         </w:rPr>
-        <w:t xml:space="preserve">9010 Taiga </w:t>
-      </w:r>
-      <w:r>
-        <w:t>och</w:t>
+        <w:t xml:space="preserve">9010 Taiga, 9050 Näringsrik granskog </w:t>
+      </w:r>
+      <w:r>
+        <w:t xml:space="preserve">och </w:t>
       </w:r>
       <w:r>
         <w:rPr>
           <w:i/>
         </w:rPr>
-        <w:t xml:space="preserve"> 9040 Fjällbjörkskog</w:t>
+        <w:t>9030 Landhöjningsskog</w:t>
+      </w:r>
+      <w:r>
+        <w:t xml:space="preserve"> (SLU Artdatabanken, 2024; Nitare &amp; Skogsstyrelsen, 2019).</w:t>
       </w:r>
     </w:p>
     <w:p>
       <w:r>
-        <w:t>(SLU Artdatabanken, 2024; Nitare &amp; Skogsstyrelsen, 2019).</w:t>
+        <w:rPr>
+          <w:b/>
+        </w:rPr>
+        <w:t>Knottrig blåslav (NT)</w:t>
+      </w:r>
+      <w:r>
+        <w:t xml:space="preserve"> har sin huvudutbredning i gamla granskogar i det övre barrskogsbältet mot fjällen. Den signalerar alltid höga naturvärden och växer i skogar med lång kontinuitet, mest i opåverkade naturskogsbestånd. Arten överlever inte en slutavverkning (inklusive hänsyn) och den finns idag enbart i kontinuitetsskog. Lavens fortsatta förekomst bör säkerställas genom att lokaler med äldre barrskog skyddas. Knottrig blåslav är typisk art för </w:t>
+      </w:r>
+      <w:r>
+        <w:rPr>
+          <w:i/>
+        </w:rPr>
+        <w:t xml:space="preserve">9010 Taiga </w:t>
+      </w:r>
+      <w:r>
+        <w:t>och</w:t>
+      </w:r>
+      <w:r>
+        <w:rPr>
+          <w:i/>
+        </w:rPr>
+        <w:t xml:space="preserve"> 9040 Fjällbjörkskog</w:t>
       </w:r>
     </w:p>
     <w:p>
       <w:r>
-        <w:rPr>
-          <w:b/>
-        </w:rPr>
-        <w:t>Kolflarnlav (NT)</w:t>
-      </w:r>
-      <w:r>
-        <w:t xml:space="preserve"> är brandberoende och växer nästan uteslutande på kolad hård kärnved av tall. Etableringen verkar ske först 100–300 år efter brand och nytt substrat nybildas i mycket begränsad omfattning. Avverkning av tallskog av naturskogskaraktär med spår av återkommande bränder är ett hot och mängden lämplig ved att växa på för arten minskar dels på grund av naturlig nedbrytning men framförallt på grund av att det förstörs i samband med slutavverkningar, gallringar och markberedning. Såväl kolflarnlav som mörk kolflarnlav har glänsande bålfjäll och förekommer främst i tall- och blandbarrskogar av naturskogskaraktär med spår av återkommande bränder. Skogar som dessa hyser höga biologiska värden och bör skyddas. Kolflarnlav är typisk art för </w:t>
-      </w:r>
-      <w:r>
-        <w:rPr>
-          <w:i/>
-        </w:rPr>
-        <w:t>9010 Taiga</w:t>
-      </w:r>
-      <w:r>
-        <w:t xml:space="preserve"> (SLU Artdatabanken, 2024).</w:t>
+        <w:t>(SLU Artdatabanken, 2024; Nitare &amp; Skogsstyrelsen, 2019).</w:t>
       </w:r>
     </w:p>
     <w:p>
@@ -483,10 +492,10 @@
         <w:rPr>
           <w:b/>
         </w:rPr>
-        <w:t>Lavskrika (NT, §4)</w:t>
-      </w:r>
-      <w:r>
-        <w:t xml:space="preserve"> är rödlistad som nära hotad och fridlyst enligt 4§ artskyddsförordningen. Den har minskat med 20 (10–30) % under de senaste 15 åren och minskningstakten bedöms vara nära gränsvärdet för sårbar (VU). Lavskrikan är en mycket stationär fågel, som häckar i äldre, slutna och hänglavsrika barrskogar. Nyckelfaktorer är flerskiktad skog med rik undervegetation samt riklig förekomst av hänglavar. Reviren är livslånga med hemområden som varierar mellan 50 och 150 ha. Inom ett revir av hög kvalitet finns det som regel ett eller flera kärnområden (1–20 ha) med relativt tät flerskiktad granskog. Arten missgynnas när flerskiktad skog omförs till enskiktade bestånd och även röjning och hård gallring är starkt negativt. Lavskrikan har relativt stora hemområden och försvinner när den äldre skogen fragmenteras, särskilt allvarligt är när kärnområdena avverkas. Den försvinner successivt framför allt vid dess utbredningsgränser och populationen har minskat kontinuerligt under 2000-talet. Lavskrika är typisk art för </w:t>
+        <w:t>Kolflarnlav (NT)</w:t>
+      </w:r>
+      <w:r>
+        <w:t xml:space="preserve"> är brandberoende och växer nästan uteslutande på kolad hård kärnved av tall. Etableringen verkar ske först 100–300 år efter brand och nytt substrat nybildas i mycket begränsad omfattning. Avverkning av tallskog av naturskogskaraktär med spår av återkommande bränder är ett hot och mängden lämplig ved att växa på för arten minskar dels på grund av naturlig nedbrytning men framförallt på grund av att det förstörs i samband med slutavverkningar, gallringar och markberedning. Såväl kolflarnlav som mörk kolflarnlav har glänsande bålfjäll och förekommer främst i tall- och blandbarrskogar av naturskogskaraktär med spår av återkommande bränder. Skogar som dessa hyser höga biologiska värden och bör skyddas. Kolflarnlav är typisk art för </w:t>
       </w:r>
       <w:r>
         <w:rPr>
@@ -495,7 +504,7 @@
         <w:t>9010 Taiga</w:t>
       </w:r>
       <w:r>
-        <w:t xml:space="preserve"> (SLU Artdatabanken, 2026; Skogsstyrelsen 2016).</w:t>
+        <w:t xml:space="preserve"> (SLU Artdatabanken, 2024).</w:t>
       </w:r>
     </w:p>
     <w:p>
@@ -503,10 +512,10 @@
         <w:rPr>
           <w:b/>
         </w:rPr>
-        <w:t>Liten svartspik (NT)</w:t>
-      </w:r>
-      <w:r>
-        <w:t xml:space="preserve"> växer på granbark i boreala barrskogar med lång trädkontinuitet och hög luftfuktighet. Orsaken till tillbakagången beror på främst på slutavverkningar av naturskogsartade granskogar. Bestånd med riklig förekomst av liten svartspik bör regelmässigt sparas. Naturhänsyn i samband med slutavverkning måste ske så att man undviker uttorkningseffekter (SLU Artdatabanken, 2024).</w:t>
+        <w:t>Kortskaftad ärgspik (NT)</w:t>
+      </w:r>
+      <w:r>
+        <w:t xml:space="preserve"> förekommer i barrträdsdominerade skogar och växer nästan uteslutande på tallved. Den föredrar gamla högstubbar i fuktig och halvöppen miljö, t.ex. i myrkanter, sumpskog och brandpräglad skog. Arten indikerar kontinuerlig tillgång till gamla högstubbar i kombination med hög och jämn luftfuktighet. Skogsbruk på lokaler med kortskaftad ärgspik utgör ett hot. På lång sikt bildas färre lämpliga substrat än vad som försvinner. Avverkning av barrträdsdominerade bestånd av naturskogskaraktär utgör ett långsiktigt hot. Naturskogsartade bestånd med riklig förekomst av gamla och grova tallhögstubbar bör undantas från skogsbruk (SLU Artdatabanken, 2024).</w:t>
       </w:r>
     </w:p>
     <w:p>
@@ -514,10 +523,19 @@
         <w:rPr>
           <w:b/>
         </w:rPr>
-        <w:t>Nordtagging (NT)</w:t>
-      </w:r>
-      <w:r>
-        <w:t xml:space="preserve"> växer främst på tallågor av grövre dimensioner och påträffas huvudsakligen i äldre skog som inte kalavverkats. Nordtaggingen missgynnas av att områden med äldre tallskog har minskat starkt. Bekämpning av skogsbränder, samtidigt som skogsbruket omvandlar naturligt glesa tallbestånd till likartade och betydligt tätare bestånd, har missgynnat arten. Bristen på gamla tallågor utgör på sikt ett allvarligt hot och återskapandet av lämpliga biotoper tar mycket lång tid. Områden med olikåldriga bestånd av tall och med stort inslag av äldre träd bör undantas från skoglig produktion (SLU Artdatabanken, 2024).</w:t>
+        <w:t>Lavskrika (NT, §4)</w:t>
+      </w:r>
+      <w:r>
+        <w:t xml:space="preserve"> är rödlistad som nära hotad och fridlyst enligt 4§ artskyddsförordningen. Den har minskat med 20 (10–30) % under de senaste 15 åren och minskningstakten bedöms vara nära gränsvärdet för sårbar (VU). Lavskrikan är en mycket stationär fågel, som häckar i äldre, slutna och hänglavsrika barrskogar. Nyckelfaktorer är flerskiktad skog med rik undervegetation samt riklig förekomst av hänglavar. Reviren är livslånga med hemområden som varierar mellan 50 och 150 ha. Inom ett revir av hög kvalitet finns det som regel ett eller flera kärnområden (1–20 ha) med relativt tät flerskiktad granskog. Arten missgynnas när flerskiktad skog omförs till enskiktade bestånd och även röjning och hård gallring är starkt negativt. Lavskrikan har relativt stora hemområden och försvinner när den äldre skogen fragmenteras, särskilt allvarligt är när kärnområdena avverkas. Den försvinner successivt framför allt vid dess utbredningsgränser och populationen har minskat kontinuerligt under 2000-talet. Lavskrika är typisk art för </w:t>
+      </w:r>
+      <w:r>
+        <w:rPr>
+          <w:i/>
+        </w:rPr>
+        <w:t>9010 Taiga</w:t>
+      </w:r>
+      <w:r>
+        <w:t xml:space="preserve"> (SLU Artdatabanken, 2026; Skogsstyrelsen 2016).</w:t>
       </w:r>
     </w:p>
     <w:p>
@@ -525,28 +543,10 @@
         <w:rPr>
           <w:b/>
         </w:rPr>
-        <w:t>Rosenticka (NT)</w:t>
-      </w:r>
-      <w:r>
-        <w:t xml:space="preserve">, rödlistad som nära hotad, ingår i en karaktäristisk association av vedsvampar som växer på gamla, grova granlågor i urskogsartade barrskogar. Den är placerad i toppen av Skogsstyrelsens värdepyramid för bedömning av skog med höga naturvärden och indikerar ett granskogsekosystem med långvarig kontinuitet av grova lågor. Artens beroende av grova granlågor innebär att alla skogsskötselåtgärder på eller i omedelbar närhet av lokalerna utgör ett hot på lång sikt. Det är angeläget att populationerna inte ytterligare glesas ut och ett tillräckligt antal områden där arten nu finns måste sparas för framtiden. Rosenticka är typisk art för </w:t>
-      </w:r>
-      <w:r>
-        <w:rPr>
-          <w:i/>
-        </w:rPr>
-        <w:t xml:space="preserve">9010 Taiga </w:t>
-      </w:r>
-      <w:r>
-        <w:t xml:space="preserve">och </w:t>
-      </w:r>
-      <w:r>
-        <w:rPr>
-          <w:i/>
-        </w:rPr>
-        <w:t>9050 Näringsrik granskog</w:t>
-      </w:r>
-      <w:r>
-        <w:t xml:space="preserve"> (Nitare &amp; Skogsstyrelsen, 2019; SLU Artdatabanken, 2024).</w:t>
+        <w:t>Liten svartspik (NT)</w:t>
+      </w:r>
+      <w:r>
+        <w:t xml:space="preserve"> växer på granbark i boreala barrskogar med lång trädkontinuitet och hög luftfuktighet. Orsaken till tillbakagången beror på främst på slutavverkningar av naturskogsartade granskogar. Bestånd med riklig förekomst av liten svartspik bör regelmässigt sparas. Naturhänsyn i samband med slutavverkning måste ske så att man undviker uttorkningseffekter (SLU Artdatabanken, 2024).</w:t>
       </w:r>
     </w:p>
     <w:p>
@@ -554,28 +554,10 @@
         <w:rPr>
           <w:b/>
         </w:rPr>
-        <w:t>Rynkskinn (NT)</w:t>
-      </w:r>
-      <w:r>
-        <w:t xml:space="preserve"> är en vednedbrytare som växer på grova granlågor och ingår i en karaktäristisk association av vedsvampar knutna till urskogsartade barrskogar. Den har klassificerats som en “urskogsindikator” och är placerad i toppen av Skogsstyrelsens värdepyramid för bedömning av skog med höga naturvärden. Allt tyder på att rynkskinn är mycket känslig för skogliga ingrepp och lokalerna, som oftast har höga biologiska kvaliteter, bör lämnas till fri utveckling. Rynkskinn är typisk art för </w:t>
-      </w:r>
-      <w:r>
-        <w:rPr>
-          <w:i/>
-        </w:rPr>
-        <w:t xml:space="preserve">9010 Taiga, 9050 Näringsrik granskog </w:t>
-      </w:r>
-      <w:r>
-        <w:t>och</w:t>
-      </w:r>
-      <w:r>
-        <w:rPr>
-          <w:i/>
-        </w:rPr>
-        <w:t xml:space="preserve"> 9030 Landhöjningsskog</w:t>
-      </w:r>
-      <w:r>
-        <w:t xml:space="preserve"> (Nitare &amp; Skogsstyrelsen, 2019; SLU Artdatabanken, 2026).</w:t>
+        <w:t>Nordtagging (NT)</w:t>
+      </w:r>
+      <w:r>
+        <w:t xml:space="preserve"> växer främst på tallågor av grövre dimensioner och påträffas huvudsakligen i äldre skog som inte kalavverkats. Nordtaggingen missgynnas av att områden med äldre tallskog har minskat starkt. Bekämpning av skogsbränder, samtidigt som skogsbruket omvandlar naturligt glesa tallbestånd till likartade och betydligt tätare bestånd, har missgynnat arten. Bristen på gamla tallågor utgör på sikt ett allvarligt hot och återskapandet av lämpliga biotoper tar mycket lång tid. Områden med olikåldriga bestånd av tall och med stort inslag av äldre träd bör undantas från skoglig produktion (SLU Artdatabanken, 2024).</w:t>
       </w:r>
     </w:p>
     <w:p>
@@ -583,16 +565,16 @@
         <w:rPr>
           <w:b/>
         </w:rPr>
-        <w:t>Stjärntagging (NT)</w:t>
-      </w:r>
-      <w:r>
-        <w:t xml:space="preserve"> signalerar inom hela sitt utbredningsområde höga naturvärden. Svampen är uttorkningskänslig och beroende av ett oförändrat fuktigt mikroklimat. Den är även beroende av en ständig tillgång på död ved i olika nedbrytningsstadier, dock ej nödvändigtvis grova träd. Tidigare påverkan på miljön måste dock ha varit så skonsam att det naturliga skogsekosystemet till stora delar har bevarats. Minskningstakten för den svenska populationen bedöms vara nära gränsvärdet för Sårbar (VU). Stjärntagging är typisk art för </w:t>
+        <w:t>Rosenticka (NT)</w:t>
+      </w:r>
+      <w:r>
+        <w:t xml:space="preserve">, rödlistad som nära hotad, ingår i en karaktäristisk association av vedsvampar som växer på gamla, grova granlågor i urskogsartade barrskogar. Den är placerad i toppen av Skogsstyrelsens värdepyramid för bedömning av skog med höga naturvärden och indikerar ett granskogsekosystem med långvarig kontinuitet av grova lågor. Artens beroende av grova granlågor innebär att alla skogsskötselåtgärder på eller i omedelbar närhet av lokalerna utgör ett hot på lång sikt. Det är angeläget att populationerna inte ytterligare glesas ut och ett tillräckligt antal områden där arten nu finns måste sparas för framtiden. Rosenticka är typisk art för </w:t>
       </w:r>
       <w:r>
         <w:rPr>
           <w:i/>
         </w:rPr>
-        <w:t xml:space="preserve">9010 Taiga, 9050 Näringsrik granskog </w:t>
+        <w:t xml:space="preserve">9010 Taiga </w:t>
       </w:r>
       <w:r>
         <w:t xml:space="preserve">och </w:t>
@@ -601,10 +583,10 @@
         <w:rPr>
           <w:i/>
         </w:rPr>
-        <w:t>9030 Landhöjningsskog</w:t>
-      </w:r>
-      <w:r>
-        <w:t xml:space="preserve"> (SLU Artdatabanken, 2024; Nitare &amp; Skogsstyrelsen, 2019).</w:t>
+        <w:t>9050 Näringsrik granskog</w:t>
+      </w:r>
+      <w:r>
+        <w:t xml:space="preserve"> (Nitare &amp; Skogsstyrelsen, 2019; SLU Artdatabanken, 2024).</w:t>
       </w:r>
     </w:p>
     <w:p>
@@ -612,19 +594,28 @@
         <w:rPr>
           <w:b/>
         </w:rPr>
-        <w:t>Talltagel (NT)</w:t>
-      </w:r>
-      <w:r>
-        <w:t xml:space="preserve"> är en boreal art som förekommer på tall i äldre, öppna tallskogar. Den påverkas negativt av brist på kontinuitetsskog och minskningstakten bedöms vara nära gränsvärdet för Sårbar (VU). Talltagel är typisk art för </w:t>
+        <w:t>Rynkskinn (NT)</w:t>
+      </w:r>
+      <w:r>
+        <w:t xml:space="preserve"> är en vednedbrytare som växer på grova granlågor och ingår i en karaktäristisk association av vedsvampar knutna till urskogsartade barrskogar. Den har klassificerats som en “urskogsindikator” och är placerad i toppen av Skogsstyrelsens värdepyramid för bedömning av skog med höga naturvärden. Allt tyder på att rynkskinn är mycket känslig för skogliga ingrepp och lokalerna, som oftast har höga biologiska kvaliteter, bör lämnas till fri utveckling. Rynkskinn är typisk art för </w:t>
       </w:r>
       <w:r>
         <w:rPr>
           <w:i/>
         </w:rPr>
-        <w:t>9010 Taiga</w:t>
-      </w:r>
-      <w:r>
-        <w:t xml:space="preserve"> (SLU Artdatabanken, 2026).</w:t>
+        <w:t xml:space="preserve">9010 Taiga, 9050 Näringsrik granskog </w:t>
+      </w:r>
+      <w:r>
+        <w:t>och</w:t>
+      </w:r>
+      <w:r>
+        <w:rPr>
+          <w:i/>
+        </w:rPr>
+        <w:t xml:space="preserve"> 9030 Landhöjningsskog</w:t>
+      </w:r>
+      <w:r>
+        <w:t xml:space="preserve"> (Nitare &amp; Skogsstyrelsen, 2019; SLU Artdatabanken, 2026).</w:t>
       </w:r>
     </w:p>
     <w:p>
@@ -632,10 +623,28 @@
         <w:rPr>
           <w:b/>
         </w:rPr>
-        <w:t>Talltita (NT, §4)</w:t>
-      </w:r>
-      <w:r>
-        <w:t>, rödlistad som nära hotad och prioriterad art i Skogsvårdslagen, har häckningsrevir i anmälan. Arten har minskat kraftigt de senaste 30 åren och minskningstakten innevarande 10-årsperiod beräknas till 20 (10–30) %. Talltitan är synnerligen trogen sitt cirka 15 hektar stora revir och är beroende av flerskiktade olikåldriga skogar för att kunna föda upp sina ungar. Talltitan försvinner om dess livsmiljö kalavverkas (Eggers &amp; Low, 2014; Ekman, 1979; Griesser et al, 2007; Klein, 2020; Siffczyk et al, 2003; SLU Artdatabanken, 2021).</w:t>
+        <w:t>Stjärntagging (NT)</w:t>
+      </w:r>
+      <w:r>
+        <w:t xml:space="preserve"> signalerar inom hela sitt utbredningsområde höga naturvärden. Svampen är uttorkningskänslig och beroende av ett oförändrat fuktigt mikroklimat. Den är även beroende av en ständig tillgång på död ved i olika nedbrytningsstadier, dock ej nödvändigtvis grova träd. Tidigare påverkan på miljön måste dock ha varit så skonsam att det naturliga skogsekosystemet till stora delar har bevarats. Minskningstakten för den svenska populationen bedöms vara nära gränsvärdet för Sårbar (VU). Stjärntagging är typisk art för </w:t>
+      </w:r>
+      <w:r>
+        <w:rPr>
+          <w:i/>
+        </w:rPr>
+        <w:t xml:space="preserve">9010 Taiga, 9050 Näringsrik granskog </w:t>
+      </w:r>
+      <w:r>
+        <w:t xml:space="preserve">och </w:t>
+      </w:r>
+      <w:r>
+        <w:rPr>
+          <w:i/>
+        </w:rPr>
+        <w:t>9030 Landhöjningsskog</w:t>
+      </w:r>
+      <w:r>
+        <w:t xml:space="preserve"> (SLU Artdatabanken, 2024; Nitare &amp; Skogsstyrelsen, 2019).</w:t>
       </w:r>
     </w:p>
     <w:p>
@@ -643,28 +652,19 @@
         <w:rPr>
           <w:b/>
         </w:rPr>
-        <w:t>Tretåig hackspett (NT, §4)</w:t>
-      </w:r>
-      <w:r>
-        <w:t xml:space="preserve"> är rödlistad som nära hotad och ingår i bilaga 1 i EU:s fågeldirektiv. Tretåig hackspett är för sin överlevnad beroende av kontinuerlig tillförsel av äldre döende och död ved, som sker genom naturliga självgallringsprocesser i äldre grannaturskogar och barrblandade naturskogar. Om en skog genom skogsbruk gallras eller glesas ur så upphör och uteblir i stort sett den naturliga självgallringsprocessen för mycket lång tid framöver vilket omöjliggör upprätthållandet av den kontinuerliga ekologiska funktionen i ett område. Det finns studier som visar att naturskogens självgallringsprocess som den tretåiga hackspetten är beroende av, inte kan ersättas med efterlämnad hänsyn i skogsbruket (Imbeau &amp; Desrochers, 2002). Storleken på häckningsreviret varierar med skogstypen, förekomsten av död ved och graden av fragmentering, men är i allmänhet i storleksordningen 25–100 hektar. Vintertid krävs ofta betydligt större områden och det finns studier som antyder att arten behöver minst 100 hektar äldre skog. I områden med låg bonitet kan det behövas över 200 hektar lämpligt habitat för att ett par ska kunna reproducera sig. Områden med dokumenterad permanent förekomst i naturskogsmiljöer har vanligen så stora naturvärden att skogsbruk är olämpligt. Tretåig hackspett är typisk art för </w:t>
+        <w:t>Talltagel (NT)</w:t>
+      </w:r>
+      <w:r>
+        <w:t xml:space="preserve"> är en boreal art som förekommer på tall i äldre, öppna tallskogar. Den påverkas negativt av brist på kontinuitetsskog och minskningstakten bedöms vara nära gränsvärdet för Sårbar (VU). Talltagel är typisk art för </w:t>
       </w:r>
       <w:r>
         <w:rPr>
           <w:i/>
         </w:rPr>
-        <w:t xml:space="preserve">9010 Taiga, 9740 Skogsbevuxen myr, 9030 Landhöjningsskog </w:t>
-      </w:r>
-      <w:r>
-        <w:t xml:space="preserve">och </w:t>
-      </w:r>
-      <w:r>
-        <w:rPr>
-          <w:i/>
-        </w:rPr>
-        <w:t>9040 Fjällbjörkskog</w:t>
-      </w:r>
-      <w:r>
-        <w:t xml:space="preserve"> (Skogsstyrelsen, 2016; SLU Artdatabanken, 2024).</w:t>
+        <w:t>9010 Taiga</w:t>
+      </w:r>
+      <w:r>
+        <w:t xml:space="preserve"> (SLU Artdatabanken, 2026).</w:t>
       </w:r>
     </w:p>
     <w:p>
@@ -672,6 +672,46 @@
         <w:rPr>
           <w:b/>
         </w:rPr>
+        <w:t>Talltita (NT, §4)</w:t>
+      </w:r>
+      <w:r>
+        <w:t>, rödlistad som nära hotad och prioriterad art i Skogsvårdslagen, har häckningsrevir i anmälan. Arten har minskat kraftigt de senaste 30 åren och minskningstakten innevarande 10-årsperiod beräknas till 20 (10–30) %. Talltitan är synnerligen trogen sitt cirka 15 hektar stora revir och är beroende av flerskiktade olikåldriga skogar för att kunna föda upp sina ungar. Talltitan försvinner om dess livsmiljö kalavverkas (Eggers &amp; Low, 2014; Ekman, 1979; Griesser et al, 2007; Klein, 2020; Siffczyk et al, 2003; SLU Artdatabanken, 2021).</w:t>
+      </w:r>
+    </w:p>
+    <w:p>
+      <w:r>
+        <w:rPr>
+          <w:b/>
+        </w:rPr>
+        <w:t>Tretåig hackspett (NT, §4)</w:t>
+      </w:r>
+      <w:r>
+        <w:t xml:space="preserve"> är rödlistad som nära hotad och ingår i bilaga 1 i EU:s fågeldirektiv. Tretåig hackspett är för sin överlevnad beroende av kontinuerlig tillförsel av äldre döende och död ved, som sker genom naturliga självgallringsprocesser i äldre grannaturskogar och barrblandade naturskogar. Om en skog genom skogsbruk gallras eller glesas ur så upphör och uteblir i stort sett den naturliga självgallringsprocessen för mycket lång tid framöver vilket omöjliggör upprätthållandet av den kontinuerliga ekologiska funktionen i ett område. Det finns studier som visar att naturskogens självgallringsprocess som den tretåiga hackspetten är beroende av, inte kan ersättas med efterlämnad hänsyn i skogsbruket (Imbeau &amp; Desrochers, 2002). Storleken på häckningsreviret varierar med skogstypen, förekomsten av död ved och graden av fragmentering, men är i allmänhet i storleksordningen 25–100 hektar. Vintertid krävs ofta betydligt större områden och det finns studier som antyder att arten behöver minst 100 hektar äldre skog. I områden med låg bonitet kan det behövas över 200 hektar lämpligt habitat för att ett par ska kunna reproducera sig. Områden med dokumenterad permanent förekomst i naturskogsmiljöer har vanligen så stora naturvärden att skogsbruk är olämpligt. Tretåig hackspett är typisk art för </w:t>
+      </w:r>
+      <w:r>
+        <w:rPr>
+          <w:i/>
+        </w:rPr>
+        <w:t xml:space="preserve">9010 Taiga, 9740 Skogsbevuxen myr, 9030 Landhöjningsskog </w:t>
+      </w:r>
+      <w:r>
+        <w:t xml:space="preserve">och </w:t>
+      </w:r>
+      <w:r>
+        <w:rPr>
+          <w:i/>
+        </w:rPr>
+        <w:t>9040 Fjällbjörkskog</w:t>
+      </w:r>
+      <w:r>
+        <w:t xml:space="preserve"> (Skogsstyrelsen, 2016; SLU Artdatabanken, 2024).</w:t>
+      </w:r>
+    </w:p>
+    <w:p>
+      <w:r>
+        <w:rPr>
+          <w:b/>
+        </w:rPr>
         <w:t>Ullticka (NT)</w:t>
       </w:r>
       <w:r>
@@ -721,6 +761,26 @@
       </w:r>
       <w:r>
         <w:t xml:space="preserve"> (SLU Artdatabanken, 2026; Nitare &amp; Skogsstyrelsen, 2019; Miettinen &amp; Niemelä, 2018).</w:t>
+      </w:r>
+    </w:p>
+    <w:p>
+      <w:r>
+        <w:rPr>
+          <w:b/>
+        </w:rPr>
+        <w:t>Vedflamlav (NT)</w:t>
+      </w:r>
+      <w:r>
+        <w:t xml:space="preserve"> växer på gammal hård och torr, exponerad kärnved av tall, främst på högstubbar i ljusöppna lägen, t.ex. vid och på myrar, sjökanter, i glesa hällmarkskogar och i brandpräglade tallnaturskogar. Substratet nyskapas i begränsad omfattning och arten är en utmärkt indikator på höga naturvärden i denna skogstyp. Tall- och barrblandskogar med naturskogskaraktär och spår av bränder har ofta höga biologiska värden och bör skyddas. På vedflamlavens bål kan den sällsynta spiklaven/parasiten </w:t>
+      </w:r>
+      <w:r>
+        <w:rPr>
+          <w:i/>
+        </w:rPr>
+        <w:t>Calicium ramboldiicola</w:t>
+      </w:r>
+      <w:r>
+        <w:t xml:space="preserve"> (VU) påträffas (SLU Artdatabanken, 2026).</w:t>
       </w:r>
     </w:p>
     <w:p>
@@ -1149,7 +1209,7 @@
         <w:rPr>
           <w:i/>
         </w:rPr>
-        <w:t>I det aktuella skogsområdet har 32 rödlistade arter och signalarter påträffats. Detta ska jämföras med Skogsstyrelsens uppföljning 2017 av nyckelbiotoper som visade att man i genomsnitt hittar 20,6 olika rödlistade arter och signalarter i en nyckelbiotop (Wijk, S. 2017. Biologisk mångfald i nyckelbiotoper – Resultat från inventeringen “Uppföljning biologisk mångfald” 2009–2015. Rapport 4/2017 Skogsstyrelsen, Jönköping).</w:t>
+        <w:t>I det aktuella skogsområdet har 35 rödlistade arter och signalarter påträffats. Detta ska jämföras med Skogsstyrelsens uppföljning 2017 av nyckelbiotoper som visade att man i genomsnitt hittar 20,6 olika rödlistade arter och signalarter i en nyckelbiotop (Wijk, S. 2017. Biologisk mångfald i nyckelbiotoper – Resultat från inventeringen “Uppföljning biologisk mångfald” 2009–2015. Rapport 4/2017 Skogsstyrelsen, Jönköping).</w:t>
       </w:r>
     </w:p>
     <w:p>
@@ -1178,7 +1238,7 @@
         <w:rPr>
           <w:i/>
         </w:rPr>
-        <w:t>I det aktuella skogsområdet har 37 naturvårdsarter varav 25 rödlistade arter sina livsmiljöer och växtplatser.</w:t>
+        <w:t>I det aktuella skogsområdet har 40 naturvårdsarter varav 28 rödlistade arter sina livsmiljöer och växtplatser.</w:t>
       </w:r>
     </w:p>
     <w:p>

--- a/klagomål/Maskaure Siebdniesjávrrie-Lillberget, 122 ha FSC-klagomål.docx
+++ b/klagomål/Maskaure Siebdniesjávrrie-Lillberget, 122 ha FSC-klagomål.docx
@@ -2042,7 +2042,7 @@
     <w:r>
       <w:tab/>
       <w:tab/>
-      <w:t>2026-07-24</w:t>
+      <w:t>2026-07-25</w:t>
       <w:br/>
       <w:br/>
     </w:r>

--- a/klagomål/Maskaure Siebdniesjávrrie-Lillberget, 122 ha FSC-klagomål.docx
+++ b/klagomål/Maskaure Siebdniesjávrrie-Lillberget, 122 ha FSC-klagomål.docx
@@ -2042,7 +2042,7 @@
     <w:r>
       <w:tab/>
       <w:tab/>
-      <w:t>2026-07-25</w:t>
+      <w:t>2026-07-26</w:t>
       <w:br/>
       <w:br/>
     </w:r>

--- a/klagomål/Maskaure Siebdniesjávrrie-Lillberget, 122 ha FSC-klagomål.docx
+++ b/klagomål/Maskaure Siebdniesjávrrie-Lillberget, 122 ha FSC-klagomål.docx
@@ -2042,7 +2042,7 @@
     <w:r>
       <w:tab/>
       <w:tab/>
-      <w:t>2026-07-26</w:t>
+      <w:t>2026-07-27</w:t>
       <w:br/>
       <w:br/>
     </w:r>

--- a/klagomål/Maskaure Siebdniesjávrrie-Lillberget, 122 ha FSC-klagomål.docx
+++ b/klagomål/Maskaure Siebdniesjávrrie-Lillberget, 122 ha FSC-klagomål.docx
@@ -2042,7 +2042,7 @@
     <w:r>
       <w:tab/>
       <w:tab/>
-      <w:t>2026-07-27</w:t>
+      <w:t>2026-07-28</w:t>
       <w:br/>
       <w:br/>
     </w:r>

--- a/klagomål/Maskaure Siebdniesjávrrie-Lillberget, 122 ha FSC-klagomål.docx
+++ b/klagomål/Maskaure Siebdniesjávrrie-Lillberget, 122 ha FSC-klagomål.docx
@@ -2042,7 +2042,7 @@
     <w:r>
       <w:tab/>
       <w:tab/>
-      <w:t>2026-07-28</w:t>
+      <w:t>2026-07-29</w:t>
       <w:br/>
       <w:br/>
     </w:r>

--- a/klagomål/Maskaure Siebdniesjávrrie-Lillberget, 122 ha FSC-klagomål.docx
+++ b/klagomål/Maskaure Siebdniesjávrrie-Lillberget, 122 ha FSC-klagomål.docx
@@ -2042,7 +2042,7 @@
     <w:r>
       <w:tab/>
       <w:tab/>
-      <w:t>2026-07-29</w:t>
+      <w:t>2026-07-30</w:t>
       <w:br/>
       <w:br/>
     </w:r>

--- a/klagomål/Maskaure Siebdniesjávrrie-Lillberget, 122 ha FSC-klagomål.docx
+++ b/klagomål/Maskaure Siebdniesjávrrie-Lillberget, 122 ha FSC-klagomål.docx
@@ -2042,7 +2042,7 @@
     <w:r>
       <w:tab/>
       <w:tab/>
-      <w:t>2026-07-30</w:t>
+      <w:t>2026-07-31</w:t>
       <w:br/>
       <w:br/>
     </w:r>

--- a/klagomål/Maskaure Siebdniesjávrrie-Lillberget, 122 ha FSC-klagomål.docx
+++ b/klagomål/Maskaure Siebdniesjávrrie-Lillberget, 122 ha FSC-klagomål.docx
@@ -2042,7 +2042,7 @@
     <w:r>
       <w:tab/>
       <w:tab/>
-      <w:t>2026-07-31</w:t>
+      <w:t>2026-08-01</w:t>
       <w:br/>
       <w:br/>
     </w:r>

--- a/klagomål/Maskaure Siebdniesjávrrie-Lillberget, 122 ha FSC-klagomål.docx
+++ b/klagomål/Maskaure Siebdniesjávrrie-Lillberget, 122 ha FSC-klagomål.docx
@@ -2042,7 +2042,7 @@
     <w:r>
       <w:tab/>
       <w:tab/>
-      <w:t>2026-08-01</w:t>
+      <w:t>2026-08-02</w:t>
       <w:br/>
       <w:br/>
     </w:r>

--- a/klagomål/Maskaure Siebdniesjávrrie-Lillberget, 122 ha FSC-klagomål.docx
+++ b/klagomål/Maskaure Siebdniesjávrrie-Lillberget, 122 ha FSC-klagomål.docx
@@ -2042,7 +2042,7 @@
     <w:r>
       <w:tab/>
       <w:tab/>
-      <w:t>2026-08-02</w:t>
+      <w:t>2026-08-03</w:t>
       <w:br/>
       <w:br/>
     </w:r>

--- a/klagomål/Maskaure Siebdniesjávrrie-Lillberget, 122 ha FSC-klagomål.docx
+++ b/klagomål/Maskaure Siebdniesjávrrie-Lillberget, 122 ha FSC-klagomål.docx
@@ -2042,7 +2042,7 @@
     <w:r>
       <w:tab/>
       <w:tab/>
-      <w:t>2026-08-03</w:t>
+      <w:t>2026-08-04</w:t>
       <w:br/>
       <w:br/>
     </w:r>

--- a/klagomål/Maskaure Siebdniesjávrrie-Lillberget, 122 ha FSC-klagomål.docx
+++ b/klagomål/Maskaure Siebdniesjávrrie-Lillberget, 122 ha FSC-klagomål.docx
@@ -2042,7 +2042,7 @@
     <w:r>
       <w:tab/>
       <w:tab/>
-      <w:t>2026-08-04</w:t>
+      <w:t>2026-08-05</w:t>
       <w:br/>
       <w:br/>
     </w:r>

--- a/klagomål/Maskaure Siebdniesjávrrie-Lillberget, 122 ha FSC-klagomål.docx
+++ b/klagomål/Maskaure Siebdniesjávrrie-Lillberget, 122 ha FSC-klagomål.docx
@@ -2042,7 +2042,7 @@
     <w:r>
       <w:tab/>
       <w:tab/>
-      <w:t>2026-08-05</w:t>
+      <w:t>2026-08-06</w:t>
       <w:br/>
       <w:br/>
     </w:r>

--- a/klagomål/Maskaure Siebdniesjávrrie-Lillberget, 122 ha FSC-klagomål.docx
+++ b/klagomål/Maskaure Siebdniesjávrrie-Lillberget, 122 ha FSC-klagomål.docx
@@ -2042,7 +2042,7 @@
     <w:r>
       <w:tab/>
       <w:tab/>
-      <w:t>2026-08-06</w:t>
+      <w:t>2026-08-07</w:t>
       <w:br/>
       <w:br/>
     </w:r>

--- a/klagomål/Maskaure Siebdniesjávrrie-Lillberget, 122 ha FSC-klagomål.docx
+++ b/klagomål/Maskaure Siebdniesjávrrie-Lillberget, 122 ha FSC-klagomål.docx
@@ -2042,7 +2042,7 @@
     <w:r>
       <w:tab/>
       <w:tab/>
-      <w:t>2026-08-07</w:t>
+      <w:t>2026-08-08</w:t>
       <w:br/>
       <w:br/>
     </w:r>

--- a/klagomål/Maskaure Siebdniesjávrrie-Lillberget, 122 ha FSC-klagomål.docx
+++ b/klagomål/Maskaure Siebdniesjávrrie-Lillberget, 122 ha FSC-klagomål.docx
@@ -2042,7 +2042,7 @@
     <w:r>
       <w:tab/>
       <w:tab/>
-      <w:t>2026-08-08</w:t>
+      <w:t>2026-08-09</w:t>
       <w:br/>
       <w:br/>
     </w:r>

--- a/klagomål/Maskaure Siebdniesjávrrie-Lillberget, 122 ha FSC-klagomål.docx
+++ b/klagomål/Maskaure Siebdniesjávrrie-Lillberget, 122 ha FSC-klagomål.docx
@@ -2042,7 +2042,7 @@
     <w:r>
       <w:tab/>
       <w:tab/>
-      <w:t>2026-08-09</w:t>
+      <w:t>2026-08-10</w:t>
       <w:br/>
       <w:br/>
     </w:r>

--- a/klagomål/Maskaure Siebdniesjávrrie-Lillberget, 122 ha FSC-klagomål.docx
+++ b/klagomål/Maskaure Siebdniesjávrrie-Lillberget, 122 ha FSC-klagomål.docx
@@ -2042,7 +2042,7 @@
     <w:r>
       <w:tab/>
       <w:tab/>
-      <w:t>2026-08-10</w:t>
+      <w:t>2026-08-11</w:t>
       <w:br/>
       <w:br/>
     </w:r>

--- a/klagomål/Maskaure Siebdniesjávrrie-Lillberget, 122 ha FSC-klagomål.docx
+++ b/klagomål/Maskaure Siebdniesjávrrie-Lillberget, 122 ha FSC-klagomål.docx
@@ -2042,7 +2042,7 @@
     <w:r>
       <w:tab/>
       <w:tab/>
-      <w:t>2026-08-11</w:t>
+      <w:t>2026-08-12</w:t>
       <w:br/>
       <w:br/>
     </w:r>

--- a/klagomål/Maskaure Siebdniesjávrrie-Lillberget, 122 ha FSC-klagomål.docx
+++ b/klagomål/Maskaure Siebdniesjávrrie-Lillberget, 122 ha FSC-klagomål.docx
@@ -2042,7 +2042,7 @@
     <w:r>
       <w:tab/>
       <w:tab/>
-      <w:t>2026-08-12</w:t>
+      <w:t>2026-08-13</w:t>
       <w:br/>
       <w:br/>
     </w:r>

--- a/klagomål/Maskaure Siebdniesjávrrie-Lillberget, 122 ha FSC-klagomål.docx
+++ b/klagomål/Maskaure Siebdniesjávrrie-Lillberget, 122 ha FSC-klagomål.docx
@@ -2042,7 +2042,7 @@
     <w:r>
       <w:tab/>
       <w:tab/>
-      <w:t>2026-08-13</w:t>
+      <w:t>2026-08-14</w:t>
       <w:br/>
       <w:br/>
     </w:r>

--- a/klagomål/Maskaure Siebdniesjávrrie-Lillberget, 122 ha FSC-klagomål.docx
+++ b/klagomål/Maskaure Siebdniesjávrrie-Lillberget, 122 ha FSC-klagomål.docx
@@ -178,7 +178,7 @@
       <w:r>
         <w:drawing>
           <wp:inline xmlns:a="http://schemas.openxmlformats.org/drawingml/2006/main" xmlns:pic="http://schemas.openxmlformats.org/drawingml/2006/picture">
-            <wp:extent cx="4976648" cy="5724000"/>
+            <wp:extent cx="5486400" cy="5714529"/>
             <wp:docPr id="1" name="Picture 1"/>
             <wp:cNvGraphicFramePr>
               <a:graphicFrameLocks noChangeAspect="1"/>
@@ -199,7 +199,7 @@
                   <pic:spPr>
                     <a:xfrm>
                       <a:off x="0" y="0"/>
-                      <a:ext cx="4976648" cy="5724000"/>
+                      <a:ext cx="5486400" cy="5714529"/>
                     </a:xfrm>
                     <a:prstGeom prst="rect"/>
                   </pic:spPr>
@@ -221,7 +221,7 @@
     </w:p>
     <w:p>
       <w:r>
-        <w:t>I området finns fynd av 40 naturvårdsarter, varav 28 är rödlistade, 8 är fridlysta, 25 är typiska (T) och 7 är signalarter (S): fläckporing (VU, T), garnlav (VU, T), grantickeporing (VU), nordlig parasitporing (VU), ostticka (VU, T), blanksvart spiklav (NT), doftskinn (NT, T), dvärgbägarlav (NT, T), gammelgransskål (NT, T), harticka (NT, T), knottrig blåslav (NT, T), kolflarnlav (NT, T), kortskaftad ärgspik (NT), lavskrika (NT, T, §4), liten svartspik (NT), nordtagging (NT), rosenticka (NT, T), rynkskinn (NT, T), skogshare (NT), stjärntagging (NT, T), talltagel (NT, T), talltita (NT, §4), tretåig hackspett (NT, T, §4), ullticka (NT, T), vedflamlav (NT), vedskivlav (NT, T), vitgrynig nållav (NT), äggvaxskivling (NT), blodticka (S, T), bollvitmossa (S, T), bårdlav (S, T), norrlandslav (S, T), spindelblomster (S, T, §8), stuplav (S, T), vågbandad barkbock (S), tjäder (T, §4), ängskovall (T), orre (§4), fläcknycklar (§8) och revlummer (§9). Se Figur 1.</w:t>
+        <w:t>I området finns fynd av 26 naturvårdsarter, varav 19 är rödlistade, 6 är fridlysta, 17 är typiska (T) och 4 är signalarter (S): garnlav (VU, T), grantickeporing (VU), nordlig parasitporing (VU), ostticka (VU, T), blanksvart spiklav (NT), dvärgbägarlav (NT, T), gammelgransskål (NT, T), knottrig blåslav (NT, T), kolflarnlav (NT, T), lavskrika (NT, T, §4), liten svartspik (NT), rynkskinn (NT, T), skogshare (NT), talltagel (NT, T), tretåig hackspett (NT, T, §4), ullticka (NT, T), vedskivlav (NT, T), vitgrynig nållav (NT), äggvaxskivling (NT), blodticka (S, T), bårdlav (S, T), spindelblomster (S, T, §8), stuplav (S, T), tjäder (T, §4), fläcknycklar (§8) och revlummer (§9). Se Figur 1.</w:t>
       </w:r>
     </w:p>
     <w:p>
@@ -252,10 +252,110 @@
         <w:rPr>
           <w:b/>
         </w:rPr>
-        <w:t>Fläckporing (VU)</w:t>
-      </w:r>
-      <w:r>
-        <w:t xml:space="preserve"> är en mycket bra signalart som visar på tallnaturskogar med höga naturvärden. Den är placerad högst upp i Skogsstyrelsens värdepyramid för bedömning av skog med höga naturvärden och indikerar områden som är mer eller mindre opåverkade av skogsbruk och där det funnits en kontinuitet av tallågor i olika nedbrytningsstadier. För att på lång sikt bibehålla livskraftiga populationer i ett område behövs troligen större skyddade områden som tillåter att man upprätthåller en naturlig branddynamik. Fläckporing är typisk art för </w:t>
+        <w:t>Garnlav (VU)</w:t>
+      </w:r>
+      <w:r>
+        <w:t xml:space="preserve"> är en utpräglad barrskogsart som ibland kan drapera träden i norrländska grannaturskogar med hög luftfuktighet. Den förekommer även i talldominerade bestånd där den, förutom i trädens grenverk, påträffas hängande över ojämnheter i tallbarken. Arten har minskat starkt i södra och mellersta Sverige och den minskar även i sitt nordliga utbredningsområde. Minskningstakten uppgår till 30 (20–50) % inom 50 år och överstiger gränsvärdet för Sårbar (VU). Orsaken till tillbakagången beror främst på slutavverkningar av naturskogsartade skogar. Bestånd med riklig förekomst bör regelmässigt sparas, vilket även gynnar flera andra sällsynta och rödlistade arter. Garnlav är värdväxt för den mycket sällsynta och akut hotade fjärilen barrskogslavfly (CR) som hör hemma i boreala barrskogar med riklig förekomst av värdväxten. Tidigare kunde arten konstateras årligen på flera platser vid Dala-Floda i Dalarna innan lokalerna kalavverkades. Senaste fyndet i landet av barrskogslavfly är från år 2000 då den påträffades vid Högberget i Sollefteå kommun. Garnlav är typisk art för </w:t>
+      </w:r>
+      <w:r>
+        <w:rPr>
+          <w:i/>
+        </w:rPr>
+        <w:t xml:space="preserve">9010 Taiga </w:t>
+      </w:r>
+      <w:r>
+        <w:t>och</w:t>
+      </w:r>
+      <w:r>
+        <w:rPr>
+          <w:i/>
+        </w:rPr>
+        <w:t xml:space="preserve"> 9070 Trädklädd betesmark</w:t>
+      </w:r>
+      <w:r>
+        <w:t xml:space="preserve"> (SLU Artdatabanken, 2026).</w:t>
+      </w:r>
+    </w:p>
+    <w:p>
+      <w:r>
+        <w:rPr>
+          <w:b/>
+        </w:rPr>
+        <w:t>Grantickeporing (VU)</w:t>
+      </w:r>
+      <w:r>
+        <w:t xml:space="preserve"> växer på murken ved och döda fruktkroppar av granticka och gränsticka (VU). Den förekommer i naturskogsliknade granskogar, gärna i fuktiga miljöer vid källbäckar och liknande. Avverkning av naturskogslika miljöer och av grova granar där grantickeporing förekommer är ett direkt hot mot artens fortlevnad. Gamla granskogar som hyser arten undantas helt från skogsbruk (SLU Artdatabanken, 2026).</w:t>
+      </w:r>
+    </w:p>
+    <w:p>
+      <w:r>
+        <w:rPr>
+          <w:b/>
+        </w:rPr>
+        <w:t>Nordlig parasitporing (VU)</w:t>
+      </w:r>
+      <w:r>
+        <w:t xml:space="preserve"> växer på döda, liggande, grova stammar av framförallt gran, någon gång tall och påträffas i mager granskog, ofta naturskogsartad eller i fjällnära skog. Artens substrat, lågor förrötade av violticke-arter (</w:t>
+      </w:r>
+      <w:r>
+        <w:rPr>
+          <w:i/>
+        </w:rPr>
+        <w:t>Trichaptum spp</w:t>
+      </w:r>
+      <w:r>
+        <w:t>) bedöms inte vara på tillbakagång, däremot minskar arealen kontinuitetsskogar i norr vilket utgör artens huvudsakliga livsmiljöer. Lokaler med arten måste skyddas från kalavverkning och skogliga åtgärder (SLU Artdatabanken, 2025).</w:t>
+      </w:r>
+    </w:p>
+    <w:p>
+      <w:r>
+        <w:rPr>
+          <w:b/>
+        </w:rPr>
+        <w:t xml:space="preserve">Ostticka (VU) </w:t>
+      </w:r>
+      <w:r>
+        <w:t xml:space="preserve">växer huvudsakligen på grova granlågor i urskogsartad barrskog. Växtplatserna ligger vanligtvis i brandrefugiala områden med relativt hög luftfuktighet där skogen under lång tid haft en intern beståndsdynamik med successivt avdöende träd. Alla skogsskötselåtgärder på eller i omedelbar närhet av lokalerna inverkar negativt på artens fortlevnad. Ostticka är typisk art för </w:t>
+      </w:r>
+      <w:r>
+        <w:rPr>
+          <w:i/>
+        </w:rPr>
+        <w:t xml:space="preserve">9010 Taiga </w:t>
+      </w:r>
+      <w:r>
+        <w:t xml:space="preserve">och </w:t>
+      </w:r>
+      <w:r>
+        <w:rPr>
+          <w:i/>
+        </w:rPr>
+        <w:t>9030 Landhöjningsskog</w:t>
+      </w:r>
+      <w:r>
+        <w:t xml:space="preserve"> (SLU Artdatabanken, 2024; Nitare &amp; Skogsstyrelsen, 2019).</w:t>
+      </w:r>
+    </w:p>
+    <w:p>
+      <w:r>
+        <w:rPr>
+          <w:b/>
+        </w:rPr>
+        <w:t>Blanksvart spiklav (NT)</w:t>
+      </w:r>
+      <w:r>
+        <w:t xml:space="preserve"> förekommer på torr, hård, gammal kärnved men även på äldre ytved av tall i naturskogsartade bestånd med begränsad brandpåverkan och ostörd hydrologi. Skogsbruksåtgärder på eller i närheten av lokaler med blanksvart spiklav utgör ett hot. Naturskogsartade öppna tall- och barrblandskogar med blanksvart spiklav indikerar höga biologiska värden och bör bevaras (SLU Artdatabanken, 2024).</w:t>
+      </w:r>
+    </w:p>
+    <w:p>
+      <w:r>
+        <w:rPr>
+          <w:b/>
+        </w:rPr>
+        <w:t>Dvärgbägarlav (NT)</w:t>
+      </w:r>
+      <w:r>
+        <w:t xml:space="preserve"> förekommer över hela Sverige på gammal hård ved, huvudsakligen på tall men i södra Sverige även på ek. Veden utgörs framförallt av grova stubbar, lågor och grenar. Substratet har blivit sällsyntare och nybildning av substrat sker bara i begränsad omfattning. Arten hotas av att grova lågor blir allt sällsyntare i dagens kulturskogar samt att nybildningen av lämpliga substrat går mycket långsamt. En riklig tillgång på gamla tall- eller eklågor måste säkerställas på artens lokaler. Dvärgbägarlav är typisk art för </w:t>
       </w:r>
       <w:r>
         <w:rPr>
@@ -272,10 +372,30 @@
         <w:rPr>
           <w:b/>
         </w:rPr>
-        <w:t>Garnlav (VU)</w:t>
-      </w:r>
-      <w:r>
-        <w:t xml:space="preserve"> är en utpräglad barrskogsart som ibland kan drapera träden i norrländska grannaturskogar med hög luftfuktighet. Den förekommer även i talldominerade bestånd där den, förutom i trädens grenverk, påträffas hängande över ojämnheter i tallbarken. Arten har minskat starkt i södra och mellersta Sverige och den minskar även i sitt nordliga utbredningsområde. Minskningstakten uppgår till 30 (20–50) % inom 50 år och överstiger gränsvärdet för Sårbar (VU). Orsaken till tillbakagången beror främst på slutavverkningar av naturskogsartade skogar. Bestånd med riklig förekomst bör regelmässigt sparas, vilket även gynnar flera andra sällsynta och rödlistade arter. Garnlav är värdväxt för den mycket sällsynta och akut hotade fjärilen barrskogslavfly (CR) som hör hemma i boreala barrskogar med riklig förekomst av värdväxten. Tidigare kunde arten konstateras årligen på flera platser vid Dala-Floda i Dalarna innan lokalerna kalavverkades. Senaste fyndet i landet av barrskogslavfly är från år 2000 då den påträffades vid Högberget i Sollefteå kommun. Garnlav är typisk art för </w:t>
+        <w:t>Gammelgransskål (NT)</w:t>
+      </w:r>
+      <w:r>
+        <w:t xml:space="preserve"> är en liten skålsvamp som växer på gamla granar med skrovlig bark. Typiska växtplatser är gransumpskog i myrkanter, bäckdråg, bäckraviner och skuggiga bergssluttningar, men också skog på torrare mark kan hysa arten om beståndet har stark naturskogskaraktär. Bestånd med arten bör behandlas som nyckelbiotoper och sparas vid en slutavverkning. Även gallring bör undvikas. Gammelgransskål är typisk art för </w:t>
+      </w:r>
+      <w:r>
+        <w:rPr>
+          <w:i/>
+        </w:rPr>
+        <w:t>9010 Taiga</w:t>
+      </w:r>
+      <w:r>
+        <w:t xml:space="preserve"> (SLU Artdatabanken, 2024; Nitare &amp; Skogsstyrelsen, 2019).</w:t>
+      </w:r>
+    </w:p>
+    <w:p>
+      <w:r>
+        <w:rPr>
+          <w:b/>
+        </w:rPr>
+        <w:t>Knottrig blåslav (NT)</w:t>
+      </w:r>
+      <w:r>
+        <w:t xml:space="preserve"> har sin huvudutbredning i gamla granskogar i det övre barrskogsbältet mot fjällen. Den signalerar alltid höga naturvärden och växer i skogar med lång kontinuitet, mest i opåverkade naturskogsbestånd. Arten överlever inte en slutavverkning (inklusive hänsyn) och den finns idag enbart i kontinuitetsskog. Lavens fortsatta förekomst bör säkerställas genom att lokaler med äldre barrskog skyddas. Knottrig blåslav är typisk art för </w:t>
       </w:r>
       <w:r>
         <w:rPr>
@@ -290,10 +410,12 @@
         <w:rPr>
           <w:i/>
         </w:rPr>
-        <w:t xml:space="preserve"> 9070 Trädklädd betesmark</w:t>
-      </w:r>
-      <w:r>
-        <w:t xml:space="preserve"> (SLU Artdatabanken, 2026).</w:t>
+        <w:t xml:space="preserve"> 9040 Fjällbjörkskog</w:t>
+      </w:r>
+    </w:p>
+    <w:p>
+      <w:r>
+        <w:t>(SLU Artdatabanken, 2024; Nitare &amp; Skogsstyrelsen, 2019).</w:t>
       </w:r>
     </w:p>
     <w:p>
@@ -301,10 +423,19 @@
         <w:rPr>
           <w:b/>
         </w:rPr>
-        <w:t>Grantickeporing (VU)</w:t>
-      </w:r>
-      <w:r>
-        <w:t xml:space="preserve"> växer på murken ved och döda fruktkroppar av granticka och gränsticka (VU). Den förekommer i naturskogsliknade granskogar, gärna i fuktiga miljöer vid källbäckar och liknande. Avverkning av naturskogslika miljöer och av grova granar där grantickeporing förekommer är ett direkt hot mot artens fortlevnad. Gamla granskogar som hyser arten undantas helt från skogsbruk (SLU Artdatabanken, 2026).</w:t>
+        <w:t>Kolflarnlav (NT)</w:t>
+      </w:r>
+      <w:r>
+        <w:t xml:space="preserve"> är brandberoende och växer nästan uteslutande på kolad hård kärnved av tall. Etableringen verkar ske först 100–300 år efter brand och nytt substrat nybildas i mycket begränsad omfattning. Avverkning av tallskog av naturskogskaraktär med spår av återkommande bränder är ett hot och mängden lämplig ved att växa på för arten minskar dels på grund av naturlig nedbrytning men framförallt på grund av att det förstörs i samband med slutavverkningar, gallringar och markberedning. Såväl kolflarnlav som mörk kolflarnlav har glänsande bålfjäll och förekommer främst i tall- och blandbarrskogar av naturskogskaraktär med spår av återkommande bränder. Skogar som dessa hyser höga biologiska värden och bör skyddas. Kolflarnlav är typisk art för </w:t>
+      </w:r>
+      <w:r>
+        <w:rPr>
+          <w:i/>
+        </w:rPr>
+        <w:t>9010 Taiga</w:t>
+      </w:r>
+      <w:r>
+        <w:t xml:space="preserve"> (SLU Artdatabanken, 2024).</w:t>
       </w:r>
     </w:p>
     <w:p>
@@ -312,19 +443,19 @@
         <w:rPr>
           <w:b/>
         </w:rPr>
-        <w:t>Nordlig parasitporing (VU)</w:t>
-      </w:r>
-      <w:r>
-        <w:t xml:space="preserve"> växer på döda, liggande, grova stammar av framförallt gran, någon gång tall och påträffas i mager granskog, ofta naturskogsartad eller i fjällnära skog. Artens substrat, lågor förrötade av violticke-arter (</w:t>
+        <w:t>Lavskrika (NT, §4)</w:t>
+      </w:r>
+      <w:r>
+        <w:t xml:space="preserve"> är rödlistad som nära hotad och fridlyst enligt 4§ artskyddsförordningen. Den har minskat med 20 (10–30) % under de senaste 15 åren och minskningstakten bedöms vara nära gränsvärdet för sårbar (VU). Lavskrikan är en mycket stationär fågel, som häckar i äldre, slutna och hänglavsrika barrskogar. Nyckelfaktorer är flerskiktad skog med rik undervegetation samt riklig förekomst av hänglavar. Reviren är livslånga med hemområden som varierar mellan 50 och 150 ha. Inom ett revir av hög kvalitet finns det som regel ett eller flera kärnområden (1–20 ha) med relativt tät flerskiktad granskog. Arten missgynnas när flerskiktad skog omförs till enskiktade bestånd och även röjning och hård gallring är starkt negativt. Lavskrikan har relativt stora hemområden och försvinner när den äldre skogen fragmenteras, särskilt allvarligt är när kärnområdena avverkas. Den försvinner successivt framför allt vid dess utbredningsgränser och populationen har minskat kontinuerligt under 2000-talet. Lavskrika är typisk art för </w:t>
       </w:r>
       <w:r>
         <w:rPr>
           <w:i/>
         </w:rPr>
-        <w:t>Trichaptum spp</w:t>
-      </w:r>
-      <w:r>
-        <w:t>) bedöms inte vara på tillbakagång, däremot minskar arealen kontinuitetsskogar i norr vilket utgör artens huvudsakliga livsmiljöer. Lokaler med arten måste skyddas från kalavverkning och skogliga åtgärder (SLU Artdatabanken, 2025).</w:t>
+        <w:t>9010 Taiga</w:t>
+      </w:r>
+      <w:r>
+        <w:t xml:space="preserve"> (SLU Artdatabanken, 2026; Skogsstyrelsen 2016).</w:t>
       </w:r>
     </w:p>
     <w:p>
@@ -332,10 +463,349 @@
         <w:rPr>
           <w:b/>
         </w:rPr>
-        <w:t xml:space="preserve">Ostticka (VU) </w:t>
-      </w:r>
-      <w:r>
-        <w:t xml:space="preserve">växer huvudsakligen på grova granlågor i urskogsartad barrskog. Växtplatserna ligger vanligtvis i brandrefugiala områden med relativt hög luftfuktighet där skogen under lång tid haft en intern beståndsdynamik med successivt avdöende träd. Alla skogsskötselåtgärder på eller i omedelbar närhet av lokalerna inverkar negativt på artens fortlevnad. Ostticka är typisk art för </w:t>
+        <w:t>Liten svartspik (NT)</w:t>
+      </w:r>
+      <w:r>
+        <w:t xml:space="preserve"> växer på granbark i boreala barrskogar med lång trädkontinuitet och hög luftfuktighet. Orsaken till tillbakagången beror på främst på slutavverkningar av naturskogsartade granskogar. Bestånd med riklig förekomst av liten svartspik bör regelmässigt sparas. Naturhänsyn i samband med slutavverkning måste ske så att man undviker uttorkningseffekter (SLU Artdatabanken, 2024).</w:t>
+      </w:r>
+    </w:p>
+    <w:p>
+      <w:r>
+        <w:rPr>
+          <w:b/>
+        </w:rPr>
+        <w:t>Rynkskinn (NT)</w:t>
+      </w:r>
+      <w:r>
+        <w:t xml:space="preserve"> är en vednedbrytare som växer på grova granlågor och ingår i en karaktäristisk association av vedsvampar knutna till urskogsartade barrskogar. Den har klassificerats som en “urskogsindikator” och är placerad i toppen av Skogsstyrelsens värdepyramid för bedömning av skog med höga naturvärden. Allt tyder på att rynkskinn är mycket känslig för skogliga ingrepp och lokalerna, som oftast har höga biologiska kvaliteter, bör lämnas till fri utveckling. Rynkskinn är typisk art för </w:t>
+      </w:r>
+      <w:r>
+        <w:rPr>
+          <w:i/>
+        </w:rPr>
+        <w:t xml:space="preserve">9010 Taiga, 9050 Näringsrik granskog </w:t>
+      </w:r>
+      <w:r>
+        <w:t>och</w:t>
+      </w:r>
+      <w:r>
+        <w:rPr>
+          <w:i/>
+        </w:rPr>
+        <w:t xml:space="preserve"> 9030 Landhöjningsskog</w:t>
+      </w:r>
+      <w:r>
+        <w:t xml:space="preserve"> (Nitare &amp; Skogsstyrelsen, 2019; SLU Artdatabanken, 2026).</w:t>
+      </w:r>
+    </w:p>
+    <w:p>
+      <w:r>
+        <w:rPr>
+          <w:b/>
+        </w:rPr>
+        <w:t>Talltagel (NT)</w:t>
+      </w:r>
+      <w:r>
+        <w:t xml:space="preserve"> är en boreal art som förekommer på tall i äldre, öppna tallskogar. Den påverkas negativt av brist på kontinuitetsskog och minskningstakten bedöms vara nära gränsvärdet för Sårbar (VU). Talltagel är typisk art för </w:t>
+      </w:r>
+      <w:r>
+        <w:rPr>
+          <w:i/>
+        </w:rPr>
+        <w:t>9010 Taiga</w:t>
+      </w:r>
+      <w:r>
+        <w:t xml:space="preserve"> (SLU Artdatabanken, 2026).</w:t>
+      </w:r>
+    </w:p>
+    <w:p>
+      <w:r>
+        <w:rPr>
+          <w:b/>
+        </w:rPr>
+        <w:t>Tretåig hackspett (NT, §4)</w:t>
+      </w:r>
+      <w:r>
+        <w:t xml:space="preserve"> är rödlistad som nära hotad och ingår i bilaga 1 i EU:s fågeldirektiv. Tretåig hackspett är för sin överlevnad beroende av kontinuerlig tillförsel av äldre döende och död ved, som sker genom naturliga självgallringsprocesser i äldre grannaturskogar och barrblandade naturskogar. Om en skog genom skogsbruk gallras eller glesas ur så upphör och uteblir i stort sett den naturliga självgallringsprocessen för mycket lång tid framöver vilket omöjliggör upprätthållandet av den kontinuerliga ekologiska funktionen i ett område. Det finns studier som visar att naturskogens självgallringsprocess som den tretåiga hackspetten är beroende av, inte kan ersättas med efterlämnad hänsyn i skogsbruket (Imbeau &amp; Desrochers, 2002). Storleken på häckningsreviret varierar med skogstypen, förekomsten av död ved och graden av fragmentering, men är i allmänhet i storleksordningen 25–100 hektar. Vintertid krävs ofta betydligt större områden och det finns studier som antyder att arten behöver minst 100 hektar äldre skog. I områden med låg bonitet kan det behövas över 200 hektar lämpligt habitat för att ett par ska kunna reproducera sig. Områden med dokumenterad permanent förekomst i naturskogsmiljöer har vanligen så stora naturvärden att skogsbruk är olämpligt. Tretåig hackspett är typisk art för </w:t>
+      </w:r>
+      <w:r>
+        <w:rPr>
+          <w:i/>
+        </w:rPr>
+        <w:t xml:space="preserve">9010 Taiga, 9740 Skogsbevuxen myr, 9030 Landhöjningsskog </w:t>
+      </w:r>
+      <w:r>
+        <w:t xml:space="preserve">och </w:t>
+      </w:r>
+      <w:r>
+        <w:rPr>
+          <w:i/>
+        </w:rPr>
+        <w:t>9040 Fjällbjörkskog</w:t>
+      </w:r>
+      <w:r>
+        <w:t xml:space="preserve"> (Skogsstyrelsen, 2016; SLU Artdatabanken, 2024).</w:t>
+      </w:r>
+    </w:p>
+    <w:p>
+      <w:r>
+        <w:rPr>
+          <w:b/>
+        </w:rPr>
+        <w:t>Ullticka (NT)</w:t>
+      </w:r>
+      <w:r>
+        <w:t xml:space="preserve"> är knuten till restbestånd av barrnaturskog och förekommer med ett tydligt optimum i orörda eller måttligt påverkade gamla granskogar där det föreligger viss kontinuitet av grov död ved. Ullticka är en bra signalart inom hela sitt utbredningsområde och i södra Sverige är den sällsynt och en god signalart för skyddsvärda granskogsmiljöer. Den hotas av avverkning och fragmentering av naturskog och äldre granskog med lång trädkontinuitet. På ullticka kan ibland ulltickeporing (VU) påträffas - det är en sällsynt ticka som nyligen delats upp i de tre olika arterna ulltickeporing </w:t>
+      </w:r>
+      <w:r>
+        <w:rPr>
+          <w:i/>
+        </w:rPr>
+        <w:t xml:space="preserve">Skeletocutis brevispora </w:t>
+      </w:r>
+      <w:r>
+        <w:t>(VU)</w:t>
+      </w:r>
+      <w:r>
+        <w:rPr>
+          <w:i/>
+        </w:rPr>
+        <w:t>, Skeletocutis delicata</w:t>
+      </w:r>
+      <w:r>
+        <w:t xml:space="preserve"> (VU)</w:t>
+      </w:r>
+      <w:r>
+        <w:rPr>
+          <w:i/>
+        </w:rPr>
+        <w:t xml:space="preserve"> och Skeletocutis exilis</w:t>
+      </w:r>
+      <w:r>
+        <w:t xml:space="preserve"> (NT). Ullticka är typisk art för </w:t>
+      </w:r>
+      <w:r>
+        <w:rPr>
+          <w:i/>
+        </w:rPr>
+        <w:t xml:space="preserve">9010 Taiga, 9050 Näringsrik granskog </w:t>
+      </w:r>
+      <w:r>
+        <w:t xml:space="preserve">och </w:t>
+      </w:r>
+      <w:r>
+        <w:rPr>
+          <w:i/>
+        </w:rPr>
+        <w:t>9030 Landhöjningsskog</w:t>
+      </w:r>
+      <w:r>
+        <w:t xml:space="preserve"> (SLU Artdatabanken, 2026; Nitare &amp; Skogsstyrelsen, 2019; Miettinen &amp; Niemelä, 2018).</w:t>
+      </w:r>
+    </w:p>
+    <w:p>
+      <w:r>
+        <w:rPr>
+          <w:b/>
+        </w:rPr>
+        <w:t>Vedskivlav (NT)</w:t>
+      </w:r>
+      <w:r>
+        <w:t xml:space="preserve"> växer på gammal, torr, exponerad, hård kärnved av framförallt tall i naturskogsartade bestånd. Avverkning av tallskog av naturskogskaraktär med spår av återkommande bränder är ett hot. Mängden lämplig ved att växa på för vedskivlav minskar, dels på grund av naturlig nedbrytning men framförallt på grund av att de förstörs i samband med slutavverkningar, gallringar och markberedning. Tall- och blandbarrskogar av naturskogskaraktär med spår av återkommande bränder bör skyddas. Vedskivlav är typisk art för </w:t>
+      </w:r>
+      <w:r>
+        <w:rPr>
+          <w:i/>
+        </w:rPr>
+        <w:t>9010 Taiga</w:t>
+      </w:r>
+      <w:r>
+        <w:t xml:space="preserve"> (SLU Artdatabanken, 2024).</w:t>
+      </w:r>
+    </w:p>
+    <w:p>
+      <w:r>
+        <w:rPr>
+          <w:b/>
+        </w:rPr>
+        <w:t>Vitgrynig nållav (NT)</w:t>
+      </w:r>
+      <w:r>
+        <w:t xml:space="preserve"> växer nästan uteslutande på bark av gamla, senvuxna granar i skuggiga lägen med hög och jämn luftfuktighet. Den vanligaste naturtypen för arten är kontinuitetsskogar på frisk mark men den finns också i sumpgranskogar. På lång sikt utgör avverkningar av olikåldriga granskogar av naturskogskaraktär ett allvarligt hot mot arten och skogsbruksåtgärder på eller i närheten av växtplatserna bör undvikas. Naturskogsartade, fuktiga granskogar med förekomster av arten signalerar höga biologiska värden och bör bevaras (SLU Artdatabanken, 2024; Nitare &amp; Skogsstyrelsen, 2019).</w:t>
+      </w:r>
+    </w:p>
+    <w:p>
+      <w:r>
+        <w:rPr>
+          <w:b/>
+        </w:rPr>
+        <w:t>Äggvaxskivling (NT)</w:t>
+      </w:r>
+      <w:r>
+        <w:t xml:space="preserve"> bildar mykorrhiza med gran och förekommer huvudsakligen i äldre blåbärsgranskog. Har i Sverige en nordlig utbredningsbild och är relativt vanlig i norra Sverige. Total population i landet bedöms ha minskat kraftigt och fortgående att minska p.g.a. slutavverkningar av kontinuitetsskogar. Skogar med rik förekomst av äggvaxskivling brukar ha en artrik flora av mykorrhizasvampar och kan betraktas som nyckelbiotoper (SLU Artdatabanken, 2024).</w:t>
+      </w:r>
+    </w:p>
+    <w:p>
+      <w:r>
+        <w:rPr>
+          <w:b/>
+        </w:rPr>
+        <w:t xml:space="preserve">Blodticka </w:t>
+      </w:r>
+      <w:r>
+        <w:t xml:space="preserve">är i norra Sverige främst knuten till grova granlågor i urskogsartad barrskog, men förekommer ibland även på klenare granar i anslutning till bäckar och sumpskogar. Den är en bra indikator på granskogar med höga naturvärden och oftast förekommer den tillsammans med ett stort antal ovanliga och rödlistade arter. I södra Sverige växer den framför allt på tall och har då ett lägre signalvärde. Blodticka är typisk art för </w:t>
+      </w:r>
+      <w:r>
+        <w:rPr>
+          <w:i/>
+        </w:rPr>
+        <w:t>9030 Landhöjningsskog</w:t>
+      </w:r>
+      <w:r>
+        <w:t xml:space="preserve"> (SLU Artdatabanken, 2025; Nitare &amp; Skogsstyrelsen, 2019).</w:t>
+      </w:r>
+    </w:p>
+    <w:p>
+      <w:r>
+        <w:rPr>
+          <w:b/>
+        </w:rPr>
+        <w:t>Bårdlav</w:t>
+      </w:r>
+      <w:r>
+        <w:t xml:space="preserve"> signalerar miljöer med höga naturvärden och på lokalerna finns vanligtvis många andra ovanliga och rödlistade arter. Den visar även på platser med hög och jämn luftfuktighet. På bårdlav och andra njurlavar (Nephroma) kan de sällsynta parasiterna </w:t>
+      </w:r>
+      <w:r>
+        <w:rPr>
+          <w:i/>
+        </w:rPr>
+        <w:t xml:space="preserve">Protounguicularia nephromatis </w:t>
+      </w:r>
+      <w:r>
+        <w:t xml:space="preserve">(VU) och </w:t>
+      </w:r>
+      <w:r>
+        <w:rPr>
+          <w:i/>
+        </w:rPr>
+        <w:t xml:space="preserve">Tremella nephromatis </w:t>
+      </w:r>
+      <w:r>
+        <w:t xml:space="preserve">(DD) påträffas. Bårdlav är typisk art för </w:t>
+      </w:r>
+      <w:r>
+        <w:rPr>
+          <w:i/>
+        </w:rPr>
+        <w:t xml:space="preserve">9010 Taiga, 9020 Nordlig ädellövskog, 9070 Trädklädd betesmark, 9110 Näringsfattig bokskog, 9160 Näringsrik ekskog, 9180 Ädellövskog i branter </w:t>
+      </w:r>
+      <w:r>
+        <w:t>och</w:t>
+      </w:r>
+      <w:r>
+        <w:rPr>
+          <w:i/>
+        </w:rPr>
+        <w:t xml:space="preserve"> 9190 Näringsfattig ekskog</w:t>
+      </w:r>
+      <w:r>
+        <w:t xml:space="preserve"> (SLU Artdatabanken, 2026; Nitare &amp; Skogsstyrelsen, 2019).</w:t>
+      </w:r>
+    </w:p>
+    <w:p>
+      <w:r>
+        <w:rPr>
+          <w:b/>
+        </w:rPr>
+        <w:t>Spindelblomster (§8)</w:t>
+      </w:r>
+      <w:r>
+        <w:t xml:space="preserve"> växer i äldre mossrik granskog eller barrblandskog, men även i fjällbjörkskog. Arten indikerar långvarig trädkontinuitet och hög luftfuktighet och är mycket känslig för uttorkning och markskador. Spindelblomster har i många trakter minskat starkt under senare tid på grund av slutavverkningar och skogsmarksdikning. Spindelblomster är typisk art för </w:t>
+      </w:r>
+      <w:r>
+        <w:rPr>
+          <w:i/>
+        </w:rPr>
+        <w:t xml:space="preserve">9010 Taiga, 9050 Näringsrik granskog </w:t>
+      </w:r>
+      <w:r>
+        <w:t>och</w:t>
+      </w:r>
+      <w:r>
+        <w:rPr>
+          <w:i/>
+        </w:rPr>
+        <w:t xml:space="preserve"> 9040 Fjällbjörkskog</w:t>
+      </w:r>
+      <w:r>
+        <w:t xml:space="preserve"> (Nitare &amp; Skogsstyrelsen, 2019; SLU Artdatabanken, 2025).</w:t>
+      </w:r>
+    </w:p>
+    <w:p>
+      <w:r>
+        <w:rPr>
+          <w:b/>
+        </w:rPr>
+        <w:t>Stuplav</w:t>
+      </w:r>
+      <w:r>
+        <w:t xml:space="preserve"> är en mycket bra signalart i hela sitt utbredningsområde och förekommer nästan enbart i skogsmiljöer med höga naturvärden. Den indikerar långvarig förekomst av gamla lövträd och miljöer med konstant hög luftfuktighet. I skogar med suboceaniskt klimat finns det en mycket sällsynt parasit, njurlavsknapp </w:t>
+      </w:r>
+      <w:r>
+        <w:rPr>
+          <w:i/>
+        </w:rPr>
+        <w:t>Pletocarpon nephromeum</w:t>
+      </w:r>
+      <w:r>
+        <w:t xml:space="preserve"> (EN), som växer på stuplav. Ytterligare tre sällsynta lavparasiter, </w:t>
+      </w:r>
+      <w:r>
+        <w:rPr>
+          <w:i/>
+        </w:rPr>
+        <w:t>Protounguicularia nephromatis</w:t>
+      </w:r>
+      <w:r>
+        <w:t xml:space="preserve"> (VU), </w:t>
+      </w:r>
+      <w:r>
+        <w:rPr>
+          <w:i/>
+        </w:rPr>
+        <w:t>Refractohilum galligenum</w:t>
+      </w:r>
+      <w:r>
+        <w:t xml:space="preserve"> (NT) och </w:t>
+      </w:r>
+      <w:r>
+        <w:rPr>
+          <w:i/>
+        </w:rPr>
+        <w:t>Roselliniella nephromatis</w:t>
+      </w:r>
+      <w:r>
+        <w:t xml:space="preserve"> (DD), kan också påträffas på stuplav. Stuplav är typisk art för </w:t>
+      </w:r>
+      <w:r>
+        <w:rPr>
+          <w:i/>
+        </w:rPr>
+        <w:t>9010 Taiga</w:t>
+      </w:r>
+      <w:r>
+        <w:t xml:space="preserve"> (SLU Artdatabanken, 2026; Nitare &amp; Skogsstyrelsen, 2019).</w:t>
+      </w:r>
+    </w:p>
+    <w:p>
+      <w:r>
+        <w:rPr>
+          <w:b/>
+        </w:rPr>
+        <w:t>Tjäder (§4)</w:t>
+      </w:r>
+      <w:r>
+        <w:t xml:space="preserve"> omfattas av bilaga 1 och 2 EU:s fågeldirektiv och är typisk art för </w:t>
       </w:r>
       <w:r>
         <w:rPr>
@@ -350,749 +820,10 @@
         <w:rPr>
           <w:i/>
         </w:rPr>
-        <w:t>9030 Landhöjningsskog</w:t>
-      </w:r>
-      <w:r>
-        <w:t xml:space="preserve"> (SLU Artdatabanken, 2024; Nitare &amp; Skogsstyrelsen, 2019).</w:t>
-      </w:r>
-    </w:p>
-    <w:p>
-      <w:r>
-        <w:rPr>
-          <w:b/>
-        </w:rPr>
-        <w:t>Blanksvart spiklav (NT)</w:t>
-      </w:r>
-      <w:r>
-        <w:t xml:space="preserve"> förekommer på torr, hård, gammal kärnved men även på äldre ytved av tall i naturskogsartade bestånd med begränsad brandpåverkan och ostörd hydrologi. Skogsbruksåtgärder på eller i närheten av lokaler med blanksvart spiklav utgör ett hot. Naturskogsartade öppna tall- och barrblandskogar med blanksvart spiklav indikerar höga biologiska värden och bör bevaras (SLU Artdatabanken, 2024).</w:t>
-      </w:r>
-    </w:p>
-    <w:p>
-      <w:r>
-        <w:rPr>
-          <w:b/>
-        </w:rPr>
-        <w:t>Doftskinn (NT)</w:t>
-      </w:r>
-      <w:r>
-        <w:t xml:space="preserve">, rödlistad som nära hotad, är en mycket bra signalart för boreal granskog och indikerar ett gran-skogsekosystem med lång kontinuitet av grova lågor. Arten är placerad i toppen av Skogsstyrelsens värdepyramid för bedömning av skog med höga naturvärden och har klassats som en “urskogsindikator”, då den förekommer med ett tydligt optimum i helt eller nästan helt orörda skogar. Doftskinn är typisk art för </w:t>
-      </w:r>
-      <w:r>
-        <w:rPr>
-          <w:i/>
-        </w:rPr>
-        <w:t xml:space="preserve">9010 Taiga </w:t>
-      </w:r>
-      <w:r>
-        <w:t>(SLU Artdatabanken, 2025; Nitare &amp; Skogsstyrelsen, 2019).</w:t>
-      </w:r>
-    </w:p>
-    <w:p>
-      <w:r>
-        <w:rPr>
-          <w:b/>
-        </w:rPr>
-        <w:t>Dvärgbägarlav (NT)</w:t>
-      </w:r>
-      <w:r>
-        <w:t xml:space="preserve"> förekommer över hela Sverige på gammal hård ved, huvudsakligen på tall men i södra Sverige även på ek. Veden utgörs framförallt av grova stubbar, lågor och grenar. Substratet har blivit sällsyntare och nybildning av substrat sker bara i begränsad omfattning. Arten hotas av att grova lågor blir allt sällsyntare i dagens kulturskogar samt att nybildningen av lämpliga substrat går mycket långsamt. En riklig tillgång på gamla tall- eller eklågor måste säkerställas på artens lokaler. Dvärgbägarlav är typisk art för </w:t>
-      </w:r>
-      <w:r>
-        <w:rPr>
-          <w:i/>
-        </w:rPr>
-        <w:t>9010 Taiga</w:t>
-      </w:r>
-      <w:r>
-        <w:t xml:space="preserve"> (SLU Artdatabanken, 2024; Nitare &amp; Skogsstyrelsen, 2019).</w:t>
-      </w:r>
-    </w:p>
-    <w:p>
-      <w:r>
-        <w:rPr>
-          <w:b/>
-        </w:rPr>
-        <w:t>Gammelgransskål (NT)</w:t>
-      </w:r>
-      <w:r>
-        <w:t xml:space="preserve"> är en liten skålsvamp som växer på gamla granar med skrovlig bark. Typiska växtplatser är gransumpskog i myrkanter, bäckdråg, bäckraviner och skuggiga bergssluttningar, men också skog på torrare mark kan hysa arten om beståndet har stark naturskogskaraktär. Bestånd med arten bör behandlas som nyckelbiotoper och sparas vid en slutavverkning. Även gallring bör undvikas. Gammelgransskål är typisk art för </w:t>
-      </w:r>
-      <w:r>
-        <w:rPr>
-          <w:i/>
-        </w:rPr>
-        <w:t>9010 Taiga</w:t>
-      </w:r>
-      <w:r>
-        <w:t xml:space="preserve"> (SLU Artdatabanken, 2024; Nitare &amp; Skogsstyrelsen, 2019).</w:t>
-      </w:r>
-    </w:p>
-    <w:p>
-      <w:r>
-        <w:rPr>
-          <w:b/>
-        </w:rPr>
-        <w:t>Harticka (NT)</w:t>
-      </w:r>
-      <w:r>
-        <w:t xml:space="preserve"> är normalt en mycket bra signalart för granskogar med höga naturvärden. Även när svampen påträffas i mer påverkade skogar är det nästan alltid fråga om skogsmiljöer i sena successionsstadier med höga naturvärden. Skogsskötselåtgärder på eller i omedelbar närhet av växtplatserna kan innebära ett hot mot arten. Harticka är typisk art för </w:t>
-      </w:r>
-      <w:r>
-        <w:rPr>
-          <w:i/>
-        </w:rPr>
-        <w:t xml:space="preserve">9010 Taiga, 9050 Näringsrik granskog </w:t>
-      </w:r>
-      <w:r>
-        <w:t xml:space="preserve">och </w:t>
-      </w:r>
-      <w:r>
-        <w:rPr>
-          <w:i/>
-        </w:rPr>
-        <w:t>9030 Landhöjningsskog</w:t>
-      </w:r>
-      <w:r>
-        <w:t xml:space="preserve"> (SLU Artdatabanken, 2024; Nitare &amp; Skogsstyrelsen, 2019).</w:t>
-      </w:r>
-    </w:p>
-    <w:p>
-      <w:r>
-        <w:rPr>
-          <w:b/>
-        </w:rPr>
-        <w:t>Knottrig blåslav (NT)</w:t>
-      </w:r>
-      <w:r>
-        <w:t xml:space="preserve"> har sin huvudutbredning i gamla granskogar i det övre barrskogsbältet mot fjällen. Den signalerar alltid höga naturvärden och växer i skogar med lång kontinuitet, mest i opåverkade naturskogsbestånd. Arten överlever inte en slutavverkning (inklusive hänsyn) och den finns idag enbart i kontinuitetsskog. Lavens fortsatta förekomst bör säkerställas genom att lokaler med äldre barrskog skyddas. Knottrig blåslav är typisk art för </w:t>
-      </w:r>
-      <w:r>
-        <w:rPr>
-          <w:i/>
-        </w:rPr>
-        <w:t xml:space="preserve">9010 Taiga </w:t>
-      </w:r>
-      <w:r>
-        <w:t>och</w:t>
-      </w:r>
-      <w:r>
-        <w:rPr>
-          <w:i/>
-        </w:rPr>
-        <w:t xml:space="preserve"> 9040 Fjällbjörkskog</w:t>
-      </w:r>
-    </w:p>
-    <w:p>
-      <w:r>
-        <w:t>(SLU Artdatabanken, 2024; Nitare &amp; Skogsstyrelsen, 2019).</w:t>
-      </w:r>
-    </w:p>
-    <w:p>
-      <w:r>
-        <w:rPr>
-          <w:b/>
-        </w:rPr>
-        <w:t>Kolflarnlav (NT)</w:t>
-      </w:r>
-      <w:r>
-        <w:t xml:space="preserve"> är brandberoende och växer nästan uteslutande på kolad hård kärnved av tall. Etableringen verkar ske först 100–300 år efter brand och nytt substrat nybildas i mycket begränsad omfattning. Avverkning av tallskog av naturskogskaraktär med spår av återkommande bränder är ett hot och mängden lämplig ved att växa på för arten minskar dels på grund av naturlig nedbrytning men framförallt på grund av att det förstörs i samband med slutavverkningar, gallringar och markberedning. Såväl kolflarnlav som mörk kolflarnlav har glänsande bålfjäll och förekommer främst i tall- och blandbarrskogar av naturskogskaraktär med spår av återkommande bränder. Skogar som dessa hyser höga biologiska värden och bör skyddas. Kolflarnlav är typisk art för </w:t>
-      </w:r>
-      <w:r>
-        <w:rPr>
-          <w:i/>
-        </w:rPr>
-        <w:t>9010 Taiga</w:t>
-      </w:r>
-      <w:r>
-        <w:t xml:space="preserve"> (SLU Artdatabanken, 2024).</w:t>
-      </w:r>
-    </w:p>
-    <w:p>
-      <w:r>
-        <w:rPr>
-          <w:b/>
-        </w:rPr>
-        <w:t>Kortskaftad ärgspik (NT)</w:t>
-      </w:r>
-      <w:r>
-        <w:t xml:space="preserve"> förekommer i barrträdsdominerade skogar och växer nästan uteslutande på tallved. Den föredrar gamla högstubbar i fuktig och halvöppen miljö, t.ex. i myrkanter, sumpskog och brandpräglad skog. Arten indikerar kontinuerlig tillgång till gamla högstubbar i kombination med hög och jämn luftfuktighet. Skogsbruk på lokaler med kortskaftad ärgspik utgör ett hot. På lång sikt bildas färre lämpliga substrat än vad som försvinner. Avverkning av barrträdsdominerade bestånd av naturskogskaraktär utgör ett långsiktigt hot. Naturskogsartade bestånd med riklig förekomst av gamla och grova tallhögstubbar bör undantas från skogsbruk (SLU Artdatabanken, 2024).</w:t>
-      </w:r>
-    </w:p>
-    <w:p>
-      <w:r>
-        <w:rPr>
-          <w:b/>
-        </w:rPr>
-        <w:t>Lavskrika (NT, §4)</w:t>
-      </w:r>
-      <w:r>
-        <w:t xml:space="preserve"> är rödlistad som nära hotad och fridlyst enligt 4§ artskyddsförordningen. Den har minskat med 20 (10–30) % under de senaste 15 åren och minskningstakten bedöms vara nära gränsvärdet för sårbar (VU). Lavskrikan är en mycket stationär fågel, som häckar i äldre, slutna och hänglavsrika barrskogar. Nyckelfaktorer är flerskiktad skog med rik undervegetation samt riklig förekomst av hänglavar. Reviren är livslånga med hemområden som varierar mellan 50 och 150 ha. Inom ett revir av hög kvalitet finns det som regel ett eller flera kärnområden (1–20 ha) med relativt tät flerskiktad granskog. Arten missgynnas när flerskiktad skog omförs till enskiktade bestånd och även röjning och hård gallring är starkt negativt. Lavskrikan har relativt stora hemområden och försvinner när den äldre skogen fragmenteras, särskilt allvarligt är när kärnområdena avverkas. Den försvinner successivt framför allt vid dess utbredningsgränser och populationen har minskat kontinuerligt under 2000-talet. Lavskrika är typisk art för </w:t>
-      </w:r>
-      <w:r>
-        <w:rPr>
-          <w:i/>
-        </w:rPr>
-        <w:t>9010 Taiga</w:t>
-      </w:r>
-      <w:r>
-        <w:t xml:space="preserve"> (SLU Artdatabanken, 2026; Skogsstyrelsen 2016).</w:t>
-      </w:r>
-    </w:p>
-    <w:p>
-      <w:r>
-        <w:rPr>
-          <w:b/>
-        </w:rPr>
-        <w:t>Liten svartspik (NT)</w:t>
-      </w:r>
-      <w:r>
-        <w:t xml:space="preserve"> växer på granbark i boreala barrskogar med lång trädkontinuitet och hög luftfuktighet. Orsaken till tillbakagången beror på främst på slutavverkningar av naturskogsartade granskogar. Bestånd med riklig förekomst av liten svartspik bör regelmässigt sparas. Naturhänsyn i samband med slutavverkning måste ske så att man undviker uttorkningseffekter (SLU Artdatabanken, 2024).</w:t>
-      </w:r>
-    </w:p>
-    <w:p>
-      <w:r>
-        <w:rPr>
-          <w:b/>
-        </w:rPr>
-        <w:t>Nordtagging (NT)</w:t>
-      </w:r>
-      <w:r>
-        <w:t xml:space="preserve"> växer främst på tallågor av grövre dimensioner och påträffas huvudsakligen i äldre skog som inte kalavverkats. Nordtaggingen missgynnas av att områden med äldre tallskog har minskat starkt. Bekämpning av skogsbränder, samtidigt som skogsbruket omvandlar naturligt glesa tallbestånd till likartade och betydligt tätare bestånd, har missgynnat arten. Bristen på gamla tallågor utgör på sikt ett allvarligt hot och återskapandet av lämpliga biotoper tar mycket lång tid. Områden med olikåldriga bestånd av tall och med stort inslag av äldre träd bör undantas från skoglig produktion (SLU Artdatabanken, 2024).</w:t>
-      </w:r>
-    </w:p>
-    <w:p>
-      <w:r>
-        <w:rPr>
-          <w:b/>
-        </w:rPr>
-        <w:t>Rosenticka (NT)</w:t>
-      </w:r>
-      <w:r>
-        <w:t xml:space="preserve">, rödlistad som nära hotad, ingår i en karaktäristisk association av vedsvampar som växer på gamla, grova granlågor i urskogsartade barrskogar. Den är placerad i toppen av Skogsstyrelsens värdepyramid för bedömning av skog med höga naturvärden och indikerar ett granskogsekosystem med långvarig kontinuitet av grova lågor. Artens beroende av grova granlågor innebär att alla skogsskötselåtgärder på eller i omedelbar närhet av lokalerna utgör ett hot på lång sikt. Det är angeläget att populationerna inte ytterligare glesas ut och ett tillräckligt antal områden där arten nu finns måste sparas för framtiden. Rosenticka är typisk art för </w:t>
-      </w:r>
-      <w:r>
-        <w:rPr>
-          <w:i/>
-        </w:rPr>
-        <w:t xml:space="preserve">9010 Taiga </w:t>
-      </w:r>
-      <w:r>
-        <w:t xml:space="preserve">och </w:t>
-      </w:r>
-      <w:r>
-        <w:rPr>
-          <w:i/>
-        </w:rPr>
-        <w:t>9050 Näringsrik granskog</w:t>
-      </w:r>
-      <w:r>
-        <w:t xml:space="preserve"> (Nitare &amp; Skogsstyrelsen, 2019; SLU Artdatabanken, 2024).</w:t>
-      </w:r>
-    </w:p>
-    <w:p>
-      <w:r>
-        <w:rPr>
-          <w:b/>
-        </w:rPr>
-        <w:t>Rynkskinn (NT)</w:t>
-      </w:r>
-      <w:r>
-        <w:t xml:space="preserve"> är en vednedbrytare som växer på grova granlågor och ingår i en karaktäristisk association av vedsvampar knutna till urskogsartade barrskogar. Den har klassificerats som en “urskogsindikator” och är placerad i toppen av Skogsstyrelsens värdepyramid för bedömning av skog med höga naturvärden. Allt tyder på att rynkskinn är mycket känslig för skogliga ingrepp och lokalerna, som oftast har höga biologiska kvaliteter, bör lämnas till fri utveckling. Rynkskinn är typisk art för </w:t>
-      </w:r>
-      <w:r>
-        <w:rPr>
-          <w:i/>
-        </w:rPr>
-        <w:t xml:space="preserve">9010 Taiga, 9050 Näringsrik granskog </w:t>
-      </w:r>
-      <w:r>
-        <w:t>och</w:t>
-      </w:r>
-      <w:r>
-        <w:rPr>
-          <w:i/>
-        </w:rPr>
-        <w:t xml:space="preserve"> 9030 Landhöjningsskog</w:t>
-      </w:r>
-      <w:r>
-        <w:t xml:space="preserve"> (Nitare &amp; Skogsstyrelsen, 2019; SLU Artdatabanken, 2026).</w:t>
-      </w:r>
-    </w:p>
-    <w:p>
-      <w:r>
-        <w:rPr>
-          <w:b/>
-        </w:rPr>
-        <w:t>Stjärntagging (NT)</w:t>
-      </w:r>
-      <w:r>
-        <w:t xml:space="preserve"> signalerar inom hela sitt utbredningsområde höga naturvärden. Svampen är uttorkningskänslig och beroende av ett oförändrat fuktigt mikroklimat. Den är även beroende av en ständig tillgång på död ved i olika nedbrytningsstadier, dock ej nödvändigtvis grova träd. Tidigare påverkan på miljön måste dock ha varit så skonsam att det naturliga skogsekosystemet till stora delar har bevarats. Minskningstakten för den svenska populationen bedöms vara nära gränsvärdet för Sårbar (VU). Stjärntagging är typisk art för </w:t>
-      </w:r>
-      <w:r>
-        <w:rPr>
-          <w:i/>
-        </w:rPr>
-        <w:t xml:space="preserve">9010 Taiga, 9050 Näringsrik granskog </w:t>
-      </w:r>
-      <w:r>
-        <w:t xml:space="preserve">och </w:t>
-      </w:r>
-      <w:r>
-        <w:rPr>
-          <w:i/>
-        </w:rPr>
-        <w:t>9030 Landhöjningsskog</w:t>
-      </w:r>
-      <w:r>
-        <w:t xml:space="preserve"> (SLU Artdatabanken, 2024; Nitare &amp; Skogsstyrelsen, 2019).</w:t>
-      </w:r>
-    </w:p>
-    <w:p>
-      <w:r>
-        <w:rPr>
-          <w:b/>
-        </w:rPr>
-        <w:t>Talltagel (NT)</w:t>
-      </w:r>
-      <w:r>
-        <w:t xml:space="preserve"> är en boreal art som förekommer på tall i äldre, öppna tallskogar. Den påverkas negativt av brist på kontinuitetsskog och minskningstakten bedöms vara nära gränsvärdet för Sårbar (VU). Talltagel är typisk art för </w:t>
-      </w:r>
-      <w:r>
-        <w:rPr>
-          <w:i/>
-        </w:rPr>
-        <w:t>9010 Taiga</w:t>
-      </w:r>
-      <w:r>
-        <w:t xml:space="preserve"> (SLU Artdatabanken, 2026).</w:t>
-      </w:r>
-    </w:p>
-    <w:p>
-      <w:r>
-        <w:rPr>
-          <w:b/>
-        </w:rPr>
-        <w:t>Talltita (NT, §4)</w:t>
-      </w:r>
-      <w:r>
-        <w:t>, rödlistad som nära hotad och prioriterad art i Skogsvårdslagen, har häckningsrevir i anmälan. Arten har minskat kraftigt de senaste 30 åren och minskningstakten innevarande 10-årsperiod beräknas till 20 (10–30) %. Talltitan är synnerligen trogen sitt cirka 15 hektar stora revir och är beroende av flerskiktade olikåldriga skogar för att kunna föda upp sina ungar. Talltitan försvinner om dess livsmiljö kalavverkas (Eggers &amp; Low, 2014; Ekman, 1979; Griesser et al, 2007; Klein, 2020; Siffczyk et al, 2003; SLU Artdatabanken, 2021).</w:t>
-      </w:r>
-    </w:p>
-    <w:p>
-      <w:r>
-        <w:rPr>
-          <w:b/>
-        </w:rPr>
-        <w:t>Tretåig hackspett (NT, §4)</w:t>
-      </w:r>
-      <w:r>
-        <w:t xml:space="preserve"> är rödlistad som nära hotad och ingår i bilaga 1 i EU:s fågeldirektiv. Tretåig hackspett är för sin överlevnad beroende av kontinuerlig tillförsel av äldre döende och död ved, som sker genom naturliga självgallringsprocesser i äldre grannaturskogar och barrblandade naturskogar. Om en skog genom skogsbruk gallras eller glesas ur så upphör och uteblir i stort sett den naturliga självgallringsprocessen för mycket lång tid framöver vilket omöjliggör upprätthållandet av den kontinuerliga ekologiska funktionen i ett område. Det finns studier som visar att naturskogens självgallringsprocess som den tretåiga hackspetten är beroende av, inte kan ersättas med efterlämnad hänsyn i skogsbruket (Imbeau &amp; Desrochers, 2002). Storleken på häckningsreviret varierar med skogstypen, förekomsten av död ved och graden av fragmentering, men är i allmänhet i storleksordningen 25–100 hektar. Vintertid krävs ofta betydligt större områden och det finns studier som antyder att arten behöver minst 100 hektar äldre skog. I områden med låg bonitet kan det behövas över 200 hektar lämpligt habitat för att ett par ska kunna reproducera sig. Områden med dokumenterad permanent förekomst i naturskogsmiljöer har vanligen så stora naturvärden att skogsbruk är olämpligt. Tretåig hackspett är typisk art för </w:t>
-      </w:r>
-      <w:r>
-        <w:rPr>
-          <w:i/>
-        </w:rPr>
-        <w:t xml:space="preserve">9010 Taiga, 9740 Skogsbevuxen myr, 9030 Landhöjningsskog </w:t>
-      </w:r>
-      <w:r>
-        <w:t xml:space="preserve">och </w:t>
-      </w:r>
-      <w:r>
-        <w:rPr>
-          <w:i/>
-        </w:rPr>
-        <w:t>9040 Fjällbjörkskog</w:t>
-      </w:r>
-      <w:r>
-        <w:t xml:space="preserve"> (Skogsstyrelsen, 2016; SLU Artdatabanken, 2024).</w:t>
-      </w:r>
-    </w:p>
-    <w:p>
-      <w:r>
-        <w:rPr>
-          <w:b/>
-        </w:rPr>
-        <w:t>Ullticka (NT)</w:t>
-      </w:r>
-      <w:r>
-        <w:t xml:space="preserve"> är knuten till restbestånd av barrnaturskog och förekommer med ett tydligt optimum i orörda eller måttligt påverkade gamla granskogar där det föreligger viss kontinuitet av grov död ved. Ullticka är en bra signalart inom hela sitt utbredningsområde och i södra Sverige är den sällsynt och en god signalart för skyddsvärda granskogsmiljöer. Den hotas av avverkning och fragmentering av naturskog och äldre granskog med lång trädkontinuitet. På ullticka kan ibland ulltickeporing (VU) påträffas - det är en sällsynt ticka som nyligen delats upp i de tre olika arterna ulltickeporing </w:t>
-      </w:r>
-      <w:r>
-        <w:rPr>
-          <w:i/>
-        </w:rPr>
-        <w:t xml:space="preserve">Skeletocutis brevispora </w:t>
-      </w:r>
-      <w:r>
-        <w:t>(VU)</w:t>
-      </w:r>
-      <w:r>
-        <w:rPr>
-          <w:i/>
-        </w:rPr>
-        <w:t>, Skeletocutis delicata</w:t>
-      </w:r>
-      <w:r>
-        <w:t xml:space="preserve"> (VU)</w:t>
-      </w:r>
-      <w:r>
-        <w:rPr>
-          <w:i/>
-        </w:rPr>
-        <w:t xml:space="preserve"> och Skeletocutis exilis</w:t>
-      </w:r>
-      <w:r>
-        <w:t xml:space="preserve"> (NT). Ullticka är typisk art för </w:t>
-      </w:r>
-      <w:r>
-        <w:rPr>
-          <w:i/>
-        </w:rPr>
-        <w:t xml:space="preserve">9010 Taiga, 9050 Näringsrik granskog </w:t>
-      </w:r>
-      <w:r>
-        <w:t xml:space="preserve">och </w:t>
-      </w:r>
-      <w:r>
-        <w:rPr>
-          <w:i/>
-        </w:rPr>
-        <w:t>9030 Landhöjningsskog</w:t>
-      </w:r>
-      <w:r>
-        <w:t xml:space="preserve"> (SLU Artdatabanken, 2026; Nitare &amp; Skogsstyrelsen, 2019; Miettinen &amp; Niemelä, 2018).</w:t>
-      </w:r>
-    </w:p>
-    <w:p>
-      <w:r>
-        <w:rPr>
-          <w:b/>
-        </w:rPr>
-        <w:t>Vedflamlav (NT)</w:t>
-      </w:r>
-      <w:r>
-        <w:t xml:space="preserve"> växer på gammal hård och torr, exponerad kärnved av tall, främst på högstubbar i ljusöppna lägen, t.ex. vid och på myrar, sjökanter, i glesa hällmarkskogar och i brandpräglade tallnaturskogar. Substratet nyskapas i begränsad omfattning och arten är en utmärkt indikator på höga naturvärden i denna skogstyp. Tall- och barrblandskogar med naturskogskaraktär och spår av bränder har ofta höga biologiska värden och bör skyddas. På vedflamlavens bål kan den sällsynta spiklaven/parasiten </w:t>
-      </w:r>
-      <w:r>
-        <w:rPr>
-          <w:i/>
-        </w:rPr>
-        <w:t>Calicium ramboldiicola</w:t>
-      </w:r>
-      <w:r>
-        <w:t xml:space="preserve"> (VU) påträffas (SLU Artdatabanken, 2026).</w:t>
-      </w:r>
-    </w:p>
-    <w:p>
-      <w:r>
-        <w:rPr>
-          <w:b/>
-        </w:rPr>
-        <w:t>Vedskivlav (NT)</w:t>
-      </w:r>
-      <w:r>
-        <w:t xml:space="preserve"> växer på gammal, torr, exponerad, hård kärnved av framförallt tall i naturskogsartade bestånd. Avverkning av tallskog av naturskogskaraktär med spår av återkommande bränder är ett hot. Mängden lämplig ved att växa på för vedskivlav minskar, dels på grund av naturlig nedbrytning men framförallt på grund av att de förstörs i samband med slutavverkningar, gallringar och markberedning. Tall- och blandbarrskogar av naturskogskaraktär med spår av återkommande bränder bör skyddas. Vedskivlav är typisk art för </w:t>
-      </w:r>
-      <w:r>
-        <w:rPr>
-          <w:i/>
-        </w:rPr>
-        <w:t>9010 Taiga</w:t>
-      </w:r>
-      <w:r>
-        <w:t xml:space="preserve"> (SLU Artdatabanken, 2024).</w:t>
-      </w:r>
-    </w:p>
-    <w:p>
-      <w:r>
-        <w:rPr>
-          <w:b/>
-        </w:rPr>
-        <w:t>Vitgrynig nållav (NT)</w:t>
-      </w:r>
-      <w:r>
-        <w:t xml:space="preserve"> växer nästan uteslutande på bark av gamla, senvuxna granar i skuggiga lägen med hög och jämn luftfuktighet. Den vanligaste naturtypen för arten är kontinuitetsskogar på frisk mark men den finns också i sumpgranskogar. På lång sikt utgör avverkningar av olikåldriga granskogar av naturskogskaraktär ett allvarligt hot mot arten och skogsbruksåtgärder på eller i närheten av växtplatserna bör undvikas. Naturskogsartade, fuktiga granskogar med förekomster av arten signalerar höga biologiska värden och bör bevaras (SLU Artdatabanken, 2024; Nitare &amp; Skogsstyrelsen, 2019).</w:t>
-      </w:r>
-    </w:p>
-    <w:p>
-      <w:r>
-        <w:rPr>
-          <w:b/>
-        </w:rPr>
-        <w:t>Äggvaxskivling (NT)</w:t>
-      </w:r>
-      <w:r>
-        <w:t xml:space="preserve"> bildar mykorrhiza med gran och förekommer huvudsakligen i äldre blåbärsgranskog. Har i Sverige en nordlig utbredningsbild och är relativt vanlig i norra Sverige. Total population i landet bedöms ha minskat kraftigt och fortgående att minska p.g.a. slutavverkningar av kontinuitetsskogar. Skogar med rik förekomst av äggvaxskivling brukar ha en artrik flora av mykorrhizasvampar och kan betraktas som nyckelbiotoper (SLU Artdatabanken, 2024).</w:t>
-      </w:r>
-    </w:p>
-    <w:p>
-      <w:r>
-        <w:rPr>
-          <w:b/>
-        </w:rPr>
-        <w:t xml:space="preserve">Blodticka </w:t>
-      </w:r>
-      <w:r>
-        <w:t xml:space="preserve">är i norra Sverige främst knuten till grova granlågor i urskogsartad barrskog, men förekommer ibland även på klenare granar i anslutning till bäckar och sumpskogar. Den är en bra indikator på granskogar med höga naturvärden och oftast förekommer den tillsammans med ett stort antal ovanliga och rödlistade arter. I södra Sverige växer den framför allt på tall och har då ett lägre signalvärde. Blodticka är typisk art för </w:t>
-      </w:r>
-      <w:r>
-        <w:rPr>
-          <w:i/>
-        </w:rPr>
-        <w:t>9030 Landhöjningsskog</w:t>
-      </w:r>
-      <w:r>
-        <w:t xml:space="preserve"> (SLU Artdatabanken, 2025; Nitare &amp; Skogsstyrelsen, 2019).</w:t>
-      </w:r>
-    </w:p>
-    <w:p>
-      <w:r>
-        <w:rPr>
-          <w:b/>
-        </w:rPr>
-        <w:t xml:space="preserve">Bollvitmossa </w:t>
-      </w:r>
-      <w:r>
-        <w:t xml:space="preserve">är en bra signalart inom hela sitt utbredningsområde. Vanligast är den i naturvårdsintressanta tallsumpskogar. Även gransumpskogar med bollvitmossa har normalt höga naturvärden. Arten indikerar skogsmark med stabila hydrologiska förhållanden och sannolikt även lång skoglig kontinuitet. Bollvitmossa är typisk art för </w:t>
-      </w:r>
-      <w:r>
-        <w:rPr>
-          <w:i/>
-        </w:rPr>
-        <w:t xml:space="preserve">9010 Taiga </w:t>
-      </w:r>
-      <w:r>
-        <w:t xml:space="preserve">och </w:t>
-      </w:r>
-      <w:r>
-        <w:rPr>
-          <w:i/>
-        </w:rPr>
-        <w:t xml:space="preserve">9740 Skogsbevuxen myr </w:t>
-      </w:r>
-      <w:r>
-        <w:t>(SLU Artdatabanken, 2025; Nitare &amp; Skogsstyrelsen, 2019).</w:t>
-      </w:r>
-    </w:p>
-    <w:p>
-      <w:r>
-        <w:rPr>
-          <w:b/>
-        </w:rPr>
-        <w:t>Bårdlav</w:t>
-      </w:r>
-      <w:r>
-        <w:t xml:space="preserve"> signalerar miljöer med höga naturvärden och på lokalerna finns vanligtvis många andra ovanliga och rödlistade arter. Den visar även på platser med hög och jämn luftfuktighet. På bårdlav och andra njurlavar (Nephroma) kan de sällsynta parasiterna </w:t>
-      </w:r>
-      <w:r>
-        <w:rPr>
-          <w:i/>
-        </w:rPr>
-        <w:t xml:space="preserve">Protounguicularia nephromatis </w:t>
-      </w:r>
-      <w:r>
-        <w:t xml:space="preserve">(VU) och </w:t>
-      </w:r>
-      <w:r>
-        <w:rPr>
-          <w:i/>
-        </w:rPr>
-        <w:t xml:space="preserve">Tremella nephromatis </w:t>
-      </w:r>
-      <w:r>
-        <w:t xml:space="preserve">(DD) påträffas. Bårdlav är typisk art för </w:t>
-      </w:r>
-      <w:r>
-        <w:rPr>
-          <w:i/>
-        </w:rPr>
-        <w:t xml:space="preserve">9010 Taiga, 9020 Nordlig ädellövskog, 9070 Trädklädd betesmark, 9110 Näringsfattig bokskog, 9160 Näringsrik ekskog, 9180 Ädellövskog i branter </w:t>
-      </w:r>
-      <w:r>
-        <w:t>och</w:t>
-      </w:r>
-      <w:r>
-        <w:rPr>
-          <w:i/>
-        </w:rPr>
-        <w:t xml:space="preserve"> 9190 Näringsfattig ekskog</w:t>
-      </w:r>
-      <w:r>
-        <w:t xml:space="preserve"> (SLU Artdatabanken, 2026; Nitare &amp; Skogsstyrelsen, 2019).</w:t>
-      </w:r>
-    </w:p>
-    <w:p>
-      <w:r>
-        <w:rPr>
-          <w:b/>
-        </w:rPr>
-        <w:t xml:space="preserve">Norrlandslav </w:t>
-      </w:r>
-      <w:r>
-        <w:t xml:space="preserve">indikerar söder om den naturliga norrlandsgränsen barrskogsbeklädda bergbranter eller andra ostörda skogsmiljöer med höga naturvärden. Norrlandslav är typisk art för </w:t>
-      </w:r>
-      <w:r>
-        <w:rPr>
-          <w:i/>
-        </w:rPr>
-        <w:t xml:space="preserve">9010 Taiga, 8110 Silikatrasmarker </w:t>
-      </w:r>
-      <w:r>
-        <w:t>och</w:t>
-      </w:r>
-      <w:r>
-        <w:rPr>
-          <w:i/>
-        </w:rPr>
-        <w:t xml:space="preserve"> 8120 Kalkrasmarker </w:t>
-      </w:r>
-      <w:r>
-        <w:t>(Nitare &amp; Skogsstyrelsen, 2000; SLU Artdatabanken, 2025).</w:t>
-      </w:r>
-    </w:p>
-    <w:p>
-      <w:r>
-        <w:rPr>
-          <w:b/>
-        </w:rPr>
-        <w:t>Spindelblomster (§8)</w:t>
-      </w:r>
-      <w:r>
-        <w:t xml:space="preserve"> växer i äldre mossrik granskog eller barrblandskog, men även i fjällbjörkskog. Arten indikerar långvarig trädkontinuitet och hög luftfuktighet och är mycket känslig för uttorkning och markskador. Spindelblomster har i många trakter minskat starkt under senare tid på grund av slutavverkningar och skogsmarksdikning. Spindelblomster är typisk art för </w:t>
-      </w:r>
-      <w:r>
-        <w:rPr>
-          <w:i/>
-        </w:rPr>
-        <w:t xml:space="preserve">9010 Taiga, 9050 Näringsrik granskog </w:t>
-      </w:r>
-      <w:r>
-        <w:t>och</w:t>
-      </w:r>
-      <w:r>
-        <w:rPr>
-          <w:i/>
-        </w:rPr>
-        <w:t xml:space="preserve"> 9040 Fjällbjörkskog</w:t>
-      </w:r>
-      <w:r>
-        <w:t xml:space="preserve"> (Nitare &amp; Skogsstyrelsen, 2019; SLU Artdatabanken, 2025).</w:t>
-      </w:r>
-    </w:p>
-    <w:p>
-      <w:r>
-        <w:rPr>
-          <w:b/>
-        </w:rPr>
-        <w:t>Stuplav</w:t>
-      </w:r>
-      <w:r>
-        <w:t xml:space="preserve"> är en mycket bra signalart i hela sitt utbredningsområde och förekommer nästan enbart i skogsmiljöer med höga naturvärden. Den indikerar långvarig förekomst av gamla lövträd och miljöer med konstant hög luftfuktighet. I skogar med suboceaniskt klimat finns det en mycket sällsynt parasit, njurlavsknapp </w:t>
-      </w:r>
-      <w:r>
-        <w:rPr>
-          <w:i/>
-        </w:rPr>
-        <w:t>Pletocarpon nephromeum</w:t>
-      </w:r>
-      <w:r>
-        <w:t xml:space="preserve"> (EN), som växer på stuplav. Ytterligare tre sällsynta lavparasiter, </w:t>
-      </w:r>
-      <w:r>
-        <w:rPr>
-          <w:i/>
-        </w:rPr>
-        <w:t>Protounguicularia nephromatis</w:t>
-      </w:r>
-      <w:r>
-        <w:t xml:space="preserve"> (VU), </w:t>
-      </w:r>
-      <w:r>
-        <w:rPr>
-          <w:i/>
-        </w:rPr>
-        <w:t>Refractohilum galligenum</w:t>
-      </w:r>
-      <w:r>
-        <w:t xml:space="preserve"> (NT) och </w:t>
-      </w:r>
-      <w:r>
-        <w:rPr>
-          <w:i/>
-        </w:rPr>
-        <w:t>Roselliniella nephromatis</w:t>
-      </w:r>
-      <w:r>
-        <w:t xml:space="preserve"> (DD), kan också påträffas på stuplav. Stuplav är typisk art för </w:t>
-      </w:r>
-      <w:r>
-        <w:rPr>
-          <w:i/>
-        </w:rPr>
-        <w:t>9010 Taiga</w:t>
-      </w:r>
-      <w:r>
-        <w:t xml:space="preserve"> (SLU Artdatabanken, 2026; Nitare &amp; Skogsstyrelsen, 2019).</w:t>
-      </w:r>
-    </w:p>
-    <w:p>
-      <w:r>
-        <w:rPr>
-          <w:b/>
-        </w:rPr>
-        <w:t xml:space="preserve">Vågbandad barkbock </w:t>
-      </w:r>
-      <w:r>
-        <w:t>är en långhorning vars larvutveckling sker under bark på nyligen döda stående barrträd, främst gran, mer undantagsvis på tall. Främst i stående träd, särskilt gamla, långsamvuxna granar med grov bark, även i grövre grenar, stubbar eller vindfällen. Arten är starkt knuten till naturskogsliknande granskogar, och gynnas av extrema torrsomrar som försvagar träden. Arten påverkas negativt av brist på kontinuitetsskog och en minskning av populationen pågår eller förväntas ske (SLU Artdatabanken, 2025).</w:t>
-      </w:r>
-    </w:p>
-    <w:p>
-      <w:r>
-        <w:rPr>
-          <w:b/>
-        </w:rPr>
-        <w:t>Tjäder (§4)</w:t>
-      </w:r>
-      <w:r>
-        <w:t xml:space="preserve"> omfattas av bilaga 1 och 2 EU:s fågeldirektiv och är typisk art för </w:t>
-      </w:r>
-      <w:r>
-        <w:rPr>
-          <w:i/>
-        </w:rPr>
-        <w:t xml:space="preserve">9010 Taiga </w:t>
-      </w:r>
-      <w:r>
-        <w:t xml:space="preserve">och </w:t>
-      </w:r>
-      <w:r>
-        <w:rPr>
-          <w:i/>
-        </w:rPr>
         <w:t>9740 Skogsbevuxen myr</w:t>
       </w:r>
       <w:r>
         <w:t>. Tjädern är en utpräglad skogsfågel knuten till större sammanhängande barrskogsområden. Tupparna och hönorna utnyttjar till viss del olika miljöer, och habitatvalet varierar dessutom mellan olika delar av året. För att det ska finnas livskraftiga tjäderbestånd krävs funktionella skogslandskap med en blandning av uppvuxen, gles och luckig skog, täta sumpskogar, myrar och andra små våtmarker. Arten försvinner när skogen fragmenteras och den sammanlagda arealen hyggen och andra öppna områden blir för stor. Ett småskaligt och försiktigt virkesuttag genom hyggesfria metoder kan i vissa fall vara möjligt i området inom 200 m från lekcentrum. Längre ut från lekcentrum, inom 200–500 m bör den avverkade ytan inte överskrida 1 hektar för att undvika alltför stora och snabba förändringar (Skogsstyrelsen, 2019; SLU Artdatabanken, 2024).</w:t>
-      </w:r>
-    </w:p>
-    <w:p>
-      <w:r>
-        <w:rPr>
-          <w:b/>
-        </w:rPr>
-        <w:t>Ängskovall</w:t>
-      </w:r>
-      <w:r>
-        <w:t xml:space="preserve"> är typisk art för </w:t>
-      </w:r>
-      <w:r>
-        <w:rPr>
-          <w:i/>
-        </w:rPr>
-        <w:t xml:space="preserve">9190 Näringsfattig ekskog </w:t>
-      </w:r>
-      <w:r>
-        <w:t>(SLU Artdatabanken, 2025).</w:t>
       </w:r>
     </w:p>
     <w:p>
@@ -1209,7 +940,7 @@
         <w:rPr>
           <w:i/>
         </w:rPr>
-        <w:t>I det aktuella skogsområdet har 35 rödlistade arter och signalarter påträffats. Detta ska jämföras med Skogsstyrelsens uppföljning 2017 av nyckelbiotoper som visade att man i genomsnitt hittar 20,6 olika rödlistade arter och signalarter i en nyckelbiotop (Wijk, S. 2017. Biologisk mångfald i nyckelbiotoper – Resultat från inventeringen “Uppföljning biologisk mångfald” 2009–2015. Rapport 4/2017 Skogsstyrelsen, Jönköping).</w:t>
+        <w:t>I det aktuella skogsområdet har 23 rödlistade arter och signalarter påträffats. Detta ska jämföras med Skogsstyrelsens uppföljning 2017 av nyckelbiotoper som visade att man i genomsnitt hittar 20,6 olika rödlistade arter och signalarter i en nyckelbiotop (Wijk, S. 2017. Biologisk mångfald i nyckelbiotoper – Resultat från inventeringen “Uppföljning biologisk mångfald” 2009–2015. Rapport 4/2017 Skogsstyrelsen, Jönköping).</w:t>
       </w:r>
     </w:p>
     <w:p>
@@ -1238,7 +969,7 @@
         <w:rPr>
           <w:i/>
         </w:rPr>
-        <w:t>I det aktuella skogsområdet har 40 naturvårdsarter varav 28 rödlistade arter sina livsmiljöer och växtplatser.</w:t>
+        <w:t>I det aktuella skogsområdet har 26 naturvårdsarter varav 19 rödlistade arter sina livsmiljöer och växtplatser.</w:t>
       </w:r>
     </w:p>
     <w:p>
@@ -1513,126 +1244,6 @@
     <w:p>
       <w:r>
         <w:t xml:space="preserve">SLU Artdatabanken, 2026. </w:t>
-      </w:r>
-      <w:r>
-        <w:rPr>
-          <w:i/>
-        </w:rPr>
-        <w:t xml:space="preserve">Artfaktablad. Naturvård – artfakta. </w:t>
-      </w:r>
-      <w:r>
-        <w:t>SLU Artdatabanken, Uppsala</w:t>
-      </w:r>
-    </w:p>
-    <w:p>
-      <w:pPr>
-        <w:pStyle w:val="Heading1"/>
-      </w:pPr>
-      <w:r>
-        <w:t>Talltita – ekologi samt krav på livsmiljön</w:t>
-      </w:r>
-    </w:p>
-    <w:p>
-      <w:r>
-        <w:t>Talltita är rödlistad som NT, fridlyst och prioriterad art i Skogsvårdslagen. Den omfattas av EU:s fågeldirektiv. Arten har minskat kraftigt de senaste 30 åren och minskningstakten innevarande 10-årsperiod beräknas till 20 (10–30) % (SLU Artdatabanken, 2022).</w:t>
-      </w:r>
-    </w:p>
-    <w:p>
-      <w:r>
-        <w:t>Talltita föredrar större sammanhängande barrskogar, och finns såväl i tallskog som granskog och i lövblandad barrskog. Skogens struktur är viktig och ska helst vara flerskiktad med riklig underväxt av mindre granar, björk och andra lövträd och buskar. Tillgång på murknande högstubbar är särskilt viktig, eftersom talltitan helst själv hackar ut sitt bohål (SLU Artdatabanken, 2022).</w:t>
-      </w:r>
-    </w:p>
-    <w:p>
-      <w:r>
-        <w:t>Det finns flera studier som visar att talltita är känslig för gallring och inte överlever när dess livsmiljö kalavverkas (Eggers and Low, 2014; Griesser et al., 2007; Klein, 2020). Talltitans revir är förhållandevis stora, 10–20 hektar och arten missgynnas när skogen fragmenteras. Kalavverkning av större delar av reviret innebär att det överges (Artdatabanken, 2021).</w:t>
-      </w:r>
-    </w:p>
-    <w:p>
-      <w:r>
-        <w:t>Talltitan är synnerligen trogen sitt revir så länge paret lever och biotopen förblir intakt. Paret stannar i sitt revir året om. En förlust av ett revir har därför en stor inverkan på den lokala populationen och trakthyggesbruket anses vara orsak till den svenska populationens kraftiga minskning. Talltiteparets revirtrohet innebär att närhelst under året man observerar en adult talltita så ingår denna plats i reviret (Siffczyk et al., 2003; Ekman, 1979).</w:t>
-      </w:r>
-    </w:p>
-    <w:p>
-      <w:pPr>
-        <w:pStyle w:val="Heading2"/>
-      </w:pPr>
-      <w:r>
-        <w:t>Referenser – talltita</w:t>
-      </w:r>
-    </w:p>
-    <w:p>
-      <w:r>
-        <w:t xml:space="preserve">Eggers, S., Low, M., 2014. </w:t>
-      </w:r>
-      <w:r>
-        <w:rPr>
-          <w:i/>
-        </w:rPr>
-        <w:t xml:space="preserve">Differential demographic responses of sympatric Parids to vegetation management in boreal forest. </w:t>
-      </w:r>
-      <w:r>
-        <w:t>For. Ecol. Manage. 319, 169–175.</w:t>
-      </w:r>
-    </w:p>
-    <w:p>
-      <w:r>
-        <w:t xml:space="preserve">Ekman, J., 1979. </w:t>
-      </w:r>
-      <w:r>
-        <w:rPr>
-          <w:i/>
-        </w:rPr>
-        <w:t xml:space="preserve">Coherence, composition and territories of winter social groups of the Willow Tit Parus montanus and the Crested Tit P. cristatus. </w:t>
-      </w:r>
-      <w:r>
-        <w:t>Ornis Scandinavica, 10, pp 56–68</w:t>
-      </w:r>
-    </w:p>
-    <w:p>
-      <w:r>
-        <w:t xml:space="preserve">Griesser, M., Nystrand, M., Eggers, S., Ekman, J., 2007. </w:t>
-      </w:r>
-      <w:r>
-        <w:rPr>
-          <w:i/>
-        </w:rPr>
-        <w:t xml:space="preserve">Impact of forestry practices on fitness correlates and population productivity in an open-nesting bird species. </w:t>
-      </w:r>
-      <w:r>
-        <w:t>Conserv. Biol. 21, 767–774. https://doi.org/10.1111/j.1523- 1739.2007.00675.x</w:t>
-      </w:r>
-    </w:p>
-    <w:p>
-      <w:r>
-        <w:t xml:space="preserve">Klein, J., 2020. </w:t>
-      </w:r>
-      <w:r>
-        <w:rPr>
-          <w:i/>
-        </w:rPr>
-        <w:t xml:space="preserve">The forgotten forest – On thinning, retention, and biodiversity in the boreal forest. </w:t>
-      </w:r>
-      <w:r>
-        <w:t>Doctoral Thesis No. 2020:50</w:t>
-      </w:r>
-    </w:p>
-    <w:p>
-      <w:r>
-        <w:t xml:space="preserve">Siffczyk, C., Brotons, L., Kangas, K., Orell, M., 2003. </w:t>
-      </w:r>
-      <w:r>
-        <w:rPr>
-          <w:i/>
-        </w:rPr>
-        <w:t xml:space="preserve">Home range size of willow tits. </w:t>
-      </w:r>
-      <w:r>
-        <w:t>Oecologica, 136, 635–642 (2003)</w:t>
-      </w:r>
-    </w:p>
-    <w:p>
-      <w:r>
-        <w:t xml:space="preserve">SLU Artdatabanken, 2021. </w:t>
       </w:r>
       <w:r>
         <w:rPr>

--- a/klagomål/Maskaure Siebdniesjávrrie-Lillberget, 122 ha FSC-klagomål.docx
+++ b/klagomål/Maskaure Siebdniesjávrrie-Lillberget, 122 ha FSC-klagomål.docx
@@ -216,7 +216,7 @@
         <w:spacing w:after="240"/>
       </w:pPr>
       <w:r>
-        <w:t>Figur 1. Fyndplatser för naturvårdsarter i området. Markörer utan svart kant är placerade på fyndplatsen. Markörer med svart kant är placerade vid sidan av fyndplatsen har ett svart streck som visar fyndplatsens exakta position. Kartans mittpunktskoordinat är N 7301716, E 628245 i SWEREF 99 TM.</w:t>
+        <w:t>Figur 1. Fyndplatser för naturvårdsarter i området. Markörer utan svart kant är placerade på fyndplatsen. Markörer med svart kant är placerade vid sidan av fyndplatsen och har ett svart streck som visar fyndplatsens exakta position. Kartans mittpunktskoordinat är N 7301716, E 628245 i SWEREF 99 TM.</w:t>
       </w:r>
     </w:p>
     <w:p>

--- a/klagomål/Maskaure Siebdniesjávrrie-Lillberget, 122 ha FSC-klagomål.docx
+++ b/klagomål/Maskaure Siebdniesjávrrie-Lillberget, 122 ha FSC-klagomål.docx
@@ -1653,7 +1653,7 @@
     <w:r>
       <w:tab/>
       <w:tab/>
-      <w:t>2026-08-14</w:t>
+      <w:t>2026-08-15</w:t>
       <w:br/>
       <w:br/>
     </w:r>

--- a/klagomål/Maskaure Siebdniesjávrrie-Lillberget, 122 ha FSC-klagomål.docx
+++ b/klagomål/Maskaure Siebdniesjávrrie-Lillberget, 122 ha FSC-klagomål.docx
@@ -178,7 +178,7 @@
       <w:r>
         <w:drawing>
           <wp:inline xmlns:a="http://schemas.openxmlformats.org/drawingml/2006/main" xmlns:pic="http://schemas.openxmlformats.org/drawingml/2006/picture">
-            <wp:extent cx="5486400" cy="5714529"/>
+            <wp:extent cx="4976648" cy="5724000"/>
             <wp:docPr id="1" name="Picture 1"/>
             <wp:cNvGraphicFramePr>
               <a:graphicFrameLocks noChangeAspect="1"/>
@@ -199,7 +199,7 @@
                   <pic:spPr>
                     <a:xfrm>
                       <a:off x="0" y="0"/>
-                      <a:ext cx="5486400" cy="5714529"/>
+                      <a:ext cx="4976648" cy="5724000"/>
                     </a:xfrm>
                     <a:prstGeom prst="rect"/>
                   </pic:spPr>
@@ -221,7 +221,7 @@
     </w:p>
     <w:p>
       <w:r>
-        <w:t>I området finns fynd av 26 naturvårdsarter, varav 19 är rödlistade, 6 är fridlysta, 17 är typiska (T) och 4 är signalarter (S): garnlav (VU, T), grantickeporing (VU), nordlig parasitporing (VU), ostticka (VU, T), blanksvart spiklav (NT), dvärgbägarlav (NT, T), gammelgransskål (NT, T), knottrig blåslav (NT, T), kolflarnlav (NT, T), lavskrika (NT, T, §4), liten svartspik (NT), rynkskinn (NT, T), skogshare (NT), talltagel (NT, T), tretåig hackspett (NT, T, §4), ullticka (NT, T), vedskivlav (NT, T), vitgrynig nållav (NT), äggvaxskivling (NT), blodticka (S, T), bårdlav (S, T), spindelblomster (S, T, §8), stuplav (S, T), tjäder (T, §4), fläcknycklar (§8) och revlummer (§9). Se Figur 1.</w:t>
+        <w:t>I området finns fynd av 40 naturvårdsarter, varav 28 är rödlistade, 8 är fridlysta, 25 är typiska (T) och 7 är signalarter (S): fläckporing (VU, T), garnlav (VU, T), grantickeporing (VU), nordlig parasitporing (VU), ostticka (VU, T), blanksvart spiklav (NT), doftskinn (NT, T), dvärgbägarlav (NT, T), gammelgransskål (NT, T), harticka (NT, T), knottrig blåslav (NT, T), kolflarnlav (NT, T), kortskaftad ärgspik (NT), lavskrika (NT, T, §4), liten svartspik (NT), nordtagging (NT), rosenticka (NT, T), rynkskinn (NT, T), skogshare (NT), stjärntagging (NT, T), talltagel (NT, T), talltita (NT, §4), tretåig hackspett (NT, T, §4), ullticka (NT, T), vedflamlav (NT), vedskivlav (NT, T), vitgrynig nållav (NT), äggvaxskivling (NT), blodticka (S, T), bollvitmossa (S, T), bårdlav (S, T), norrlandslav (S, T), spindelblomster (S, T, §8), stuplav (S, T), vågbandad barkbock (S), tjäder (T, §4), ängskovall (T), orre (§4), fläcknycklar (§8) och revlummer (§9). Se Figur 1.</w:t>
       </w:r>
     </w:p>
     <w:p>
@@ -252,28 +252,19 @@
         <w:rPr>
           <w:b/>
         </w:rPr>
-        <w:t>Garnlav (VU)</w:t>
-      </w:r>
-      <w:r>
-        <w:t xml:space="preserve"> är en utpräglad barrskogsart som ibland kan drapera träden i norrländska grannaturskogar med hög luftfuktighet. Den förekommer även i talldominerade bestånd där den, förutom i trädens grenverk, påträffas hängande över ojämnheter i tallbarken. Arten har minskat starkt i södra och mellersta Sverige och den minskar även i sitt nordliga utbredningsområde. Minskningstakten uppgår till 30 (20–50) % inom 50 år och överstiger gränsvärdet för Sårbar (VU). Orsaken till tillbakagången beror främst på slutavverkningar av naturskogsartade skogar. Bestånd med riklig förekomst bör regelmässigt sparas, vilket även gynnar flera andra sällsynta och rödlistade arter. Garnlav är värdväxt för den mycket sällsynta och akut hotade fjärilen barrskogslavfly (CR) som hör hemma i boreala barrskogar med riklig förekomst av värdväxten. Tidigare kunde arten konstateras årligen på flera platser vid Dala-Floda i Dalarna innan lokalerna kalavverkades. Senaste fyndet i landet av barrskogslavfly är från år 2000 då den påträffades vid Högberget i Sollefteå kommun. Garnlav är typisk art för </w:t>
+        <w:t>Fläckporing (VU)</w:t>
+      </w:r>
+      <w:r>
+        <w:t xml:space="preserve"> är en mycket bra signalart som visar på tallnaturskogar med höga naturvärden. Den är placerad högst upp i Skogsstyrelsens värdepyramid för bedömning av skog med höga naturvärden och indikerar områden som är mer eller mindre opåverkade av skogsbruk och där det funnits en kontinuitet av tallågor i olika nedbrytningsstadier. För att på lång sikt bibehålla livskraftiga populationer i ett område behövs troligen större skyddade områden som tillåter att man upprätthåller en naturlig branddynamik. Fläckporing är typisk art för </w:t>
       </w:r>
       <w:r>
         <w:rPr>
           <w:i/>
         </w:rPr>
-        <w:t xml:space="preserve">9010 Taiga </w:t>
-      </w:r>
-      <w:r>
-        <w:t>och</w:t>
-      </w:r>
-      <w:r>
-        <w:rPr>
-          <w:i/>
-        </w:rPr>
-        <w:t xml:space="preserve"> 9070 Trädklädd betesmark</w:t>
-      </w:r>
-      <w:r>
-        <w:t xml:space="preserve"> (SLU Artdatabanken, 2026).</w:t>
+        <w:t>9010 Taiga</w:t>
+      </w:r>
+      <w:r>
+        <w:t xml:space="preserve"> (SLU Artdatabanken, 2024; Nitare &amp; Skogsstyrelsen, 2019).</w:t>
       </w:r>
     </w:p>
     <w:p>
@@ -281,10 +272,28 @@
         <w:rPr>
           <w:b/>
         </w:rPr>
-        <w:t>Grantickeporing (VU)</w:t>
-      </w:r>
-      <w:r>
-        <w:t xml:space="preserve"> växer på murken ved och döda fruktkroppar av granticka och gränsticka (VU). Den förekommer i naturskogsliknade granskogar, gärna i fuktiga miljöer vid källbäckar och liknande. Avverkning av naturskogslika miljöer och av grova granar där grantickeporing förekommer är ett direkt hot mot artens fortlevnad. Gamla granskogar som hyser arten undantas helt från skogsbruk (SLU Artdatabanken, 2026).</w:t>
+        <w:t>Garnlav (VU)</w:t>
+      </w:r>
+      <w:r>
+        <w:t xml:space="preserve"> är en utpräglad barrskogsart som ibland kan drapera träden i norrländska grannaturskogar med hög luftfuktighet. Den förekommer även i talldominerade bestånd där den, förutom i trädens grenverk, påträffas hängande över ojämnheter i tallbarken. Arten har minskat starkt i södra och mellersta Sverige och den minskar även i sitt nordliga utbredningsområde. Minskningstakten uppgår till 30 (20–50) % inom 50 år och överstiger gränsvärdet för Sårbar (VU). Orsaken till tillbakagången beror främst på slutavverkningar av naturskogsartade skogar. Bestånd med riklig förekomst bör regelmässigt sparas, vilket även gynnar flera andra sällsynta och rödlistade arter. Garnlav är värdväxt för den mycket sällsynta och akut hotade fjärilen barrskogslavfly (CR) som hör hemma i boreala barrskogar med riklig förekomst av värdväxten. Tidigare kunde arten konstateras årligen på flera platser vid Dala-Floda i Dalarna innan lokalerna kalavverkades. Senaste fyndet i landet av barrskogslavfly är från år 2000 då den påträffades vid Högberget i Sollefteå kommun. Garnlav är typisk art för </w:t>
+      </w:r>
+      <w:r>
+        <w:rPr>
+          <w:i/>
+        </w:rPr>
+        <w:t xml:space="preserve">9010 Taiga </w:t>
+      </w:r>
+      <w:r>
+        <w:t>och</w:t>
+      </w:r>
+      <w:r>
+        <w:rPr>
+          <w:i/>
+        </w:rPr>
+        <w:t xml:space="preserve"> 9070 Trädklädd betesmark</w:t>
+      </w:r>
+      <w:r>
+        <w:t xml:space="preserve"> (SLU Artdatabanken, 2026).</w:t>
       </w:r>
     </w:p>
     <w:p>
@@ -292,19 +301,10 @@
         <w:rPr>
           <w:b/>
         </w:rPr>
-        <w:t>Nordlig parasitporing (VU)</w:t>
-      </w:r>
-      <w:r>
-        <w:t xml:space="preserve"> växer på döda, liggande, grova stammar av framförallt gran, någon gång tall och påträffas i mager granskog, ofta naturskogsartad eller i fjällnära skog. Artens substrat, lågor förrötade av violticke-arter (</w:t>
-      </w:r>
-      <w:r>
-        <w:rPr>
-          <w:i/>
-        </w:rPr>
-        <w:t>Trichaptum spp</w:t>
-      </w:r>
-      <w:r>
-        <w:t>) bedöms inte vara på tillbakagång, däremot minskar arealen kontinuitetsskogar i norr vilket utgör artens huvudsakliga livsmiljöer. Lokaler med arten måste skyddas från kalavverkning och skogliga åtgärder (SLU Artdatabanken, 2025).</w:t>
+        <w:t>Grantickeporing (VU)</w:t>
+      </w:r>
+      <w:r>
+        <w:t xml:space="preserve"> växer på murken ved och döda fruktkroppar av granticka och gränsticka (VU). Den förekommer i naturskogsliknade granskogar, gärna i fuktiga miljöer vid källbäckar och liknande. Avverkning av naturskogslika miljöer och av grova granar där grantickeporing förekommer är ett direkt hot mot artens fortlevnad. Gamla granskogar som hyser arten undantas helt från skogsbruk (SLU Artdatabanken, 2026).</w:t>
       </w:r>
     </w:p>
     <w:p>
@@ -312,28 +312,19 @@
         <w:rPr>
           <w:b/>
         </w:rPr>
-        <w:t xml:space="preserve">Ostticka (VU) </w:t>
-      </w:r>
-      <w:r>
-        <w:t xml:space="preserve">växer huvudsakligen på grova granlågor i urskogsartad barrskog. Växtplatserna ligger vanligtvis i brandrefugiala områden med relativt hög luftfuktighet där skogen under lång tid haft en intern beståndsdynamik med successivt avdöende träd. Alla skogsskötselåtgärder på eller i omedelbar närhet av lokalerna inverkar negativt på artens fortlevnad. Ostticka är typisk art för </w:t>
+        <w:t>Nordlig parasitporing (VU)</w:t>
+      </w:r>
+      <w:r>
+        <w:t xml:space="preserve"> växer på döda, liggande, grova stammar av framförallt gran, någon gång tall och påträffas i mager granskog, ofta naturskogsartad eller i fjällnära skog. Artens substrat, lågor förrötade av violticke-arter (</w:t>
       </w:r>
       <w:r>
         <w:rPr>
           <w:i/>
         </w:rPr>
-        <w:t xml:space="preserve">9010 Taiga </w:t>
-      </w:r>
-      <w:r>
-        <w:t xml:space="preserve">och </w:t>
-      </w:r>
-      <w:r>
-        <w:rPr>
-          <w:i/>
-        </w:rPr>
-        <w:t>9030 Landhöjningsskog</w:t>
-      </w:r>
-      <w:r>
-        <w:t xml:space="preserve"> (SLU Artdatabanken, 2024; Nitare &amp; Skogsstyrelsen, 2019).</w:t>
+        <w:t>Trichaptum spp</w:t>
+      </w:r>
+      <w:r>
+        <w:t>) bedöms inte vara på tillbakagång, däremot minskar arealen kontinuitetsskogar i norr vilket utgör artens huvudsakliga livsmiljöer. Lokaler med arten måste skyddas från kalavverkning och skogliga åtgärder (SLU Artdatabanken, 2025).</w:t>
       </w:r>
     </w:p>
     <w:p>
@@ -341,10 +332,28 @@
         <w:rPr>
           <w:b/>
         </w:rPr>
-        <w:t>Blanksvart spiklav (NT)</w:t>
-      </w:r>
-      <w:r>
-        <w:t xml:space="preserve"> förekommer på torr, hård, gammal kärnved men även på äldre ytved av tall i naturskogsartade bestånd med begränsad brandpåverkan och ostörd hydrologi. Skogsbruksåtgärder på eller i närheten av lokaler med blanksvart spiklav utgör ett hot. Naturskogsartade öppna tall- och barrblandskogar med blanksvart spiklav indikerar höga biologiska värden och bör bevaras (SLU Artdatabanken, 2024).</w:t>
+        <w:t xml:space="preserve">Ostticka (VU) </w:t>
+      </w:r>
+      <w:r>
+        <w:t xml:space="preserve">växer huvudsakligen på grova granlågor i urskogsartad barrskog. Växtplatserna ligger vanligtvis i brandrefugiala områden med relativt hög luftfuktighet där skogen under lång tid haft en intern beståndsdynamik med successivt avdöende träd. Alla skogsskötselåtgärder på eller i omedelbar närhet av lokalerna inverkar negativt på artens fortlevnad. Ostticka är typisk art för </w:t>
+      </w:r>
+      <w:r>
+        <w:rPr>
+          <w:i/>
+        </w:rPr>
+        <w:t xml:space="preserve">9010 Taiga </w:t>
+      </w:r>
+      <w:r>
+        <w:t xml:space="preserve">och </w:t>
+      </w:r>
+      <w:r>
+        <w:rPr>
+          <w:i/>
+        </w:rPr>
+        <w:t>9030 Landhöjningsskog</w:t>
+      </w:r>
+      <w:r>
+        <w:t xml:space="preserve"> (SLU Artdatabanken, 2024; Nitare &amp; Skogsstyrelsen, 2019).</w:t>
       </w:r>
     </w:p>
     <w:p>
@@ -352,19 +361,10 @@
         <w:rPr>
           <w:b/>
         </w:rPr>
-        <w:t>Dvärgbägarlav (NT)</w:t>
-      </w:r>
-      <w:r>
-        <w:t xml:space="preserve"> förekommer över hela Sverige på gammal hård ved, huvudsakligen på tall men i södra Sverige även på ek. Veden utgörs framförallt av grova stubbar, lågor och grenar. Substratet har blivit sällsyntare och nybildning av substrat sker bara i begränsad omfattning. Arten hotas av att grova lågor blir allt sällsyntare i dagens kulturskogar samt att nybildningen av lämpliga substrat går mycket långsamt. En riklig tillgång på gamla tall- eller eklågor måste säkerställas på artens lokaler. Dvärgbägarlav är typisk art för </w:t>
-      </w:r>
-      <w:r>
-        <w:rPr>
-          <w:i/>
-        </w:rPr>
-        <w:t>9010 Taiga</w:t>
-      </w:r>
-      <w:r>
-        <w:t xml:space="preserve"> (SLU Artdatabanken, 2024; Nitare &amp; Skogsstyrelsen, 2019).</w:t>
+        <w:t>Blanksvart spiklav (NT)</w:t>
+      </w:r>
+      <w:r>
+        <w:t xml:space="preserve"> förekommer på torr, hård, gammal kärnved men även på äldre ytved av tall i naturskogsartade bestånd med begränsad brandpåverkan och ostörd hydrologi. Skogsbruksåtgärder på eller i närheten av lokaler med blanksvart spiklav utgör ett hot. Naturskogsartade öppna tall- och barrblandskogar med blanksvart spiklav indikerar höga biologiska värden och bör bevaras (SLU Artdatabanken, 2024).</w:t>
       </w:r>
     </w:p>
     <w:p>
@@ -372,19 +372,19 @@
         <w:rPr>
           <w:b/>
         </w:rPr>
-        <w:t>Gammelgransskål (NT)</w:t>
-      </w:r>
-      <w:r>
-        <w:t xml:space="preserve"> är en liten skålsvamp som växer på gamla granar med skrovlig bark. Typiska växtplatser är gransumpskog i myrkanter, bäckdråg, bäckraviner och skuggiga bergssluttningar, men också skog på torrare mark kan hysa arten om beståndet har stark naturskogskaraktär. Bestånd med arten bör behandlas som nyckelbiotoper och sparas vid en slutavverkning. Även gallring bör undvikas. Gammelgransskål är typisk art för </w:t>
+        <w:t>Doftskinn (NT)</w:t>
+      </w:r>
+      <w:r>
+        <w:t xml:space="preserve">, rödlistad som nära hotad, är en mycket bra signalart för boreal granskog och indikerar ett gran-skogsekosystem med lång kontinuitet av grova lågor. Arten är placerad i toppen av Skogsstyrelsens värdepyramid för bedömning av skog med höga naturvärden och har klassats som en “urskogsindikator”, då den förekommer med ett tydligt optimum i helt eller nästan helt orörda skogar. Doftskinn är typisk art för </w:t>
       </w:r>
       <w:r>
         <w:rPr>
           <w:i/>
         </w:rPr>
-        <w:t>9010 Taiga</w:t>
-      </w:r>
-      <w:r>
-        <w:t xml:space="preserve"> (SLU Artdatabanken, 2024; Nitare &amp; Skogsstyrelsen, 2019).</w:t>
+        <w:t xml:space="preserve">9010 Taiga </w:t>
+      </w:r>
+      <w:r>
+        <w:t>(SLU Artdatabanken, 2025; Nitare &amp; Skogsstyrelsen, 2019).</w:t>
       </w:r>
     </w:p>
     <w:p>
@@ -392,30 +392,39 @@
         <w:rPr>
           <w:b/>
         </w:rPr>
-        <w:t>Knottrig blåslav (NT)</w:t>
-      </w:r>
-      <w:r>
-        <w:t xml:space="preserve"> har sin huvudutbredning i gamla granskogar i det övre barrskogsbältet mot fjällen. Den signalerar alltid höga naturvärden och växer i skogar med lång kontinuitet, mest i opåverkade naturskogsbestånd. Arten överlever inte en slutavverkning (inklusive hänsyn) och den finns idag enbart i kontinuitetsskog. Lavens fortsatta förekomst bör säkerställas genom att lokaler med äldre barrskog skyddas. Knottrig blåslav är typisk art för </w:t>
+        <w:t>Dvärgbägarlav (NT)</w:t>
+      </w:r>
+      <w:r>
+        <w:t xml:space="preserve"> förekommer över hela Sverige på gammal hård ved, huvudsakligen på tall men i södra Sverige även på ek. Veden utgörs framförallt av grova stubbar, lågor och grenar. Substratet har blivit sällsyntare och nybildning av substrat sker bara i begränsad omfattning. Arten hotas av att grova lågor blir allt sällsyntare i dagens kulturskogar samt att nybildningen av lämpliga substrat går mycket långsamt. En riklig tillgång på gamla tall- eller eklågor måste säkerställas på artens lokaler. Dvärgbägarlav är typisk art för </w:t>
       </w:r>
       <w:r>
         <w:rPr>
           <w:i/>
         </w:rPr>
-        <w:t xml:space="preserve">9010 Taiga </w:t>
-      </w:r>
-      <w:r>
-        <w:t>och</w:t>
-      </w:r>
-      <w:r>
-        <w:rPr>
-          <w:i/>
-        </w:rPr>
-        <w:t xml:space="preserve"> 9040 Fjällbjörkskog</w:t>
+        <w:t>9010 Taiga</w:t>
+      </w:r>
+      <w:r>
+        <w:t xml:space="preserve"> (SLU Artdatabanken, 2024; Nitare &amp; Skogsstyrelsen, 2019).</w:t>
       </w:r>
     </w:p>
     <w:p>
       <w:r>
-        <w:t>(SLU Artdatabanken, 2024; Nitare &amp; Skogsstyrelsen, 2019).</w:t>
+        <w:rPr>
+          <w:b/>
+        </w:rPr>
+        <w:t>Gammelgransskål (NT)</w:t>
+      </w:r>
+      <w:r>
+        <w:t xml:space="preserve"> är en liten skålsvamp som växer på gamla granar med skrovlig bark. Typiska växtplatser är gransumpskog i myrkanter, bäckdråg, bäckraviner och skuggiga bergssluttningar, men också skog på torrare mark kan hysa arten om beståndet har stark naturskogskaraktär. Bestånd med arten bör behandlas som nyckelbiotoper och sparas vid en slutavverkning. Även gallring bör undvikas. Gammelgransskål är typisk art för </w:t>
+      </w:r>
+      <w:r>
+        <w:rPr>
+          <w:i/>
+        </w:rPr>
+        <w:t>9010 Taiga</w:t>
+      </w:r>
+      <w:r>
+        <w:t xml:space="preserve"> (SLU Artdatabanken, 2024; Nitare &amp; Skogsstyrelsen, 2019).</w:t>
       </w:r>
     </w:p>
     <w:p>
@@ -423,19 +432,28 @@
         <w:rPr>
           <w:b/>
         </w:rPr>
-        <w:t>Kolflarnlav (NT)</w:t>
-      </w:r>
-      <w:r>
-        <w:t xml:space="preserve"> är brandberoende och växer nästan uteslutande på kolad hård kärnved av tall. Etableringen verkar ske först 100–300 år efter brand och nytt substrat nybildas i mycket begränsad omfattning. Avverkning av tallskog av naturskogskaraktär med spår av återkommande bränder är ett hot och mängden lämplig ved att växa på för arten minskar dels på grund av naturlig nedbrytning men framförallt på grund av att det förstörs i samband med slutavverkningar, gallringar och markberedning. Såväl kolflarnlav som mörk kolflarnlav har glänsande bålfjäll och förekommer främst i tall- och blandbarrskogar av naturskogskaraktär med spår av återkommande bränder. Skogar som dessa hyser höga biologiska värden och bör skyddas. Kolflarnlav är typisk art för </w:t>
+        <w:t>Harticka (NT)</w:t>
+      </w:r>
+      <w:r>
+        <w:t xml:space="preserve"> är normalt en mycket bra signalart för granskogar med höga naturvärden. Även när svampen påträffas i mer påverkade skogar är det nästan alltid fråga om skogsmiljöer i sena successionsstadier med höga naturvärden. Skogsskötselåtgärder på eller i omedelbar närhet av växtplatserna kan innebära ett hot mot arten. Harticka är typisk art för </w:t>
       </w:r>
       <w:r>
         <w:rPr>
           <w:i/>
         </w:rPr>
-        <w:t>9010 Taiga</w:t>
-      </w:r>
-      <w:r>
-        <w:t xml:space="preserve"> (SLU Artdatabanken, 2024).</w:t>
+        <w:t xml:space="preserve">9010 Taiga, 9050 Näringsrik granskog </w:t>
+      </w:r>
+      <w:r>
+        <w:t xml:space="preserve">och </w:t>
+      </w:r>
+      <w:r>
+        <w:rPr>
+          <w:i/>
+        </w:rPr>
+        <w:t>9030 Landhöjningsskog</w:t>
+      </w:r>
+      <w:r>
+        <w:t xml:space="preserve"> (SLU Artdatabanken, 2024; Nitare &amp; Skogsstyrelsen, 2019).</w:t>
       </w:r>
     </w:p>
     <w:p>
@@ -443,30 +461,30 @@
         <w:rPr>
           <w:b/>
         </w:rPr>
-        <w:t>Lavskrika (NT, §4)</w:t>
-      </w:r>
-      <w:r>
-        <w:t xml:space="preserve"> är rödlistad som nära hotad och fridlyst enligt 4§ artskyddsförordningen. Den har minskat med 20 (10–30) % under de senaste 15 åren och minskningstakten bedöms vara nära gränsvärdet för sårbar (VU). Lavskrikan är en mycket stationär fågel, som häckar i äldre, slutna och hänglavsrika barrskogar. Nyckelfaktorer är flerskiktad skog med rik undervegetation samt riklig förekomst av hänglavar. Reviren är livslånga med hemområden som varierar mellan 50 och 150 ha. Inom ett revir av hög kvalitet finns det som regel ett eller flera kärnområden (1–20 ha) med relativt tät flerskiktad granskog. Arten missgynnas när flerskiktad skog omförs till enskiktade bestånd och även röjning och hård gallring är starkt negativt. Lavskrikan har relativt stora hemområden och försvinner när den äldre skogen fragmenteras, särskilt allvarligt är när kärnområdena avverkas. Den försvinner successivt framför allt vid dess utbredningsgränser och populationen har minskat kontinuerligt under 2000-talet. Lavskrika är typisk art för </w:t>
+        <w:t>Knottrig blåslav (NT)</w:t>
+      </w:r>
+      <w:r>
+        <w:t xml:space="preserve"> har sin huvudutbredning i gamla granskogar i det övre barrskogsbältet mot fjällen. Den signalerar alltid höga naturvärden och växer i skogar med lång kontinuitet, mest i opåverkade naturskogsbestånd. Arten överlever inte en slutavverkning (inklusive hänsyn) och den finns idag enbart i kontinuitetsskog. Lavens fortsatta förekomst bör säkerställas genom att lokaler med äldre barrskog skyddas. Knottrig blåslav är typisk art för </w:t>
       </w:r>
       <w:r>
         <w:rPr>
           <w:i/>
         </w:rPr>
-        <w:t>9010 Taiga</w:t>
-      </w:r>
-      <w:r>
-        <w:t xml:space="preserve"> (SLU Artdatabanken, 2026; Skogsstyrelsen 2016).</w:t>
+        <w:t xml:space="preserve">9010 Taiga </w:t>
+      </w:r>
+      <w:r>
+        <w:t>och</w:t>
+      </w:r>
+      <w:r>
+        <w:rPr>
+          <w:i/>
+        </w:rPr>
+        <w:t xml:space="preserve"> 9040 Fjällbjörkskog</w:t>
       </w:r>
     </w:p>
     <w:p>
       <w:r>
-        <w:rPr>
-          <w:b/>
-        </w:rPr>
-        <w:t>Liten svartspik (NT)</w:t>
-      </w:r>
-      <w:r>
-        <w:t xml:space="preserve"> växer på granbark i boreala barrskogar med lång trädkontinuitet och hög luftfuktighet. Orsaken till tillbakagången beror på främst på slutavverkningar av naturskogsartade granskogar. Bestånd med riklig förekomst av liten svartspik bör regelmässigt sparas. Naturhänsyn i samband med slutavverkning måste ske så att man undviker uttorkningseffekter (SLU Artdatabanken, 2024).</w:t>
+        <w:t>(SLU Artdatabanken, 2024; Nitare &amp; Skogsstyrelsen, 2019).</w:t>
       </w:r>
     </w:p>
     <w:p>
@@ -474,28 +492,19 @@
         <w:rPr>
           <w:b/>
         </w:rPr>
-        <w:t>Rynkskinn (NT)</w:t>
-      </w:r>
-      <w:r>
-        <w:t xml:space="preserve"> är en vednedbrytare som växer på grova granlågor och ingår i en karaktäristisk association av vedsvampar knutna till urskogsartade barrskogar. Den har klassificerats som en “urskogsindikator” och är placerad i toppen av Skogsstyrelsens värdepyramid för bedömning av skog med höga naturvärden. Allt tyder på att rynkskinn är mycket känslig för skogliga ingrepp och lokalerna, som oftast har höga biologiska kvaliteter, bör lämnas till fri utveckling. Rynkskinn är typisk art för </w:t>
+        <w:t>Kolflarnlav (NT)</w:t>
+      </w:r>
+      <w:r>
+        <w:t xml:space="preserve"> är brandberoende och växer nästan uteslutande på kolad hård kärnved av tall. Etableringen verkar ske först 100–300 år efter brand och nytt substrat nybildas i mycket begränsad omfattning. Avverkning av tallskog av naturskogskaraktär med spår av återkommande bränder är ett hot och mängden lämplig ved att växa på för arten minskar dels på grund av naturlig nedbrytning men framförallt på grund av att det förstörs i samband med slutavverkningar, gallringar och markberedning. Såväl kolflarnlav som mörk kolflarnlav har glänsande bålfjäll och förekommer främst i tall- och blandbarrskogar av naturskogskaraktär med spår av återkommande bränder. Skogar som dessa hyser höga biologiska värden och bör skyddas. Kolflarnlav är typisk art för </w:t>
       </w:r>
       <w:r>
         <w:rPr>
           <w:i/>
         </w:rPr>
-        <w:t xml:space="preserve">9010 Taiga, 9050 Näringsrik granskog </w:t>
-      </w:r>
-      <w:r>
-        <w:t>och</w:t>
-      </w:r>
-      <w:r>
-        <w:rPr>
-          <w:i/>
-        </w:rPr>
-        <w:t xml:space="preserve"> 9030 Landhöjningsskog</w:t>
-      </w:r>
-      <w:r>
-        <w:t xml:space="preserve"> (Nitare &amp; Skogsstyrelsen, 2019; SLU Artdatabanken, 2026).</w:t>
+        <w:t>9010 Taiga</w:t>
+      </w:r>
+      <w:r>
+        <w:t xml:space="preserve"> (SLU Artdatabanken, 2024).</w:t>
       </w:r>
     </w:p>
     <w:p>
@@ -503,19 +512,10 @@
         <w:rPr>
           <w:b/>
         </w:rPr>
-        <w:t>Talltagel (NT)</w:t>
-      </w:r>
-      <w:r>
-        <w:t xml:space="preserve"> är en boreal art som förekommer på tall i äldre, öppna tallskogar. Den påverkas negativt av brist på kontinuitetsskog och minskningstakten bedöms vara nära gränsvärdet för Sårbar (VU). Talltagel är typisk art för </w:t>
-      </w:r>
-      <w:r>
-        <w:rPr>
-          <w:i/>
-        </w:rPr>
-        <w:t>9010 Taiga</w:t>
-      </w:r>
-      <w:r>
-        <w:t xml:space="preserve"> (SLU Artdatabanken, 2026).</w:t>
+        <w:t>Kortskaftad ärgspik (NT)</w:t>
+      </w:r>
+      <w:r>
+        <w:t xml:space="preserve"> förekommer i barrträdsdominerade skogar och växer nästan uteslutande på tallved. Den föredrar gamla högstubbar i fuktig och halvöppen miljö, t.ex. i myrkanter, sumpskog och brandpräglad skog. Arten indikerar kontinuerlig tillgång till gamla högstubbar i kombination med hög och jämn luftfuktighet. Skogsbruk på lokaler med kortskaftad ärgspik utgör ett hot. På lång sikt bildas färre lämpliga substrat än vad som försvinner. Avverkning av barrträdsdominerade bestånd av naturskogskaraktär utgör ett långsiktigt hot. Naturskogsartade bestånd med riklig förekomst av gamla och grova tallhögstubbar bör undantas från skogsbruk (SLU Artdatabanken, 2024).</w:t>
       </w:r>
     </w:p>
     <w:p>
@@ -523,28 +523,19 @@
         <w:rPr>
           <w:b/>
         </w:rPr>
-        <w:t>Tretåig hackspett (NT, §4)</w:t>
-      </w:r>
-      <w:r>
-        <w:t xml:space="preserve"> är rödlistad som nära hotad och ingår i bilaga 1 i EU:s fågeldirektiv. Tretåig hackspett är för sin överlevnad beroende av kontinuerlig tillförsel av äldre döende och död ved, som sker genom naturliga självgallringsprocesser i äldre grannaturskogar och barrblandade naturskogar. Om en skog genom skogsbruk gallras eller glesas ur så upphör och uteblir i stort sett den naturliga självgallringsprocessen för mycket lång tid framöver vilket omöjliggör upprätthållandet av den kontinuerliga ekologiska funktionen i ett område. Det finns studier som visar att naturskogens självgallringsprocess som den tretåiga hackspetten är beroende av, inte kan ersättas med efterlämnad hänsyn i skogsbruket (Imbeau &amp; Desrochers, 2002). Storleken på häckningsreviret varierar med skogstypen, förekomsten av död ved och graden av fragmentering, men är i allmänhet i storleksordningen 25–100 hektar. Vintertid krävs ofta betydligt större områden och det finns studier som antyder att arten behöver minst 100 hektar äldre skog. I områden med låg bonitet kan det behövas över 200 hektar lämpligt habitat för att ett par ska kunna reproducera sig. Områden med dokumenterad permanent förekomst i naturskogsmiljöer har vanligen så stora naturvärden att skogsbruk är olämpligt. Tretåig hackspett är typisk art för </w:t>
+        <w:t>Lavskrika (NT, §4)</w:t>
+      </w:r>
+      <w:r>
+        <w:t xml:space="preserve"> är rödlistad som nära hotad och fridlyst enligt 4§ artskyddsförordningen. Den har minskat med 20 (10–30) % under de senaste 15 åren och minskningstakten bedöms vara nära gränsvärdet för sårbar (VU). Lavskrikan är en mycket stationär fågel, som häckar i äldre, slutna och hänglavsrika barrskogar. Nyckelfaktorer är flerskiktad skog med rik undervegetation samt riklig förekomst av hänglavar. Reviren är livslånga med hemområden som varierar mellan 50 och 150 ha. Inom ett revir av hög kvalitet finns det som regel ett eller flera kärnområden (1–20 ha) med relativt tät flerskiktad granskog. Arten missgynnas när flerskiktad skog omförs till enskiktade bestånd och även röjning och hård gallring är starkt negativt. Lavskrikan har relativt stora hemområden och försvinner när den äldre skogen fragmenteras, särskilt allvarligt är när kärnområdena avverkas. Den försvinner successivt framför allt vid dess utbredningsgränser och populationen har minskat kontinuerligt under 2000-talet. Lavskrika är typisk art för </w:t>
       </w:r>
       <w:r>
         <w:rPr>
           <w:i/>
         </w:rPr>
-        <w:t xml:space="preserve">9010 Taiga, 9740 Skogsbevuxen myr, 9030 Landhöjningsskog </w:t>
-      </w:r>
-      <w:r>
-        <w:t xml:space="preserve">och </w:t>
-      </w:r>
-      <w:r>
-        <w:rPr>
-          <w:i/>
-        </w:rPr>
-        <w:t>9040 Fjällbjörkskog</w:t>
-      </w:r>
-      <w:r>
-        <w:t xml:space="preserve"> (Skogsstyrelsen, 2016; SLU Artdatabanken, 2024).</w:t>
+        <w:t>9010 Taiga</w:t>
+      </w:r>
+      <w:r>
+        <w:t xml:space="preserve"> (SLU Artdatabanken, 2026; Skogsstyrelsen 2016).</w:t>
       </w:r>
     </w:p>
     <w:p>
@@ -552,55 +543,10 @@
         <w:rPr>
           <w:b/>
         </w:rPr>
-        <w:t>Ullticka (NT)</w:t>
-      </w:r>
-      <w:r>
-        <w:t xml:space="preserve"> är knuten till restbestånd av barrnaturskog och förekommer med ett tydligt optimum i orörda eller måttligt påverkade gamla granskogar där det föreligger viss kontinuitet av grov död ved. Ullticka är en bra signalart inom hela sitt utbredningsområde och i södra Sverige är den sällsynt och en god signalart för skyddsvärda granskogsmiljöer. Den hotas av avverkning och fragmentering av naturskog och äldre granskog med lång trädkontinuitet. På ullticka kan ibland ulltickeporing (VU) påträffas - det är en sällsynt ticka som nyligen delats upp i de tre olika arterna ulltickeporing </w:t>
-      </w:r>
-      <w:r>
-        <w:rPr>
-          <w:i/>
-        </w:rPr>
-        <w:t xml:space="preserve">Skeletocutis brevispora </w:t>
-      </w:r>
-      <w:r>
-        <w:t>(VU)</w:t>
-      </w:r>
-      <w:r>
-        <w:rPr>
-          <w:i/>
-        </w:rPr>
-        <w:t>, Skeletocutis delicata</w:t>
-      </w:r>
-      <w:r>
-        <w:t xml:space="preserve"> (VU)</w:t>
-      </w:r>
-      <w:r>
-        <w:rPr>
-          <w:i/>
-        </w:rPr>
-        <w:t xml:space="preserve"> och Skeletocutis exilis</w:t>
-      </w:r>
-      <w:r>
-        <w:t xml:space="preserve"> (NT). Ullticka är typisk art för </w:t>
-      </w:r>
-      <w:r>
-        <w:rPr>
-          <w:i/>
-        </w:rPr>
-        <w:t xml:space="preserve">9010 Taiga, 9050 Näringsrik granskog </w:t>
-      </w:r>
-      <w:r>
-        <w:t xml:space="preserve">och </w:t>
-      </w:r>
-      <w:r>
-        <w:rPr>
-          <w:i/>
-        </w:rPr>
-        <w:t>9030 Landhöjningsskog</w:t>
-      </w:r>
-      <w:r>
-        <w:t xml:space="preserve"> (SLU Artdatabanken, 2026; Nitare &amp; Skogsstyrelsen, 2019; Miettinen &amp; Niemelä, 2018).</w:t>
+        <w:t>Liten svartspik (NT)</w:t>
+      </w:r>
+      <w:r>
+        <w:t xml:space="preserve"> växer på granbark i boreala barrskogar med lång trädkontinuitet och hög luftfuktighet. Orsaken till tillbakagången beror på främst på slutavverkningar av naturskogsartade granskogar. Bestånd med riklig förekomst av liten svartspik bör regelmässigt sparas. Naturhänsyn i samband med slutavverkning måste ske så att man undviker uttorkningseffekter (SLU Artdatabanken, 2024).</w:t>
       </w:r>
     </w:p>
     <w:p>
@@ -608,19 +554,10 @@
         <w:rPr>
           <w:b/>
         </w:rPr>
-        <w:t>Vedskivlav (NT)</w:t>
-      </w:r>
-      <w:r>
-        <w:t xml:space="preserve"> växer på gammal, torr, exponerad, hård kärnved av framförallt tall i naturskogsartade bestånd. Avverkning av tallskog av naturskogskaraktär med spår av återkommande bränder är ett hot. Mängden lämplig ved att växa på för vedskivlav minskar, dels på grund av naturlig nedbrytning men framförallt på grund av att de förstörs i samband med slutavverkningar, gallringar och markberedning. Tall- och blandbarrskogar av naturskogskaraktär med spår av återkommande bränder bör skyddas. Vedskivlav är typisk art för </w:t>
-      </w:r>
-      <w:r>
-        <w:rPr>
-          <w:i/>
-        </w:rPr>
-        <w:t>9010 Taiga</w:t>
-      </w:r>
-      <w:r>
-        <w:t xml:space="preserve"> (SLU Artdatabanken, 2024).</w:t>
+        <w:t>Nordtagging (NT)</w:t>
+      </w:r>
+      <w:r>
+        <w:t xml:space="preserve"> växer främst på tallågor av grövre dimensioner och påträffas huvudsakligen i äldre skog som inte kalavverkats. Nordtaggingen missgynnas av att områden med äldre tallskog har minskat starkt. Bekämpning av skogsbränder, samtidigt som skogsbruket omvandlar naturligt glesa tallbestånd till likartade och betydligt tätare bestånd, har missgynnat arten. Bristen på gamla tallågor utgör på sikt ett allvarligt hot och återskapandet av lämpliga biotoper tar mycket lång tid. Områden med olikåldriga bestånd av tall och med stort inslag av äldre träd bör undantas från skoglig produktion (SLU Artdatabanken, 2024).</w:t>
       </w:r>
     </w:p>
     <w:p>
@@ -628,10 +565,28 @@
         <w:rPr>
           <w:b/>
         </w:rPr>
-        <w:t>Vitgrynig nållav (NT)</w:t>
-      </w:r>
-      <w:r>
-        <w:t xml:space="preserve"> växer nästan uteslutande på bark av gamla, senvuxna granar i skuggiga lägen med hög och jämn luftfuktighet. Den vanligaste naturtypen för arten är kontinuitetsskogar på frisk mark men den finns också i sumpgranskogar. På lång sikt utgör avverkningar av olikåldriga granskogar av naturskogskaraktär ett allvarligt hot mot arten och skogsbruksåtgärder på eller i närheten av växtplatserna bör undvikas. Naturskogsartade, fuktiga granskogar med förekomster av arten signalerar höga biologiska värden och bör bevaras (SLU Artdatabanken, 2024; Nitare &amp; Skogsstyrelsen, 2019).</w:t>
+        <w:t>Rosenticka (NT)</w:t>
+      </w:r>
+      <w:r>
+        <w:t xml:space="preserve">, rödlistad som nära hotad, ingår i en karaktäristisk association av vedsvampar som växer på gamla, grova granlågor i urskogsartade barrskogar. Den är placerad i toppen av Skogsstyrelsens värdepyramid för bedömning av skog med höga naturvärden och indikerar ett granskogsekosystem med långvarig kontinuitet av grova lågor. Artens beroende av grova granlågor innebär att alla skogsskötselåtgärder på eller i omedelbar närhet av lokalerna utgör ett hot på lång sikt. Det är angeläget att populationerna inte ytterligare glesas ut och ett tillräckligt antal områden där arten nu finns måste sparas för framtiden. Rosenticka är typisk art för </w:t>
+      </w:r>
+      <w:r>
+        <w:rPr>
+          <w:i/>
+        </w:rPr>
+        <w:t xml:space="preserve">9010 Taiga </w:t>
+      </w:r>
+      <w:r>
+        <w:t xml:space="preserve">och </w:t>
+      </w:r>
+      <w:r>
+        <w:rPr>
+          <w:i/>
+        </w:rPr>
+        <w:t>9050 Näringsrik granskog</w:t>
+      </w:r>
+      <w:r>
+        <w:t xml:space="preserve"> (Nitare &amp; Skogsstyrelsen, 2019; SLU Artdatabanken, 2024).</w:t>
       </w:r>
     </w:p>
     <w:p>
@@ -639,10 +594,28 @@
         <w:rPr>
           <w:b/>
         </w:rPr>
-        <w:t>Äggvaxskivling (NT)</w:t>
-      </w:r>
-      <w:r>
-        <w:t xml:space="preserve"> bildar mykorrhiza med gran och förekommer huvudsakligen i äldre blåbärsgranskog. Har i Sverige en nordlig utbredningsbild och är relativt vanlig i norra Sverige. Total population i landet bedöms ha minskat kraftigt och fortgående att minska p.g.a. slutavverkningar av kontinuitetsskogar. Skogar med rik förekomst av äggvaxskivling brukar ha en artrik flora av mykorrhizasvampar och kan betraktas som nyckelbiotoper (SLU Artdatabanken, 2024).</w:t>
+        <w:t>Rynkskinn (NT)</w:t>
+      </w:r>
+      <w:r>
+        <w:t xml:space="preserve"> är en vednedbrytare som växer på grova granlågor och ingår i en karaktäristisk association av vedsvampar knutna till urskogsartade barrskogar. Den har klassificerats som en “urskogsindikator” och är placerad i toppen av Skogsstyrelsens värdepyramid för bedömning av skog med höga naturvärden. Allt tyder på att rynkskinn är mycket känslig för skogliga ingrepp och lokalerna, som oftast har höga biologiska kvaliteter, bör lämnas till fri utveckling. Rynkskinn är typisk art för </w:t>
+      </w:r>
+      <w:r>
+        <w:rPr>
+          <w:i/>
+        </w:rPr>
+        <w:t xml:space="preserve">9010 Taiga, 9050 Näringsrik granskog </w:t>
+      </w:r>
+      <w:r>
+        <w:t>och</w:t>
+      </w:r>
+      <w:r>
+        <w:rPr>
+          <w:i/>
+        </w:rPr>
+        <w:t xml:space="preserve"> 9030 Landhöjningsskog</w:t>
+      </w:r>
+      <w:r>
+        <w:t xml:space="preserve"> (Nitare &amp; Skogsstyrelsen, 2019; SLU Artdatabanken, 2026).</w:t>
       </w:r>
     </w:p>
     <w:p>
@@ -650,19 +623,28 @@
         <w:rPr>
           <w:b/>
         </w:rPr>
-        <w:t xml:space="preserve">Blodticka </w:t>
-      </w:r>
-      <w:r>
-        <w:t xml:space="preserve">är i norra Sverige främst knuten till grova granlågor i urskogsartad barrskog, men förekommer ibland även på klenare granar i anslutning till bäckar och sumpskogar. Den är en bra indikator på granskogar med höga naturvärden och oftast förekommer den tillsammans med ett stort antal ovanliga och rödlistade arter. I södra Sverige växer den framför allt på tall och har då ett lägre signalvärde. Blodticka är typisk art för </w:t>
+        <w:t>Stjärntagging (NT)</w:t>
+      </w:r>
+      <w:r>
+        <w:t xml:space="preserve"> signalerar inom hela sitt utbredningsområde höga naturvärden. Svampen är uttorkningskänslig och beroende av ett oförändrat fuktigt mikroklimat. Den är även beroende av en ständig tillgång på död ved i olika nedbrytningsstadier, dock ej nödvändigtvis grova träd. Tidigare påverkan på miljön måste dock ha varit så skonsam att det naturliga skogsekosystemet till stora delar har bevarats. Minskningstakten för den svenska populationen bedöms vara nära gränsvärdet för Sårbar (VU). Stjärntagging är typisk art för </w:t>
       </w:r>
       <w:r>
         <w:rPr>
           <w:i/>
         </w:rPr>
+        <w:t xml:space="preserve">9010 Taiga, 9050 Näringsrik granskog </w:t>
+      </w:r>
+      <w:r>
+        <w:t xml:space="preserve">och </w:t>
+      </w:r>
+      <w:r>
+        <w:rPr>
+          <w:i/>
+        </w:rPr>
         <w:t>9030 Landhöjningsskog</w:t>
       </w:r>
       <w:r>
-        <w:t xml:space="preserve"> (SLU Artdatabanken, 2025; Nitare &amp; Skogsstyrelsen, 2019).</w:t>
+        <w:t xml:space="preserve"> (SLU Artdatabanken, 2024; Nitare &amp; Skogsstyrelsen, 2019).</w:t>
       </w:r>
     </w:p>
     <w:p>
@@ -670,46 +652,19 @@
         <w:rPr>
           <w:b/>
         </w:rPr>
-        <w:t>Bårdlav</w:t>
-      </w:r>
-      <w:r>
-        <w:t xml:space="preserve"> signalerar miljöer med höga naturvärden och på lokalerna finns vanligtvis många andra ovanliga och rödlistade arter. Den visar även på platser med hög och jämn luftfuktighet. På bårdlav och andra njurlavar (Nephroma) kan de sällsynta parasiterna </w:t>
+        <w:t>Talltagel (NT)</w:t>
+      </w:r>
+      <w:r>
+        <w:t xml:space="preserve"> är en boreal art som förekommer på tall i äldre, öppna tallskogar. Den påverkas negativt av brist på kontinuitetsskog och minskningstakten bedöms vara nära gränsvärdet för Sårbar (VU). Talltagel är typisk art för </w:t>
       </w:r>
       <w:r>
         <w:rPr>
           <w:i/>
         </w:rPr>
-        <w:t xml:space="preserve">Protounguicularia nephromatis </w:t>
-      </w:r>
-      <w:r>
-        <w:t xml:space="preserve">(VU) och </w:t>
-      </w:r>
-      <w:r>
-        <w:rPr>
-          <w:i/>
-        </w:rPr>
-        <w:t xml:space="preserve">Tremella nephromatis </w:t>
-      </w:r>
-      <w:r>
-        <w:t xml:space="preserve">(DD) påträffas. Bårdlav är typisk art för </w:t>
-      </w:r>
-      <w:r>
-        <w:rPr>
-          <w:i/>
-        </w:rPr>
-        <w:t xml:space="preserve">9010 Taiga, 9020 Nordlig ädellövskog, 9070 Trädklädd betesmark, 9110 Näringsfattig bokskog, 9160 Näringsrik ekskog, 9180 Ädellövskog i branter </w:t>
-      </w:r>
-      <w:r>
-        <w:t>och</w:t>
-      </w:r>
-      <w:r>
-        <w:rPr>
-          <w:i/>
-        </w:rPr>
-        <w:t xml:space="preserve"> 9190 Näringsfattig ekskog</w:t>
-      </w:r>
-      <w:r>
-        <w:t xml:space="preserve"> (SLU Artdatabanken, 2026; Nitare &amp; Skogsstyrelsen, 2019).</w:t>
+        <w:t>9010 Taiga</w:t>
+      </w:r>
+      <w:r>
+        <w:t xml:space="preserve"> (SLU Artdatabanken, 2026).</w:t>
       </w:r>
     </w:p>
     <w:p>
@@ -717,28 +672,10 @@
         <w:rPr>
           <w:b/>
         </w:rPr>
-        <w:t>Spindelblomster (§8)</w:t>
-      </w:r>
-      <w:r>
-        <w:t xml:space="preserve"> växer i äldre mossrik granskog eller barrblandskog, men även i fjällbjörkskog. Arten indikerar långvarig trädkontinuitet och hög luftfuktighet och är mycket känslig för uttorkning och markskador. Spindelblomster har i många trakter minskat starkt under senare tid på grund av slutavverkningar och skogsmarksdikning. Spindelblomster är typisk art för </w:t>
-      </w:r>
-      <w:r>
-        <w:rPr>
-          <w:i/>
-        </w:rPr>
-        <w:t xml:space="preserve">9010 Taiga, 9050 Näringsrik granskog </w:t>
-      </w:r>
-      <w:r>
-        <w:t>och</w:t>
-      </w:r>
-      <w:r>
-        <w:rPr>
-          <w:i/>
-        </w:rPr>
-        <w:t xml:space="preserve"> 9040 Fjällbjörkskog</w:t>
-      </w:r>
-      <w:r>
-        <w:t xml:space="preserve"> (Nitare &amp; Skogsstyrelsen, 2019; SLU Artdatabanken, 2025).</w:t>
+        <w:t>Talltita (NT, §4)</w:t>
+      </w:r>
+      <w:r>
+        <w:t>, rödlistad som nära hotad och prioriterad art i Skogsvårdslagen, har häckningsrevir i anmälan. Arten har minskat kraftigt de senaste 30 åren och minskningstakten innevarande 10-årsperiod beräknas till 20 (10–30) %. Talltitan är synnerligen trogen sitt cirka 15 hektar stora revir och är beroende av flerskiktade olikåldriga skogar för att kunna föda upp sina ungar. Talltitan försvinner om dess livsmiljö kalavverkas (Eggers &amp; Low, 2014; Ekman, 1979; Griesser et al, 2007; Klein, 2020; Siffczyk et al, 2003; SLU Artdatabanken, 2021).</w:t>
       </w:r>
     </w:p>
     <w:p>
@@ -746,55 +683,28 @@
         <w:rPr>
           <w:b/>
         </w:rPr>
-        <w:t>Stuplav</w:t>
-      </w:r>
-      <w:r>
-        <w:t xml:space="preserve"> är en mycket bra signalart i hela sitt utbredningsområde och förekommer nästan enbart i skogsmiljöer med höga naturvärden. Den indikerar långvarig förekomst av gamla lövträd och miljöer med konstant hög luftfuktighet. I skogar med suboceaniskt klimat finns det en mycket sällsynt parasit, njurlavsknapp </w:t>
+        <w:t>Tretåig hackspett (NT, §4)</w:t>
+      </w:r>
+      <w:r>
+        <w:t xml:space="preserve"> är rödlistad som nära hotad och ingår i bilaga 1 i EU:s fågeldirektiv. Tretåig hackspett är för sin överlevnad beroende av kontinuerlig tillförsel av äldre döende och död ved, som sker genom naturliga självgallringsprocesser i äldre grannaturskogar och barrblandade naturskogar. Om en skog genom skogsbruk gallras eller glesas ur så upphör och uteblir i stort sett den naturliga självgallringsprocessen för mycket lång tid framöver vilket omöjliggör upprätthållandet av den kontinuerliga ekologiska funktionen i ett område. Det finns studier som visar att naturskogens självgallringsprocess som den tretåiga hackspetten är beroende av, inte kan ersättas med efterlämnad hänsyn i skogsbruket (Imbeau &amp; Desrochers, 2002). Storleken på häckningsreviret varierar med skogstypen, förekomsten av död ved och graden av fragmentering, men är i allmänhet i storleksordningen 25–100 hektar. Vintertid krävs ofta betydligt större områden och det finns studier som antyder att arten behöver minst 100 hektar äldre skog. I områden med låg bonitet kan det behövas över 200 hektar lämpligt habitat för att ett par ska kunna reproducera sig. Områden med dokumenterad permanent förekomst i naturskogsmiljöer har vanligen så stora naturvärden att skogsbruk är olämpligt. Tretåig hackspett är typisk art för </w:t>
       </w:r>
       <w:r>
         <w:rPr>
           <w:i/>
         </w:rPr>
-        <w:t>Pletocarpon nephromeum</w:t>
-      </w:r>
-      <w:r>
-        <w:t xml:space="preserve"> (EN), som växer på stuplav. Ytterligare tre sällsynta lavparasiter, </w:t>
+        <w:t xml:space="preserve">9010 Taiga, 9740 Skogsbevuxen myr, 9030 Landhöjningsskog </w:t>
+      </w:r>
+      <w:r>
+        <w:t xml:space="preserve">och </w:t>
       </w:r>
       <w:r>
         <w:rPr>
           <w:i/>
         </w:rPr>
-        <w:t>Protounguicularia nephromatis</w:t>
-      </w:r>
-      <w:r>
-        <w:t xml:space="preserve"> (VU), </w:t>
-      </w:r>
-      <w:r>
-        <w:rPr>
-          <w:i/>
-        </w:rPr>
-        <w:t>Refractohilum galligenum</w:t>
-      </w:r>
-      <w:r>
-        <w:t xml:space="preserve"> (NT) och </w:t>
-      </w:r>
-      <w:r>
-        <w:rPr>
-          <w:i/>
-        </w:rPr>
-        <w:t>Roselliniella nephromatis</w:t>
-      </w:r>
-      <w:r>
-        <w:t xml:space="preserve"> (DD), kan också påträffas på stuplav. Stuplav är typisk art för </w:t>
-      </w:r>
-      <w:r>
-        <w:rPr>
-          <w:i/>
-        </w:rPr>
-        <w:t>9010 Taiga</w:t>
-      </w:r>
-      <w:r>
-        <w:t xml:space="preserve"> (SLU Artdatabanken, 2026; Nitare &amp; Skogsstyrelsen, 2019).</w:t>
+        <w:t>9040 Fjällbjörkskog</w:t>
+      </w:r>
+      <w:r>
+        <w:t xml:space="preserve"> (Skogsstyrelsen, 2016; SLU Artdatabanken, 2024).</w:t>
       </w:r>
     </w:p>
     <w:p>
@@ -802,6 +712,345 @@
         <w:rPr>
           <w:b/>
         </w:rPr>
+        <w:t>Ullticka (NT)</w:t>
+      </w:r>
+      <w:r>
+        <w:t xml:space="preserve"> är knuten till restbestånd av barrnaturskog och förekommer med ett tydligt optimum i orörda eller måttligt påverkade gamla granskogar där det föreligger viss kontinuitet av grov död ved. Ullticka är en bra signalart inom hela sitt utbredningsområde och i södra Sverige är den sällsynt och en god signalart för skyddsvärda granskogsmiljöer. Den hotas av avverkning och fragmentering av naturskog och äldre granskog med lång trädkontinuitet. På ullticka kan ibland ulltickeporing (VU) påträffas - det är en sällsynt ticka som nyligen delats upp i de tre olika arterna ulltickeporing </w:t>
+      </w:r>
+      <w:r>
+        <w:rPr>
+          <w:i/>
+        </w:rPr>
+        <w:t xml:space="preserve">Skeletocutis brevispora </w:t>
+      </w:r>
+      <w:r>
+        <w:t>(VU)</w:t>
+      </w:r>
+      <w:r>
+        <w:rPr>
+          <w:i/>
+        </w:rPr>
+        <w:t>, Skeletocutis delicata</w:t>
+      </w:r>
+      <w:r>
+        <w:t xml:space="preserve"> (VU)</w:t>
+      </w:r>
+      <w:r>
+        <w:rPr>
+          <w:i/>
+        </w:rPr>
+        <w:t xml:space="preserve"> och Skeletocutis exilis</w:t>
+      </w:r>
+      <w:r>
+        <w:t xml:space="preserve"> (NT). Ullticka är typisk art för </w:t>
+      </w:r>
+      <w:r>
+        <w:rPr>
+          <w:i/>
+        </w:rPr>
+        <w:t xml:space="preserve">9010 Taiga, 9050 Näringsrik granskog </w:t>
+      </w:r>
+      <w:r>
+        <w:t xml:space="preserve">och </w:t>
+      </w:r>
+      <w:r>
+        <w:rPr>
+          <w:i/>
+        </w:rPr>
+        <w:t>9030 Landhöjningsskog</w:t>
+      </w:r>
+      <w:r>
+        <w:t xml:space="preserve"> (SLU Artdatabanken, 2026; Nitare &amp; Skogsstyrelsen, 2019; Miettinen &amp; Niemelä, 2018).</w:t>
+      </w:r>
+    </w:p>
+    <w:p>
+      <w:r>
+        <w:rPr>
+          <w:b/>
+        </w:rPr>
+        <w:t>Vedflamlav (NT)</w:t>
+      </w:r>
+      <w:r>
+        <w:t xml:space="preserve"> växer på gammal hård och torr, exponerad kärnved av tall, främst på högstubbar i ljusöppna lägen, t.ex. vid och på myrar, sjökanter, i glesa hällmarkskogar och i brandpräglade tallnaturskogar. Substratet nyskapas i begränsad omfattning och arten är en utmärkt indikator på höga naturvärden i denna skogstyp. Tall- och barrblandskogar med naturskogskaraktär och spår av bränder har ofta höga biologiska värden och bör skyddas. På vedflamlavens bål kan den sällsynta spiklaven/parasiten </w:t>
+      </w:r>
+      <w:r>
+        <w:rPr>
+          <w:i/>
+        </w:rPr>
+        <w:t>Calicium ramboldiicola</w:t>
+      </w:r>
+      <w:r>
+        <w:t xml:space="preserve"> (VU) påträffas (SLU Artdatabanken, 2026).</w:t>
+      </w:r>
+    </w:p>
+    <w:p>
+      <w:r>
+        <w:rPr>
+          <w:b/>
+        </w:rPr>
+        <w:t>Vedskivlav (NT)</w:t>
+      </w:r>
+      <w:r>
+        <w:t xml:space="preserve"> växer på gammal, torr, exponerad, hård kärnved av framförallt tall i naturskogsartade bestånd. Avverkning av tallskog av naturskogskaraktär med spår av återkommande bränder är ett hot. Mängden lämplig ved att växa på för vedskivlav minskar, dels på grund av naturlig nedbrytning men framförallt på grund av att de förstörs i samband med slutavverkningar, gallringar och markberedning. Tall- och blandbarrskogar av naturskogskaraktär med spår av återkommande bränder bör skyddas. Vedskivlav är typisk art för </w:t>
+      </w:r>
+      <w:r>
+        <w:rPr>
+          <w:i/>
+        </w:rPr>
+        <w:t>9010 Taiga</w:t>
+      </w:r>
+      <w:r>
+        <w:t xml:space="preserve"> (SLU Artdatabanken, 2024).</w:t>
+      </w:r>
+    </w:p>
+    <w:p>
+      <w:r>
+        <w:rPr>
+          <w:b/>
+        </w:rPr>
+        <w:t>Vitgrynig nållav (NT)</w:t>
+      </w:r>
+      <w:r>
+        <w:t xml:space="preserve"> växer nästan uteslutande på bark av gamla, senvuxna granar i skuggiga lägen med hög och jämn luftfuktighet. Den vanligaste naturtypen för arten är kontinuitetsskogar på frisk mark men den finns också i sumpgranskogar. På lång sikt utgör avverkningar av olikåldriga granskogar av naturskogskaraktär ett allvarligt hot mot arten och skogsbruksåtgärder på eller i närheten av växtplatserna bör undvikas. Naturskogsartade, fuktiga granskogar med förekomster av arten signalerar höga biologiska värden och bör bevaras (SLU Artdatabanken, 2024; Nitare &amp; Skogsstyrelsen, 2019).</w:t>
+      </w:r>
+    </w:p>
+    <w:p>
+      <w:r>
+        <w:rPr>
+          <w:b/>
+        </w:rPr>
+        <w:t>Äggvaxskivling (NT)</w:t>
+      </w:r>
+      <w:r>
+        <w:t xml:space="preserve"> bildar mykorrhiza med gran och förekommer huvudsakligen i äldre blåbärsgranskog. Har i Sverige en nordlig utbredningsbild och är relativt vanlig i norra Sverige. Total population i landet bedöms ha minskat kraftigt och fortgående att minska p.g.a. slutavverkningar av kontinuitetsskogar. Skogar med rik förekomst av äggvaxskivling brukar ha en artrik flora av mykorrhizasvampar och kan betraktas som nyckelbiotoper (SLU Artdatabanken, 2024).</w:t>
+      </w:r>
+    </w:p>
+    <w:p>
+      <w:r>
+        <w:rPr>
+          <w:b/>
+        </w:rPr>
+        <w:t xml:space="preserve">Blodticka </w:t>
+      </w:r>
+      <w:r>
+        <w:t xml:space="preserve">är i norra Sverige främst knuten till grova granlågor i urskogsartad barrskog, men förekommer ibland även på klenare granar i anslutning till bäckar och sumpskogar. Den är en bra indikator på granskogar med höga naturvärden och oftast förekommer den tillsammans med ett stort antal ovanliga och rödlistade arter. I södra Sverige växer den framför allt på tall och har då ett lägre signalvärde. Blodticka är typisk art för </w:t>
+      </w:r>
+      <w:r>
+        <w:rPr>
+          <w:i/>
+        </w:rPr>
+        <w:t>9030 Landhöjningsskog</w:t>
+      </w:r>
+      <w:r>
+        <w:t xml:space="preserve"> (SLU Artdatabanken, 2025; Nitare &amp; Skogsstyrelsen, 2019).</w:t>
+      </w:r>
+    </w:p>
+    <w:p>
+      <w:r>
+        <w:rPr>
+          <w:b/>
+        </w:rPr>
+        <w:t xml:space="preserve">Bollvitmossa </w:t>
+      </w:r>
+      <w:r>
+        <w:t xml:space="preserve">är en bra signalart inom hela sitt utbredningsområde. Vanligast är den i naturvårdsintressanta tallsumpskogar. Även gransumpskogar med bollvitmossa har normalt höga naturvärden. Arten indikerar skogsmark med stabila hydrologiska förhållanden och sannolikt även lång skoglig kontinuitet. Bollvitmossa är typisk art för </w:t>
+      </w:r>
+      <w:r>
+        <w:rPr>
+          <w:i/>
+        </w:rPr>
+        <w:t xml:space="preserve">9010 Taiga </w:t>
+      </w:r>
+      <w:r>
+        <w:t xml:space="preserve">och </w:t>
+      </w:r>
+      <w:r>
+        <w:rPr>
+          <w:i/>
+        </w:rPr>
+        <w:t xml:space="preserve">9740 Skogsbevuxen myr </w:t>
+      </w:r>
+      <w:r>
+        <w:t>(SLU Artdatabanken, 2025; Nitare &amp; Skogsstyrelsen, 2019).</w:t>
+      </w:r>
+    </w:p>
+    <w:p>
+      <w:r>
+        <w:rPr>
+          <w:b/>
+        </w:rPr>
+        <w:t>Bårdlav</w:t>
+      </w:r>
+      <w:r>
+        <w:t xml:space="preserve"> signalerar miljöer med höga naturvärden och på lokalerna finns vanligtvis många andra ovanliga och rödlistade arter. Den visar även på platser med hög och jämn luftfuktighet. På bårdlav och andra njurlavar (Nephroma) kan de sällsynta parasiterna </w:t>
+      </w:r>
+      <w:r>
+        <w:rPr>
+          <w:i/>
+        </w:rPr>
+        <w:t xml:space="preserve">Protounguicularia nephromatis </w:t>
+      </w:r>
+      <w:r>
+        <w:t xml:space="preserve">(VU) och </w:t>
+      </w:r>
+      <w:r>
+        <w:rPr>
+          <w:i/>
+        </w:rPr>
+        <w:t xml:space="preserve">Tremella nephromatis </w:t>
+      </w:r>
+      <w:r>
+        <w:t xml:space="preserve">(DD) påträffas. Bårdlav är typisk art för </w:t>
+      </w:r>
+      <w:r>
+        <w:rPr>
+          <w:i/>
+        </w:rPr>
+        <w:t xml:space="preserve">9010 Taiga, 9020 Nordlig ädellövskog, 9070 Trädklädd betesmark, 9110 Näringsfattig bokskog, 9160 Näringsrik ekskog, 9180 Ädellövskog i branter </w:t>
+      </w:r>
+      <w:r>
+        <w:t>och</w:t>
+      </w:r>
+      <w:r>
+        <w:rPr>
+          <w:i/>
+        </w:rPr>
+        <w:t xml:space="preserve"> 9190 Näringsfattig ekskog</w:t>
+      </w:r>
+      <w:r>
+        <w:t xml:space="preserve"> (SLU Artdatabanken, 2026; Nitare &amp; Skogsstyrelsen, 2019).</w:t>
+      </w:r>
+    </w:p>
+    <w:p>
+      <w:r>
+        <w:rPr>
+          <w:b/>
+        </w:rPr>
+        <w:t xml:space="preserve">Norrlandslav </w:t>
+      </w:r>
+      <w:r>
+        <w:t xml:space="preserve">indikerar söder om den naturliga norrlandsgränsen barrskogsbeklädda bergbranter eller andra ostörda skogsmiljöer med höga naturvärden. Norrlandslav är typisk art för </w:t>
+      </w:r>
+      <w:r>
+        <w:rPr>
+          <w:i/>
+        </w:rPr>
+        <w:t xml:space="preserve">9010 Taiga, 8110 Silikatrasmarker </w:t>
+      </w:r>
+      <w:r>
+        <w:t>och</w:t>
+      </w:r>
+      <w:r>
+        <w:rPr>
+          <w:i/>
+        </w:rPr>
+        <w:t xml:space="preserve"> 8120 Kalkrasmarker </w:t>
+      </w:r>
+      <w:r>
+        <w:t>(Nitare &amp; Skogsstyrelsen, 2000; SLU Artdatabanken, 2025).</w:t>
+      </w:r>
+    </w:p>
+    <w:p>
+      <w:r>
+        <w:rPr>
+          <w:b/>
+        </w:rPr>
+        <w:t>Spindelblomster (§8)</w:t>
+      </w:r>
+      <w:r>
+        <w:t xml:space="preserve"> växer i äldre mossrik granskog eller barrblandskog, men även i fjällbjörkskog. Arten indikerar långvarig trädkontinuitet och hög luftfuktighet och är mycket känslig för uttorkning och markskador. Spindelblomster har i många trakter minskat starkt under senare tid på grund av slutavverkningar och skogsmarksdikning. Spindelblomster är typisk art för </w:t>
+      </w:r>
+      <w:r>
+        <w:rPr>
+          <w:i/>
+        </w:rPr>
+        <w:t xml:space="preserve">9010 Taiga, 9050 Näringsrik granskog </w:t>
+      </w:r>
+      <w:r>
+        <w:t>och</w:t>
+      </w:r>
+      <w:r>
+        <w:rPr>
+          <w:i/>
+        </w:rPr>
+        <w:t xml:space="preserve"> 9040 Fjällbjörkskog</w:t>
+      </w:r>
+      <w:r>
+        <w:t xml:space="preserve"> (Nitare &amp; Skogsstyrelsen, 2019; SLU Artdatabanken, 2025).</w:t>
+      </w:r>
+    </w:p>
+    <w:p>
+      <w:r>
+        <w:rPr>
+          <w:b/>
+        </w:rPr>
+        <w:t>Stuplav</w:t>
+      </w:r>
+      <w:r>
+        <w:t xml:space="preserve"> är en mycket bra signalart i hela sitt utbredningsområde och förekommer nästan enbart i skogsmiljöer med höga naturvärden. Den indikerar långvarig förekomst av gamla lövträd och miljöer med konstant hög luftfuktighet. I skogar med suboceaniskt klimat finns det en mycket sällsynt parasit, njurlavsknapp </w:t>
+      </w:r>
+      <w:r>
+        <w:rPr>
+          <w:i/>
+        </w:rPr>
+        <w:t>Pletocarpon nephromeum</w:t>
+      </w:r>
+      <w:r>
+        <w:t xml:space="preserve"> (EN), som växer på stuplav. Ytterligare tre sällsynta lavparasiter, </w:t>
+      </w:r>
+      <w:r>
+        <w:rPr>
+          <w:i/>
+        </w:rPr>
+        <w:t>Protounguicularia nephromatis</w:t>
+      </w:r>
+      <w:r>
+        <w:t xml:space="preserve"> (VU), </w:t>
+      </w:r>
+      <w:r>
+        <w:rPr>
+          <w:i/>
+        </w:rPr>
+        <w:t>Refractohilum galligenum</w:t>
+      </w:r>
+      <w:r>
+        <w:t xml:space="preserve"> (NT) och </w:t>
+      </w:r>
+      <w:r>
+        <w:rPr>
+          <w:i/>
+        </w:rPr>
+        <w:t>Roselliniella nephromatis</w:t>
+      </w:r>
+      <w:r>
+        <w:t xml:space="preserve"> (DD), kan också påträffas på stuplav. Stuplav är typisk art för </w:t>
+      </w:r>
+      <w:r>
+        <w:rPr>
+          <w:i/>
+        </w:rPr>
+        <w:t>9010 Taiga</w:t>
+      </w:r>
+      <w:r>
+        <w:t xml:space="preserve"> (SLU Artdatabanken, 2026; Nitare &amp; Skogsstyrelsen, 2019).</w:t>
+      </w:r>
+    </w:p>
+    <w:p>
+      <w:r>
+        <w:rPr>
+          <w:b/>
+        </w:rPr>
+        <w:t xml:space="preserve">Vågbandad barkbock </w:t>
+      </w:r>
+      <w:r>
+        <w:t>är en långhorning vars larvutveckling sker under bark på nyligen döda stående barrträd, främst gran, mer undantagsvis på tall. Främst i stående träd, särskilt gamla, långsamvuxna granar med grov bark, även i grövre grenar, stubbar eller vindfällen. Arten är starkt knuten till naturskogsliknande granskogar, och gynnas av extrema torrsomrar som försvagar träden. Arten påverkas negativt av brist på kontinuitetsskog och en minskning av populationen pågår eller förväntas ske (SLU Artdatabanken, 2025).</w:t>
+      </w:r>
+    </w:p>
+    <w:p>
+      <w:r>
+        <w:rPr>
+          <w:b/>
+        </w:rPr>
         <w:t>Tjäder (§4)</w:t>
       </w:r>
       <w:r>
@@ -824,6 +1073,26 @@
       </w:r>
       <w:r>
         <w:t>. Tjädern är en utpräglad skogsfågel knuten till större sammanhängande barrskogsområden. Tupparna och hönorna utnyttjar till viss del olika miljöer, och habitatvalet varierar dessutom mellan olika delar av året. För att det ska finnas livskraftiga tjäderbestånd krävs funktionella skogslandskap med en blandning av uppvuxen, gles och luckig skog, täta sumpskogar, myrar och andra små våtmarker. Arten försvinner när skogen fragmenteras och den sammanlagda arealen hyggen och andra öppna områden blir för stor. Ett småskaligt och försiktigt virkesuttag genom hyggesfria metoder kan i vissa fall vara möjligt i området inom 200 m från lekcentrum. Längre ut från lekcentrum, inom 200–500 m bör den avverkade ytan inte överskrida 1 hektar för att undvika alltför stora och snabba förändringar (Skogsstyrelsen, 2019; SLU Artdatabanken, 2024).</w:t>
+      </w:r>
+    </w:p>
+    <w:p>
+      <w:r>
+        <w:rPr>
+          <w:b/>
+        </w:rPr>
+        <w:t>Ängskovall</w:t>
+      </w:r>
+      <w:r>
+        <w:t xml:space="preserve"> är typisk art för </w:t>
+      </w:r>
+      <w:r>
+        <w:rPr>
+          <w:i/>
+        </w:rPr>
+        <w:t xml:space="preserve">9190 Näringsfattig ekskog </w:t>
+      </w:r>
+      <w:r>
+        <w:t>(SLU Artdatabanken, 2025).</w:t>
       </w:r>
     </w:p>
     <w:p>
@@ -940,7 +1209,7 @@
         <w:rPr>
           <w:i/>
         </w:rPr>
-        <w:t>I det aktuella skogsområdet har 23 rödlistade arter och signalarter påträffats. Detta ska jämföras med Skogsstyrelsens uppföljning 2017 av nyckelbiotoper som visade att man i genomsnitt hittar 20,6 olika rödlistade arter och signalarter i en nyckelbiotop (Wijk, S. 2017. Biologisk mångfald i nyckelbiotoper – Resultat från inventeringen “Uppföljning biologisk mångfald” 2009–2015. Rapport 4/2017 Skogsstyrelsen, Jönköping).</w:t>
+        <w:t>I det aktuella skogsområdet har 35 rödlistade arter och signalarter påträffats. Detta ska jämföras med Skogsstyrelsens uppföljning 2017 av nyckelbiotoper som visade att man i genomsnitt hittar 20,6 olika rödlistade arter och signalarter i en nyckelbiotop (Wijk, S. 2017. Biologisk mångfald i nyckelbiotoper – Resultat från inventeringen “Uppföljning biologisk mångfald” 2009–2015. Rapport 4/2017 Skogsstyrelsen, Jönköping).</w:t>
       </w:r>
     </w:p>
     <w:p>
@@ -969,7 +1238,7 @@
         <w:rPr>
           <w:i/>
         </w:rPr>
-        <w:t>I det aktuella skogsområdet har 26 naturvårdsarter varav 19 rödlistade arter sina livsmiljöer och växtplatser.</w:t>
+        <w:t>I det aktuella skogsområdet har 40 naturvårdsarter varav 28 rödlistade arter sina livsmiljöer och växtplatser.</w:t>
       </w:r>
     </w:p>
     <w:p>
@@ -1244,6 +1513,126 @@
     <w:p>
       <w:r>
         <w:t xml:space="preserve">SLU Artdatabanken, 2026. </w:t>
+      </w:r>
+      <w:r>
+        <w:rPr>
+          <w:i/>
+        </w:rPr>
+        <w:t xml:space="preserve">Artfaktablad. Naturvård – artfakta. </w:t>
+      </w:r>
+      <w:r>
+        <w:t>SLU Artdatabanken, Uppsala</w:t>
+      </w:r>
+    </w:p>
+    <w:p>
+      <w:pPr>
+        <w:pStyle w:val="Heading1"/>
+      </w:pPr>
+      <w:r>
+        <w:t>Talltita – ekologi samt krav på livsmiljön</w:t>
+      </w:r>
+    </w:p>
+    <w:p>
+      <w:r>
+        <w:t>Talltita är rödlistad som NT, fridlyst och prioriterad art i Skogsvårdslagen. Den omfattas av EU:s fågeldirektiv. Arten har minskat kraftigt de senaste 30 åren och minskningstakten innevarande 10-årsperiod beräknas till 20 (10–30) % (SLU Artdatabanken, 2022).</w:t>
+      </w:r>
+    </w:p>
+    <w:p>
+      <w:r>
+        <w:t>Talltita föredrar större sammanhängande barrskogar, och finns såväl i tallskog som granskog och i lövblandad barrskog. Skogens struktur är viktig och ska helst vara flerskiktad med riklig underväxt av mindre granar, björk och andra lövträd och buskar. Tillgång på murknande högstubbar är särskilt viktig, eftersom talltitan helst själv hackar ut sitt bohål (SLU Artdatabanken, 2022).</w:t>
+      </w:r>
+    </w:p>
+    <w:p>
+      <w:r>
+        <w:t>Det finns flera studier som visar att talltita är känslig för gallring och inte överlever när dess livsmiljö kalavverkas (Eggers and Low, 2014; Griesser et al., 2007; Klein, 2020). Talltitans revir är förhållandevis stora, 10–20 hektar och arten missgynnas när skogen fragmenteras. Kalavverkning av större delar av reviret innebär att det överges (Artdatabanken, 2021).</w:t>
+      </w:r>
+    </w:p>
+    <w:p>
+      <w:r>
+        <w:t>Talltitan är synnerligen trogen sitt revir så länge paret lever och biotopen förblir intakt. Paret stannar i sitt revir året om. En förlust av ett revir har därför en stor inverkan på den lokala populationen och trakthyggesbruket anses vara orsak till den svenska populationens kraftiga minskning. Talltiteparets revirtrohet innebär att närhelst under året man observerar en adult talltita så ingår denna plats i reviret (Siffczyk et al., 2003; Ekman, 1979).</w:t>
+      </w:r>
+    </w:p>
+    <w:p>
+      <w:pPr>
+        <w:pStyle w:val="Heading2"/>
+      </w:pPr>
+      <w:r>
+        <w:t>Referenser – talltita</w:t>
+      </w:r>
+    </w:p>
+    <w:p>
+      <w:r>
+        <w:t xml:space="preserve">Eggers, S., Low, M., 2014. </w:t>
+      </w:r>
+      <w:r>
+        <w:rPr>
+          <w:i/>
+        </w:rPr>
+        <w:t xml:space="preserve">Differential demographic responses of sympatric Parids to vegetation management in boreal forest. </w:t>
+      </w:r>
+      <w:r>
+        <w:t>For. Ecol. Manage. 319, 169–175.</w:t>
+      </w:r>
+    </w:p>
+    <w:p>
+      <w:r>
+        <w:t xml:space="preserve">Ekman, J., 1979. </w:t>
+      </w:r>
+      <w:r>
+        <w:rPr>
+          <w:i/>
+        </w:rPr>
+        <w:t xml:space="preserve">Coherence, composition and territories of winter social groups of the Willow Tit Parus montanus and the Crested Tit P. cristatus. </w:t>
+      </w:r>
+      <w:r>
+        <w:t>Ornis Scandinavica, 10, pp 56–68</w:t>
+      </w:r>
+    </w:p>
+    <w:p>
+      <w:r>
+        <w:t xml:space="preserve">Griesser, M., Nystrand, M., Eggers, S., Ekman, J., 2007. </w:t>
+      </w:r>
+      <w:r>
+        <w:rPr>
+          <w:i/>
+        </w:rPr>
+        <w:t xml:space="preserve">Impact of forestry practices on fitness correlates and population productivity in an open-nesting bird species. </w:t>
+      </w:r>
+      <w:r>
+        <w:t>Conserv. Biol. 21, 767–774. https://doi.org/10.1111/j.1523- 1739.2007.00675.x</w:t>
+      </w:r>
+    </w:p>
+    <w:p>
+      <w:r>
+        <w:t xml:space="preserve">Klein, J., 2020. </w:t>
+      </w:r>
+      <w:r>
+        <w:rPr>
+          <w:i/>
+        </w:rPr>
+        <w:t xml:space="preserve">The forgotten forest – On thinning, retention, and biodiversity in the boreal forest. </w:t>
+      </w:r>
+      <w:r>
+        <w:t>Doctoral Thesis No. 2020:50</w:t>
+      </w:r>
+    </w:p>
+    <w:p>
+      <w:r>
+        <w:t xml:space="preserve">Siffczyk, C., Brotons, L., Kangas, K., Orell, M., 2003. </w:t>
+      </w:r>
+      <w:r>
+        <w:rPr>
+          <w:i/>
+        </w:rPr>
+        <w:t xml:space="preserve">Home range size of willow tits. </w:t>
+      </w:r>
+      <w:r>
+        <w:t>Oecologica, 136, 635–642 (2003)</w:t>
+      </w:r>
+    </w:p>
+    <w:p>
+      <w:r>
+        <w:t xml:space="preserve">SLU Artdatabanken, 2021. </w:t>
       </w:r>
       <w:r>
         <w:rPr>

--- a/klagomål/Maskaure Siebdniesjávrrie-Lillberget, 122 ha FSC-klagomål.docx
+++ b/klagomål/Maskaure Siebdniesjávrrie-Lillberget, 122 ha FSC-klagomål.docx
@@ -2042,7 +2042,7 @@
     <w:r>
       <w:tab/>
       <w:tab/>
-      <w:t>2026-08-15</w:t>
+      <w:t>2026-08-16</w:t>
       <w:br/>
       <w:br/>
     </w:r>

--- a/klagomål/Maskaure Siebdniesjávrrie-Lillberget, 122 ha FSC-klagomål.docx
+++ b/klagomål/Maskaure Siebdniesjávrrie-Lillberget, 122 ha FSC-klagomål.docx
@@ -2042,7 +2042,7 @@
     <w:r>
       <w:tab/>
       <w:tab/>
-      <w:t>2026-08-16</w:t>
+      <w:t>2026-08-17</w:t>
       <w:br/>
       <w:br/>
     </w:r>

--- a/klagomål/Maskaure Siebdniesjávrrie-Lillberget, 122 ha FSC-klagomål.docx
+++ b/klagomål/Maskaure Siebdniesjávrrie-Lillberget, 122 ha FSC-klagomål.docx
@@ -2042,7 +2042,7 @@
     <w:r>
       <w:tab/>
       <w:tab/>
-      <w:t>2026-08-17</w:t>
+      <w:t>2026-08-18</w:t>
       <w:br/>
       <w:br/>
     </w:r>

--- a/klagomål/Maskaure Siebdniesjávrrie-Lillberget, 122 ha FSC-klagomål.docx
+++ b/klagomål/Maskaure Siebdniesjávrrie-Lillberget, 122 ha FSC-klagomål.docx
@@ -2042,7 +2042,7 @@
     <w:r>
       <w:tab/>
       <w:tab/>
-      <w:t>2026-08-18</w:t>
+      <w:t>2026-08-19</w:t>
       <w:br/>
       <w:br/>
     </w:r>

--- a/klagomål/Maskaure Siebdniesjávrrie-Lillberget, 122 ha FSC-klagomål.docx
+++ b/klagomål/Maskaure Siebdniesjávrrie-Lillberget, 122 ha FSC-klagomål.docx
@@ -2042,7 +2042,7 @@
     <w:r>
       <w:tab/>
       <w:tab/>
-      <w:t>2026-08-19</w:t>
+      <w:t>2026-08-20</w:t>
       <w:br/>
       <w:br/>
     </w:r>

--- a/klagomål/Maskaure Siebdniesjávrrie-Lillberget, 122 ha FSC-klagomål.docx
+++ b/klagomål/Maskaure Siebdniesjávrrie-Lillberget, 122 ha FSC-klagomål.docx
@@ -2042,7 +2042,7 @@
     <w:r>
       <w:tab/>
       <w:tab/>
-      <w:t>2026-08-20</w:t>
+      <w:t>2026-08-21</w:t>
       <w:br/>
       <w:br/>
     </w:r>

--- a/klagomål/Maskaure Siebdniesjávrrie-Lillberget, 122 ha FSC-klagomål.docx
+++ b/klagomål/Maskaure Siebdniesjávrrie-Lillberget, 122 ha FSC-klagomål.docx
@@ -2042,7 +2042,7 @@
     <w:r>
       <w:tab/>
       <w:tab/>
-      <w:t>2026-08-21</w:t>
+      <w:t>2026-08-22</w:t>
       <w:br/>
       <w:br/>
     </w:r>

--- a/klagomål/Maskaure Siebdniesjávrrie-Lillberget, 122 ha FSC-klagomål.docx
+++ b/klagomål/Maskaure Siebdniesjávrrie-Lillberget, 122 ha FSC-klagomål.docx
@@ -2042,7 +2042,7 @@
     <w:r>
       <w:tab/>
       <w:tab/>
-      <w:t>2026-08-22</w:t>
+      <w:t>2026-08-23</w:t>
       <w:br/>
       <w:br/>
     </w:r>

--- a/klagomål/Maskaure Siebdniesjávrrie-Lillberget, 122 ha FSC-klagomål.docx
+++ b/klagomål/Maskaure Siebdniesjávrrie-Lillberget, 122 ha FSC-klagomål.docx
@@ -2042,7 +2042,7 @@
     <w:r>
       <w:tab/>
       <w:tab/>
-      <w:t>2026-08-23</w:t>
+      <w:t>2026-08-24</w:t>
       <w:br/>
       <w:br/>
     </w:r>

--- a/klagomål/Maskaure Siebdniesjávrrie-Lillberget, 122 ha FSC-klagomål.docx
+++ b/klagomål/Maskaure Siebdniesjávrrie-Lillberget, 122 ha FSC-klagomål.docx
@@ -2042,7 +2042,7 @@
     <w:r>
       <w:tab/>
       <w:tab/>
-      <w:t>2026-08-24</w:t>
+      <w:t>2026-08-25</w:t>
       <w:br/>
       <w:br/>
     </w:r>

--- a/klagomål/Maskaure Siebdniesjávrrie-Lillberget, 122 ha FSC-klagomål.docx
+++ b/klagomål/Maskaure Siebdniesjávrrie-Lillberget, 122 ha FSC-klagomål.docx
@@ -2042,7 +2042,7 @@
     <w:r>
       <w:tab/>
       <w:tab/>
-      <w:t>2026-08-25</w:t>
+      <w:t>2026-08-26</w:t>
       <w:br/>
       <w:br/>
     </w:r>

--- a/klagomål/Maskaure Siebdniesjávrrie-Lillberget, 122 ha FSC-klagomål.docx
+++ b/klagomål/Maskaure Siebdniesjávrrie-Lillberget, 122 ha FSC-klagomål.docx
@@ -2042,7 +2042,7 @@
     <w:r>
       <w:tab/>
       <w:tab/>
-      <w:t>2026-08-26</w:t>
+      <w:t>2026-08-27</w:t>
       <w:br/>
       <w:br/>
     </w:r>

--- a/klagomål/Maskaure Siebdniesjávrrie-Lillberget, 122 ha FSC-klagomål.docx
+++ b/klagomål/Maskaure Siebdniesjávrrie-Lillberget, 122 ha FSC-klagomål.docx
@@ -2042,7 +2042,7 @@
     <w:r>
       <w:tab/>
       <w:tab/>
-      <w:t>2026-08-27</w:t>
+      <w:t>2026-08-28</w:t>
       <w:br/>
       <w:br/>
     </w:r>

--- a/klagomål/Maskaure Siebdniesjávrrie-Lillberget, 122 ha FSC-klagomål.docx
+++ b/klagomål/Maskaure Siebdniesjávrrie-Lillberget, 122 ha FSC-klagomål.docx
@@ -2042,7 +2042,7 @@
     <w:r>
       <w:tab/>
       <w:tab/>
-      <w:t>2026-08-28</w:t>
+      <w:t>2026-08-29</w:t>
       <w:br/>
       <w:br/>
     </w:r>

--- a/klagomål/Maskaure Siebdniesjávrrie-Lillberget, 122 ha FSC-klagomål.docx
+++ b/klagomål/Maskaure Siebdniesjávrrie-Lillberget, 122 ha FSC-klagomål.docx
@@ -2042,7 +2042,7 @@
     <w:r>
       <w:tab/>
       <w:tab/>
-      <w:t>2026-08-29</w:t>
+      <w:t>2026-08-30</w:t>
       <w:br/>
       <w:br/>
     </w:r>

--- a/klagomål/Maskaure Siebdniesjávrrie-Lillberget, 122 ha FSC-klagomål.docx
+++ b/klagomål/Maskaure Siebdniesjávrrie-Lillberget, 122 ha FSC-klagomål.docx
@@ -2042,7 +2042,7 @@
     <w:r>
       <w:tab/>
       <w:tab/>
-      <w:t>2026-08-30</w:t>
+      <w:t>2026-08-31</w:t>
       <w:br/>
       <w:br/>
     </w:r>

--- a/klagomål/Maskaure Siebdniesjávrrie-Lillberget, 122 ha FSC-klagomål.docx
+++ b/klagomål/Maskaure Siebdniesjávrrie-Lillberget, 122 ha FSC-klagomål.docx
@@ -2042,7 +2042,7 @@
     <w:r>
       <w:tab/>
       <w:tab/>
-      <w:t>2026-08-31</w:t>
+      <w:t>2026-09-01</w:t>
       <w:br/>
       <w:br/>
     </w:r>

--- a/klagomål/Maskaure Siebdniesjávrrie-Lillberget, 122 ha FSC-klagomål.docx
+++ b/klagomål/Maskaure Siebdniesjávrrie-Lillberget, 122 ha FSC-klagomål.docx
@@ -2042,7 +2042,7 @@
     <w:r>
       <w:tab/>
       <w:tab/>
-      <w:t>2026-09-01</w:t>
+      <w:t>2026-09-02</w:t>
       <w:br/>
       <w:br/>
     </w:r>

--- a/klagomål/Maskaure Siebdniesjávrrie-Lillberget, 122 ha FSC-klagomål.docx
+++ b/klagomål/Maskaure Siebdniesjávrrie-Lillberget, 122 ha FSC-klagomål.docx
@@ -2042,7 +2042,7 @@
     <w:r>
       <w:tab/>
       <w:tab/>
-      <w:t>2026-09-02</w:t>
+      <w:t>2026-09-03</w:t>
       <w:br/>
       <w:br/>
     </w:r>

--- a/klagomål/Maskaure Siebdniesjávrrie-Lillberget, 122 ha FSC-klagomål.docx
+++ b/klagomål/Maskaure Siebdniesjávrrie-Lillberget, 122 ha FSC-klagomål.docx
@@ -2042,7 +2042,7 @@
     <w:r>
       <w:tab/>
       <w:tab/>
-      <w:t>2026-09-03</w:t>
+      <w:t>2026-09-04</w:t>
       <w:br/>
       <w:br/>
     </w:r>

--- a/klagomål/Maskaure Siebdniesjávrrie-Lillberget, 122 ha FSC-klagomål.docx
+++ b/klagomål/Maskaure Siebdniesjávrrie-Lillberget, 122 ha FSC-klagomål.docx
@@ -2042,7 +2042,7 @@
     <w:r>
       <w:tab/>
       <w:tab/>
-      <w:t>2026-09-04</w:t>
+      <w:t>2026-09-05</w:t>
       <w:br/>
       <w:br/>
     </w:r>

--- a/klagomål/Maskaure Siebdniesjávrrie-Lillberget, 122 ha FSC-klagomål.docx
+++ b/klagomål/Maskaure Siebdniesjávrrie-Lillberget, 122 ha FSC-klagomål.docx
@@ -2042,7 +2042,7 @@
     <w:r>
       <w:tab/>
       <w:tab/>
-      <w:t>2026-09-05</w:t>
+      <w:t>2026-09-06</w:t>
       <w:br/>
       <w:br/>
     </w:r>

--- a/klagomål/Maskaure Siebdniesjávrrie-Lillberget, 122 ha FSC-klagomål.docx
+++ b/klagomål/Maskaure Siebdniesjávrrie-Lillberget, 122 ha FSC-klagomål.docx
@@ -2042,7 +2042,7 @@
     <w:r>
       <w:tab/>
       <w:tab/>
-      <w:t>2026-09-06</w:t>
+      <w:t>2026-09-07</w:t>
       <w:br/>
       <w:br/>
     </w:r>

--- a/klagomål/Maskaure Siebdniesjávrrie-Lillberget, 122 ha FSC-klagomål.docx
+++ b/klagomål/Maskaure Siebdniesjávrrie-Lillberget, 122 ha FSC-klagomål.docx
@@ -2042,7 +2042,7 @@
     <w:r>
       <w:tab/>
       <w:tab/>
-      <w:t>2026-09-07</w:t>
+      <w:t>2026-09-08</w:t>
       <w:br/>
       <w:br/>
     </w:r>

--- a/klagomål/Maskaure Siebdniesjávrrie-Lillberget, 122 ha FSC-klagomål.docx
+++ b/klagomål/Maskaure Siebdniesjávrrie-Lillberget, 122 ha FSC-klagomål.docx
@@ -2042,7 +2042,7 @@
     <w:r>
       <w:tab/>
       <w:tab/>
-      <w:t>2026-09-08</w:t>
+      <w:t>2026-09-09</w:t>
       <w:br/>
       <w:br/>
     </w:r>

--- a/klagomål/Maskaure Siebdniesjávrrie-Lillberget, 122 ha FSC-klagomål.docx
+++ b/klagomål/Maskaure Siebdniesjávrrie-Lillberget, 122 ha FSC-klagomål.docx
@@ -2042,7 +2042,7 @@
     <w:r>
       <w:tab/>
       <w:tab/>
-      <w:t>2026-09-09</w:t>
+      <w:t>2026-09-10</w:t>
       <w:br/>
       <w:br/>
     </w:r>

--- a/klagomål/Maskaure Siebdniesjávrrie-Lillberget, 122 ha FSC-klagomål.docx
+++ b/klagomål/Maskaure Siebdniesjávrrie-Lillberget, 122 ha FSC-klagomål.docx
@@ -2042,7 +2042,7 @@
     <w:r>
       <w:tab/>
       <w:tab/>
-      <w:t>2026-09-10</w:t>
+      <w:t>2026-09-11</w:t>
       <w:br/>
       <w:br/>
     </w:r>

--- a/klagomål/Maskaure Siebdniesjávrrie-Lillberget, 122 ha FSC-klagomål.docx
+++ b/klagomål/Maskaure Siebdniesjávrrie-Lillberget, 122 ha FSC-klagomål.docx
@@ -2042,7 +2042,7 @@
     <w:r>
       <w:tab/>
       <w:tab/>
-      <w:t>2026-09-11</w:t>
+      <w:t>2026-09-12</w:t>
       <w:br/>
       <w:br/>
     </w:r>
